--- a/Курсовая.docx
+++ b/Курсовая.docx
@@ -11334,13 +11334,14 @@
     <w:p>
       <w:pPr>
         <w:spacing w:line="360" w:lineRule="auto"/>
-        <w:ind w:firstLine="360"/>
+        <w:ind w:firstLine="708"/>
         <w:jc w:val="both"/>
         <w:rPr>
           <w:rFonts w:ascii="Times New Roman" w:hAnsi="Times New Roman" w:cs="Times New Roman"/>
           <w:color w:val="000000" w:themeColor="text1"/>
           <w:sz w:val="28"/>
           <w:szCs w:val="28"/>
+          <w:lang w:val="en-US"/>
         </w:rPr>
       </w:pPr>
       <w:r>
@@ -11464,6 +11465,406 @@
           <w:szCs w:val="28"/>
         </w:rPr>
         <w:t>.</w:t>
+      </w:r>
+    </w:p>
+    <w:p>
+      <w:pPr>
+        <w:spacing w:line="360" w:lineRule="auto"/>
+        <w:ind w:firstLine="708"/>
+        <w:jc w:val="both"/>
+        <w:rPr>
+          <w:rFonts w:ascii="Times New Roman" w:hAnsi="Times New Roman" w:cs="Times New Roman"/>
+          <w:color w:val="000000" w:themeColor="text1"/>
+          <w:sz w:val="28"/>
+          <w:szCs w:val="28"/>
+        </w:rPr>
+      </w:pPr>
+      <w:r>
+        <w:rPr>
+          <w:rFonts w:ascii="Times New Roman" w:hAnsi="Times New Roman" w:cs="Times New Roman"/>
+          <w:color w:val="000000" w:themeColor="text1"/>
+          <w:sz w:val="28"/>
+          <w:szCs w:val="28"/>
+        </w:rPr>
+        <w:t xml:space="preserve">Помимо обеспечения безопасности и корректности работы, </w:t>
+      </w:r>
+      <w:r>
+        <w:rPr>
+          <w:rFonts w:ascii="Times New Roman" w:hAnsi="Times New Roman" w:cs="Times New Roman"/>
+          <w:color w:val="000000" w:themeColor="text1"/>
+          <w:sz w:val="28"/>
+          <w:szCs w:val="28"/>
+          <w:lang w:val="en-US"/>
+        </w:rPr>
+        <w:t>Rust</w:t>
+      </w:r>
+      <w:r>
+        <w:rPr>
+          <w:rFonts w:ascii="Times New Roman" w:hAnsi="Times New Roman" w:cs="Times New Roman"/>
+          <w:color w:val="000000" w:themeColor="text1"/>
+          <w:sz w:val="28"/>
+          <w:szCs w:val="28"/>
+        </w:rPr>
+        <w:t xml:space="preserve"> обладает рядом практических преимуществ, которые делают его подходящим для разработки высокопроизводительных библиотек, таких как </w:t>
+      </w:r>
+      <w:r>
+        <w:rPr>
+          <w:rFonts w:ascii="Times New Roman" w:hAnsi="Times New Roman" w:cs="Times New Roman"/>
+          <w:color w:val="FF0000"/>
+          <w:sz w:val="28"/>
+          <w:szCs w:val="28"/>
+        </w:rPr>
+        <w:t>[название библиотеки]</w:t>
+      </w:r>
+      <w:r>
+        <w:rPr>
+          <w:rFonts w:ascii="Times New Roman" w:hAnsi="Times New Roman" w:cs="Times New Roman"/>
+          <w:color w:val="000000" w:themeColor="text1"/>
+          <w:sz w:val="28"/>
+          <w:szCs w:val="28"/>
+        </w:rPr>
+        <w:t>.</w:t>
+      </w:r>
+      <w:r>
+        <w:rPr>
+          <w:rFonts w:ascii="Times New Roman" w:hAnsi="Times New Roman" w:cs="Times New Roman"/>
+          <w:color w:val="000000" w:themeColor="text1"/>
+          <w:sz w:val="28"/>
+          <w:szCs w:val="28"/>
+        </w:rPr>
+        <w:t xml:space="preserve"> </w:t>
+      </w:r>
+    </w:p>
+    <w:p>
+      <w:pPr>
+        <w:spacing w:line="360" w:lineRule="auto"/>
+        <w:ind w:firstLine="708"/>
+        <w:jc w:val="both"/>
+        <w:rPr>
+          <w:rFonts w:ascii="Times New Roman" w:hAnsi="Times New Roman" w:cs="Times New Roman"/>
+          <w:color w:val="000000" w:themeColor="text1"/>
+          <w:sz w:val="28"/>
+          <w:szCs w:val="28"/>
+        </w:rPr>
+      </w:pPr>
+      <w:r>
+        <w:rPr>
+          <w:rFonts w:ascii="Times New Roman" w:hAnsi="Times New Roman" w:cs="Times New Roman"/>
+          <w:color w:val="000000" w:themeColor="text1"/>
+          <w:sz w:val="28"/>
+          <w:szCs w:val="28"/>
+        </w:rPr>
+        <w:t xml:space="preserve">Во-первых, язык программирования </w:t>
+      </w:r>
+      <w:r>
+        <w:rPr>
+          <w:rFonts w:ascii="Times New Roman" w:hAnsi="Times New Roman" w:cs="Times New Roman"/>
+          <w:color w:val="000000" w:themeColor="text1"/>
+          <w:sz w:val="28"/>
+          <w:szCs w:val="28"/>
+          <w:lang w:val="en-US"/>
+        </w:rPr>
+        <w:t>Rust</w:t>
+      </w:r>
+      <w:r>
+        <w:rPr>
+          <w:rFonts w:ascii="Times New Roman" w:hAnsi="Times New Roman" w:cs="Times New Roman"/>
+          <w:color w:val="000000" w:themeColor="text1"/>
+          <w:sz w:val="28"/>
+          <w:szCs w:val="28"/>
+        </w:rPr>
+        <w:t xml:space="preserve"> обеспечивает производительность за счёт компиляции в машинный код и отсутствия накладных расходов, связанных со сборкой мусора</w:t>
+      </w:r>
+      <w:r>
+        <w:rPr>
+          <w:rFonts w:ascii="Times New Roman" w:hAnsi="Times New Roman" w:cs="Times New Roman"/>
+          <w:color w:val="000000" w:themeColor="text1"/>
+          <w:sz w:val="28"/>
+          <w:szCs w:val="28"/>
+        </w:rPr>
+        <w:t xml:space="preserve"> в ядре языка </w:t>
+      </w:r>
+      <w:r>
+        <w:rPr>
+          <w:rFonts w:ascii="Times New Roman" w:hAnsi="Times New Roman" w:cs="Times New Roman"/>
+          <w:color w:val="000000" w:themeColor="text1"/>
+          <w:sz w:val="28"/>
+          <w:szCs w:val="28"/>
+        </w:rPr>
+        <w:t>[5]</w:t>
+      </w:r>
+      <w:r>
+        <w:rPr>
+          <w:rFonts w:ascii="Times New Roman" w:hAnsi="Times New Roman" w:cs="Times New Roman"/>
+          <w:color w:val="000000" w:themeColor="text1"/>
+          <w:sz w:val="28"/>
+          <w:szCs w:val="28"/>
+        </w:rPr>
+        <w:t>. Это критически важно для задач обработки текстов, где необходимо хранить и анализировать большие объёмы данных с высокой скоростью, например при извлечении адресной информации из потоков документов.</w:t>
+      </w:r>
+    </w:p>
+    <w:p>
+      <w:pPr>
+        <w:spacing w:line="360" w:lineRule="auto"/>
+        <w:ind w:firstLine="708"/>
+        <w:jc w:val="both"/>
+        <w:rPr>
+          <w:rFonts w:ascii="Times New Roman" w:hAnsi="Times New Roman" w:cs="Times New Roman"/>
+          <w:color w:val="000000" w:themeColor="text1"/>
+          <w:sz w:val="28"/>
+          <w:szCs w:val="28"/>
+        </w:rPr>
+      </w:pPr>
+      <w:r>
+        <w:rPr>
+          <w:rFonts w:ascii="Times New Roman" w:hAnsi="Times New Roman" w:cs="Times New Roman"/>
+          <w:color w:val="000000" w:themeColor="text1"/>
+          <w:sz w:val="28"/>
+          <w:szCs w:val="28"/>
+        </w:rPr>
+        <w:t xml:space="preserve">Во-вторых, </w:t>
+      </w:r>
+      <w:r>
+        <w:rPr>
+          <w:rFonts w:ascii="Times New Roman" w:hAnsi="Times New Roman" w:cs="Times New Roman"/>
+          <w:color w:val="000000" w:themeColor="text1"/>
+          <w:sz w:val="28"/>
+          <w:szCs w:val="28"/>
+          <w:lang w:val="en-US"/>
+        </w:rPr>
+        <w:t>Rust</w:t>
+      </w:r>
+      <w:r>
+        <w:rPr>
+          <w:rFonts w:ascii="Times New Roman" w:hAnsi="Times New Roman" w:cs="Times New Roman"/>
+          <w:color w:val="000000" w:themeColor="text1"/>
+          <w:sz w:val="28"/>
+          <w:szCs w:val="28"/>
+        </w:rPr>
+        <w:t xml:space="preserve"> предоставляет развитые средства абстракции с нулевой </w:t>
+      </w:r>
+      <w:r>
+        <w:rPr>
+          <w:rFonts w:ascii="Times New Roman" w:hAnsi="Times New Roman" w:cs="Times New Roman"/>
+          <w:color w:val="000000" w:themeColor="text1"/>
+          <w:sz w:val="28"/>
+          <w:szCs w:val="28"/>
+        </w:rPr>
+        <w:t>стоимостью (</w:t>
+      </w:r>
+      <w:r>
+        <w:rPr>
+          <w:rFonts w:ascii="Times New Roman" w:hAnsi="Times New Roman" w:cs="Times New Roman"/>
+          <w:sz w:val="28"/>
+          <w:szCs w:val="28"/>
+        </w:rPr>
+        <w:t>zero-cost abstractions</w:t>
+      </w:r>
+      <w:r>
+        <w:rPr>
+          <w:rFonts w:ascii="Times New Roman" w:hAnsi="Times New Roman" w:cs="Times New Roman"/>
+          <w:color w:val="000000" w:themeColor="text1"/>
+          <w:sz w:val="28"/>
+          <w:szCs w:val="28"/>
+        </w:rPr>
+        <w:t>)</w:t>
+      </w:r>
+      <w:r>
+        <w:rPr>
+          <w:rFonts w:ascii="Times New Roman" w:hAnsi="Times New Roman" w:cs="Times New Roman"/>
+          <w:color w:val="000000" w:themeColor="text1"/>
+          <w:sz w:val="28"/>
+          <w:szCs w:val="28"/>
+        </w:rPr>
+        <w:t xml:space="preserve">, позволяющие строить сложные архитектурные решения без потери производительности. Это даёт возможность </w:t>
+      </w:r>
+      <w:r>
+        <w:rPr>
+          <w:rFonts w:ascii="Times New Roman" w:hAnsi="Times New Roman" w:cs="Times New Roman"/>
+          <w:color w:val="000000" w:themeColor="text1"/>
+          <w:sz w:val="28"/>
+          <w:szCs w:val="28"/>
+        </w:rPr>
+        <w:t xml:space="preserve">реализовать модульную и расширяемую архитектуру парсера, аналогичную </w:t>
+      </w:r>
+      <w:r>
+        <w:rPr>
+          <w:rFonts w:ascii="Times New Roman" w:hAnsi="Times New Roman" w:cs="Times New Roman"/>
+          <w:color w:val="000000" w:themeColor="text1"/>
+          <w:sz w:val="28"/>
+          <w:szCs w:val="28"/>
+          <w:lang w:val="en-US"/>
+        </w:rPr>
+        <w:t>Yargy</w:t>
+      </w:r>
+      <w:r>
+        <w:rPr>
+          <w:rFonts w:ascii="Times New Roman" w:hAnsi="Times New Roman" w:cs="Times New Roman"/>
+          <w:color w:val="000000" w:themeColor="text1"/>
+          <w:sz w:val="28"/>
+          <w:szCs w:val="28"/>
+        </w:rPr>
+        <w:t>, сохраняя при этом высокую эффективность исполнения.</w:t>
+      </w:r>
+    </w:p>
+    <w:p>
+      <w:pPr>
+        <w:spacing w:line="360" w:lineRule="auto"/>
+        <w:ind w:firstLine="708"/>
+        <w:jc w:val="both"/>
+        <w:rPr>
+          <w:rFonts w:ascii="Times New Roman" w:hAnsi="Times New Roman" w:cs="Times New Roman"/>
+          <w:color w:val="000000" w:themeColor="text1"/>
+          <w:sz w:val="28"/>
+          <w:szCs w:val="28"/>
+        </w:rPr>
+      </w:pPr>
+      <w:r>
+        <w:rPr>
+          <w:rFonts w:ascii="Times New Roman" w:hAnsi="Times New Roman" w:cs="Times New Roman"/>
+          <w:color w:val="000000" w:themeColor="text1"/>
+          <w:sz w:val="28"/>
+          <w:szCs w:val="28"/>
+        </w:rPr>
+        <w:t xml:space="preserve">Кроме того, </w:t>
+      </w:r>
+      <w:r>
+        <w:rPr>
+          <w:rFonts w:ascii="Times New Roman" w:hAnsi="Times New Roman" w:cs="Times New Roman"/>
+          <w:color w:val="000000" w:themeColor="text1"/>
+          <w:sz w:val="28"/>
+          <w:szCs w:val="28"/>
+          <w:lang w:val="en-US"/>
+        </w:rPr>
+        <w:t>Rust</w:t>
+      </w:r>
+      <w:r>
+        <w:rPr>
+          <w:rFonts w:ascii="Times New Roman" w:hAnsi="Times New Roman" w:cs="Times New Roman"/>
+          <w:color w:val="000000" w:themeColor="text1"/>
+          <w:sz w:val="28"/>
+          <w:szCs w:val="28"/>
+        </w:rPr>
+        <w:t xml:space="preserve"> обеспечивает удобные средства для построения безопасных и эффективных многопоточных решений, что позволяет масштабировать обработку данных и использовать </w:t>
+      </w:r>
+      <w:r>
+        <w:rPr>
+          <w:rFonts w:ascii="Times New Roman" w:hAnsi="Times New Roman" w:cs="Times New Roman"/>
+          <w:color w:val="000000" w:themeColor="text1"/>
+          <w:sz w:val="28"/>
+          <w:szCs w:val="28"/>
+        </w:rPr>
+        <w:t>возможности современных многоядерных процессоров без риска возникновения трудноуловимых ошибок.</w:t>
+      </w:r>
+    </w:p>
+    <w:p>
+      <w:pPr>
+        <w:spacing w:line="360" w:lineRule="auto"/>
+        <w:ind w:firstLine="708"/>
+        <w:jc w:val="both"/>
+        <w:rPr>
+          <w:rFonts w:ascii="Times New Roman" w:hAnsi="Times New Roman" w:cs="Times New Roman"/>
+          <w:color w:val="000000" w:themeColor="text1"/>
+          <w:sz w:val="28"/>
+          <w:szCs w:val="28"/>
+        </w:rPr>
+      </w:pPr>
+      <w:r>
+        <w:rPr>
+          <w:rFonts w:ascii="Times New Roman" w:hAnsi="Times New Roman" w:cs="Times New Roman"/>
+          <w:color w:val="000000" w:themeColor="text1"/>
+          <w:sz w:val="28"/>
+          <w:szCs w:val="28"/>
+        </w:rPr>
+        <w:t>Стоит отметить, что развитая экосистема инструментов (</w:t>
+      </w:r>
+      <w:r>
+        <w:rPr>
+          <w:rFonts w:ascii="Times New Roman" w:hAnsi="Times New Roman" w:cs="Times New Roman"/>
+          <w:color w:val="000000" w:themeColor="text1"/>
+          <w:sz w:val="28"/>
+          <w:szCs w:val="28"/>
+          <w:lang w:val="en-US"/>
+        </w:rPr>
+        <w:t>Cargo</w:t>
+      </w:r>
+      <w:r>
+        <w:rPr>
+          <w:rFonts w:ascii="Times New Roman" w:hAnsi="Times New Roman" w:cs="Times New Roman"/>
+          <w:color w:val="000000" w:themeColor="text1"/>
+          <w:sz w:val="28"/>
+          <w:szCs w:val="28"/>
+        </w:rPr>
+        <w:t xml:space="preserve">, встроенная система тестирования, генерация документации) способствует ускорению разработки, сопровождения и верификации программного </w:t>
+      </w:r>
+      <w:r>
+        <w:rPr>
+          <w:rFonts w:ascii="Times New Roman" w:hAnsi="Times New Roman" w:cs="Times New Roman"/>
+          <w:color w:val="000000" w:themeColor="text1"/>
+          <w:sz w:val="28"/>
+          <w:szCs w:val="28"/>
+        </w:rPr>
+        <w:lastRenderedPageBreak/>
+        <w:t>обеспечивания, что является важным фактором при создании исследовательских и прикладных программ.</w:t>
+      </w:r>
+    </w:p>
+    <w:p>
+      <w:pPr>
+        <w:spacing w:line="360" w:lineRule="auto"/>
+        <w:ind w:firstLine="708"/>
+        <w:jc w:val="both"/>
+        <w:rPr>
+          <w:rFonts w:ascii="Times New Roman" w:hAnsi="Times New Roman" w:cs="Times New Roman"/>
+          <w:color w:val="000000" w:themeColor="text1"/>
+          <w:sz w:val="28"/>
+          <w:szCs w:val="28"/>
+        </w:rPr>
+      </w:pPr>
+      <w:r>
+        <w:rPr>
+          <w:rFonts w:ascii="Times New Roman" w:hAnsi="Times New Roman" w:cs="Times New Roman"/>
+          <w:color w:val="000000" w:themeColor="text1"/>
+          <w:sz w:val="28"/>
+          <w:szCs w:val="28"/>
+        </w:rPr>
+        <w:t xml:space="preserve">Таким образом, выбор </w:t>
+      </w:r>
+      <w:r>
+        <w:rPr>
+          <w:rFonts w:ascii="Times New Roman" w:hAnsi="Times New Roman" w:cs="Times New Roman"/>
+          <w:color w:val="000000" w:themeColor="text1"/>
+          <w:sz w:val="28"/>
+          <w:szCs w:val="28"/>
+          <w:lang w:val="en-US"/>
+        </w:rPr>
+        <w:t>Rust</w:t>
+      </w:r>
+      <w:r>
+        <w:rPr>
+          <w:rFonts w:ascii="Times New Roman" w:hAnsi="Times New Roman" w:cs="Times New Roman"/>
+          <w:color w:val="000000" w:themeColor="text1"/>
+          <w:sz w:val="28"/>
+          <w:szCs w:val="28"/>
+        </w:rPr>
+        <w:t xml:space="preserve"> в качестве языка реализации </w:t>
+      </w:r>
+      <w:r>
+        <w:rPr>
+          <w:rFonts w:ascii="Times New Roman" w:hAnsi="Times New Roman" w:cs="Times New Roman"/>
+          <w:color w:val="FF0000"/>
+          <w:sz w:val="28"/>
+          <w:szCs w:val="28"/>
+        </w:rPr>
+        <w:t>[название библиотеки]</w:t>
+      </w:r>
+      <w:r>
+        <w:rPr>
+          <w:rFonts w:ascii="Times New Roman" w:hAnsi="Times New Roman" w:cs="Times New Roman"/>
+          <w:color w:val="000000" w:themeColor="text1"/>
+          <w:sz w:val="28"/>
+          <w:szCs w:val="28"/>
+        </w:rPr>
+        <w:t xml:space="preserve"> обусловлен сочетанием высокой производительности, безопасности и удобства разработки, что делает этот язык программирования эффективной основой для построения промышленного синтаксического анализатора.</w:t>
       </w:r>
     </w:p>
     <w:p>
@@ -11832,29 +12233,7 @@
             <w:szCs w:val="28"/>
             <w:shd w:val="clear" w:color="auto" w:fill="FFFFFF"/>
           </w:rPr>
-          <w:t>ISBN</w:t>
-        </w:r>
-        <w:r>
-          <w:rPr>
-            <w:rStyle w:val="a7"/>
-            <w:rFonts w:ascii="Times New Roman" w:hAnsi="Times New Roman" w:cs="Times New Roman"/>
-            <w:color w:val="3366CC"/>
-            <w:sz w:val="28"/>
-            <w:szCs w:val="28"/>
-            <w:shd w:val="clear" w:color="auto" w:fill="FFFFFF"/>
-          </w:rPr>
-          <w:t xml:space="preserve"> </w:t>
-        </w:r>
-        <w:r>
-          <w:rPr>
-            <w:rStyle w:val="a7"/>
-            <w:rFonts w:ascii="Times New Roman" w:hAnsi="Times New Roman" w:cs="Times New Roman"/>
-            <w:color w:val="3366CC"/>
-            <w:sz w:val="28"/>
-            <w:szCs w:val="28"/>
-            <w:shd w:val="clear" w:color="auto" w:fill="FFFFFF"/>
-          </w:rPr>
-          <w:t>978-5-97060-236-2</w:t>
+          <w:t>ISBN 978-5-97060-236-2</w:t>
         </w:r>
       </w:hyperlink>
       <w:r>
@@ -12036,7 +12415,7 @@
             <w:rPr>
               <w:noProof/>
             </w:rPr>
-            <w:t>24</w:t>
+            <w:t>25</w:t>
           </w:r>
         </w:fldSimple>
       </w:p>

--- a/Курсовая.docx
+++ b/Курсовая.docx
@@ -867,19 +867,35 @@
       <w:r>
         <w:rPr>
           <w:rFonts w:ascii="Times New Roman" w:hAnsi="Times New Roman" w:cs="Times New Roman"/>
-          <w:color w:val="FF0000"/>
-          <w:sz w:val="28"/>
-          <w:szCs w:val="28"/>
-        </w:rPr>
-        <w:t>(название библиотеки)</w:t>
-      </w:r>
-      <w:r>
-        <w:rPr>
-          <w:rFonts w:ascii="Times New Roman" w:hAnsi="Times New Roman" w:cs="Times New Roman"/>
-          <w:sz w:val="28"/>
-          <w:szCs w:val="28"/>
-        </w:rPr>
-        <w:t xml:space="preserve">, ориентируемой на извлечении информации из текстов на русском языке для тех областей, где критически важны высокие точность и производительность </w:t>
+          <w:sz w:val="28"/>
+          <w:szCs w:val="28"/>
+          <w:lang w:val="en-US"/>
+        </w:rPr>
+        <w:t>RENERT</w:t>
+      </w:r>
+      <w:r>
+        <w:rPr>
+          <w:rFonts w:ascii="Times New Roman" w:hAnsi="Times New Roman" w:cs="Times New Roman"/>
+          <w:sz w:val="28"/>
+          <w:szCs w:val="28"/>
+        </w:rPr>
+        <w:t>, ориентируемой на извлечении информации из текстов на русском языке для тех областей, где критически важны высоки</w:t>
+      </w:r>
+      <w:r>
+        <w:rPr>
+          <w:rFonts w:ascii="Times New Roman" w:hAnsi="Times New Roman" w:cs="Times New Roman"/>
+          <w:sz w:val="28"/>
+          <w:szCs w:val="28"/>
+        </w:rPr>
+        <w:t>е точность и производительность</w:t>
+      </w:r>
+      <w:r>
+        <w:rPr>
+          <w:rFonts w:ascii="Times New Roman" w:hAnsi="Times New Roman" w:cs="Times New Roman"/>
+          <w:sz w:val="28"/>
+          <w:szCs w:val="28"/>
+        </w:rPr>
+        <w:t>.</w:t>
       </w:r>
     </w:p>
     <w:p>
@@ -965,16 +981,24 @@
           <w:sz w:val="28"/>
           <w:szCs w:val="28"/>
         </w:rPr>
-        <w:t xml:space="preserve">, </w:t>
-      </w:r>
-      <w:r>
-        <w:rPr>
-          <w:rFonts w:ascii="Times New Roman" w:hAnsi="Times New Roman" w:cs="Times New Roman"/>
-          <w:color w:val="FF0000"/>
-          <w:sz w:val="28"/>
-          <w:szCs w:val="28"/>
-        </w:rPr>
-        <w:t>(название библиотеки)</w:t>
+        <w:t>,</w:t>
+      </w:r>
+      <w:r>
+        <w:rPr>
+          <w:rFonts w:ascii="Times New Roman" w:hAnsi="Times New Roman" w:cs="Times New Roman"/>
+          <w:sz w:val="28"/>
+          <w:szCs w:val="28"/>
+        </w:rPr>
+        <w:t xml:space="preserve"> </w:t>
+      </w:r>
+      <w:r>
+        <w:rPr>
+          <w:rFonts w:ascii="Times New Roman" w:hAnsi="Times New Roman" w:cs="Times New Roman"/>
+          <w:sz w:val="28"/>
+          <w:szCs w:val="28"/>
+          <w:lang w:val="en-US"/>
+        </w:rPr>
+        <w:t>RENERT</w:t>
       </w:r>
     </w:p>
     <w:p>
@@ -1137,10 +1161,13 @@
           <w:r>
             <w:rPr>
               <w:rStyle w:val="af3"/>
+              <w:rFonts w:ascii="Times New Roman" w:hAnsi="Times New Roman" w:cs="Times New Roman"/>
+              <w:sz w:val="28"/>
+              <w:szCs w:val="28"/>
             </w:rPr>
             <w:fldChar w:fldCharType="separate"/>
           </w:r>
-          <w:hyperlink w:anchor="_Toc228286265" w:history="1">
+          <w:hyperlink w:anchor="_Toc228996007" w:history="1">
             <w:r>
               <w:rPr>
                 <w:rStyle w:val="a7"/>
@@ -1203,7 +1230,7 @@
                 <w:sz w:val="28"/>
                 <w:szCs w:val="28"/>
               </w:rPr>
-              <w:instrText xml:space="preserve"> PAGEREF _Toc228286265 \h </w:instrText>
+              <w:instrText xml:space="preserve"> PAGEREF _Toc228996007 \h </w:instrText>
             </w:r>
             <w:r>
               <w:rPr>
@@ -1261,7 +1288,7 @@
               <w:lang w:eastAsia="ru-RU"/>
             </w:rPr>
           </w:pPr>
-          <w:hyperlink w:anchor="_Toc228286266" w:history="1">
+          <w:hyperlink w:anchor="_Toc228996008" w:history="1">
             <w:r>
               <w:rPr>
                 <w:rStyle w:val="a7"/>
@@ -1322,7 +1349,7 @@
                 <w:sz w:val="28"/>
                 <w:szCs w:val="28"/>
               </w:rPr>
-              <w:instrText xml:space="preserve"> PAGEREF _Toc228286266 \h </w:instrText>
+              <w:instrText xml:space="preserve"> PAGEREF _Toc228996008 \h </w:instrText>
             </w:r>
             <w:r>
               <w:rPr>
@@ -1379,7 +1406,7 @@
               <w:lang w:eastAsia="ru-RU"/>
             </w:rPr>
           </w:pPr>
-          <w:hyperlink w:anchor="_Toc228286267" w:history="1">
+          <w:hyperlink w:anchor="_Toc228996009" w:history="1">
             <w:r>
               <w:rPr>
                 <w:rStyle w:val="a7"/>
@@ -1419,7 +1446,7 @@
                 <w:sz w:val="28"/>
                 <w:szCs w:val="28"/>
               </w:rPr>
-              <w:instrText xml:space="preserve"> PAGEREF _Toc228286267 \h </w:instrText>
+              <w:instrText xml:space="preserve"> PAGEREF _Toc228996009 \h </w:instrText>
             </w:r>
             <w:r>
               <w:rPr>
@@ -1477,7 +1504,7 @@
               <w:lang w:eastAsia="ru-RU"/>
             </w:rPr>
           </w:pPr>
-          <w:hyperlink w:anchor="_Toc228286268" w:history="1">
+          <w:hyperlink w:anchor="_Toc228996010" w:history="1">
             <w:r>
               <w:rPr>
                 <w:rStyle w:val="a7"/>
@@ -1538,7 +1565,7 @@
                 <w:sz w:val="28"/>
                 <w:szCs w:val="28"/>
               </w:rPr>
-              <w:instrText xml:space="preserve"> PAGEREF _Toc228286268 \h </w:instrText>
+              <w:instrText xml:space="preserve"> PAGEREF _Toc228996010 \h </w:instrText>
             </w:r>
             <w:r>
               <w:rPr>
@@ -1596,7 +1623,7 @@
               <w:lang w:eastAsia="ru-RU"/>
             </w:rPr>
           </w:pPr>
-          <w:hyperlink w:anchor="_Toc228286269" w:history="1">
+          <w:hyperlink w:anchor="_Toc228996011" w:history="1">
             <w:r>
               <w:rPr>
                 <w:rStyle w:val="a7"/>
@@ -1657,7 +1684,7 @@
                 <w:sz w:val="28"/>
                 <w:szCs w:val="28"/>
               </w:rPr>
-              <w:instrText xml:space="preserve"> PAGEREF _Toc228286269 \h </w:instrText>
+              <w:instrText xml:space="preserve"> PAGEREF _Toc228996011 \h </w:instrText>
             </w:r>
             <w:r>
               <w:rPr>
@@ -1715,7 +1742,7 @@
               <w:lang w:eastAsia="ru-RU"/>
             </w:rPr>
           </w:pPr>
-          <w:hyperlink w:anchor="_Toc228286270" w:history="1">
+          <w:hyperlink w:anchor="_Toc228996012" w:history="1">
             <w:r>
               <w:rPr>
                 <w:rStyle w:val="a7"/>
@@ -1788,7 +1815,7 @@
                 <w:sz w:val="28"/>
                 <w:szCs w:val="28"/>
               </w:rPr>
-              <w:instrText xml:space="preserve"> PAGEREF _Toc228286270 \h </w:instrText>
+              <w:instrText xml:space="preserve"> PAGEREF _Toc228996012 \h </w:instrText>
             </w:r>
             <w:r>
               <w:rPr>
@@ -1846,7 +1873,7 @@
               <w:lang w:eastAsia="ru-RU"/>
             </w:rPr>
           </w:pPr>
-          <w:hyperlink w:anchor="_Toc228286271" w:history="1">
+          <w:hyperlink w:anchor="_Toc228996013" w:history="1">
             <w:r>
               <w:rPr>
                 <w:rStyle w:val="a7"/>
@@ -1907,7 +1934,7 @@
                 <w:sz w:val="28"/>
                 <w:szCs w:val="28"/>
               </w:rPr>
-              <w:instrText xml:space="preserve"> PAGEREF _Toc228286271 \h </w:instrText>
+              <w:instrText xml:space="preserve"> PAGEREF _Toc228996013 \h </w:instrText>
             </w:r>
             <w:r>
               <w:rPr>
@@ -1964,7 +1991,7 @@
               <w:lang w:eastAsia="ru-RU"/>
             </w:rPr>
           </w:pPr>
-          <w:hyperlink w:anchor="_Toc228286272" w:history="1">
+          <w:hyperlink w:anchor="_Toc228996014" w:history="1">
             <w:r>
               <w:rPr>
                 <w:rStyle w:val="a7"/>
@@ -2004,7 +2031,7 @@
                 <w:sz w:val="28"/>
                 <w:szCs w:val="28"/>
               </w:rPr>
-              <w:instrText xml:space="preserve"> PAGEREF _Toc228286272 \h </w:instrText>
+              <w:instrText xml:space="preserve"> PAGEREF _Toc228996014 \h </w:instrText>
             </w:r>
             <w:r>
               <w:rPr>
@@ -2062,7 +2089,7 @@
               <w:lang w:eastAsia="ru-RU"/>
             </w:rPr>
           </w:pPr>
-          <w:hyperlink w:anchor="_Toc228286273" w:history="1">
+          <w:hyperlink w:anchor="_Toc228996015" w:history="1">
             <w:r>
               <w:rPr>
                 <w:rStyle w:val="a7"/>
@@ -2123,7 +2150,7 @@
                 <w:sz w:val="28"/>
                 <w:szCs w:val="28"/>
               </w:rPr>
-              <w:instrText xml:space="preserve"> PAGEREF _Toc228286273 \h </w:instrText>
+              <w:instrText xml:space="preserve"> PAGEREF _Toc228996015 \h </w:instrText>
             </w:r>
             <w:r>
               <w:rPr>
@@ -2181,7 +2208,7 @@
               <w:lang w:eastAsia="ru-RU"/>
             </w:rPr>
           </w:pPr>
-          <w:hyperlink w:anchor="_Toc228286274" w:history="1">
+          <w:hyperlink w:anchor="_Toc228996016" w:history="1">
             <w:r>
               <w:rPr>
                 <w:rStyle w:val="a7"/>
@@ -2212,7 +2239,7 @@
                 <w:sz w:val="28"/>
                 <w:szCs w:val="28"/>
               </w:rPr>
-              <w:t xml:space="preserve">Архитектура системы парсера </w:t>
+              <w:t xml:space="preserve">Архитектура системы парсера в </w:t>
             </w:r>
             <w:r>
               <w:rPr>
@@ -2235,7 +2262,19 @@
                 <w:sz w:val="28"/>
                 <w:szCs w:val="28"/>
               </w:rPr>
-              <w:t xml:space="preserve"> и</w:t>
+              <w:t xml:space="preserve"> и </w:t>
+            </w:r>
+            <w:r>
+              <w:rPr>
+                <w:rStyle w:val="a7"/>
+                <w:rFonts w:ascii="Times New Roman" w:hAnsi="Times New Roman" w:cs="Times New Roman"/>
+                <w:b/>
+                <w:noProof/>
+                <w:sz w:val="28"/>
+                <w:szCs w:val="28"/>
+                <w:lang w:val="en-US"/>
+              </w:rPr>
+              <w:t>RENERT</w:t>
             </w:r>
             <w:r>
               <w:rPr>
@@ -2265,7 +2304,7 @@
                 <w:sz w:val="28"/>
                 <w:szCs w:val="28"/>
               </w:rPr>
-              <w:instrText xml:space="preserve"> PAGEREF _Toc228286274 \h </w:instrText>
+              <w:instrText xml:space="preserve"> PAGEREF _Toc228996016 \h </w:instrText>
             </w:r>
             <w:r>
               <w:rPr>
@@ -2295,6 +2334,494 @@
                 <w:szCs w:val="28"/>
               </w:rPr>
               <w:t>20</w:t>
+            </w:r>
+            <w:r>
+              <w:rPr>
+                <w:rFonts w:ascii="Times New Roman" w:hAnsi="Times New Roman" w:cs="Times New Roman"/>
+                <w:noProof/>
+                <w:webHidden/>
+                <w:sz w:val="28"/>
+                <w:szCs w:val="28"/>
+              </w:rPr>
+              <w:fldChar w:fldCharType="end"/>
+            </w:r>
+          </w:hyperlink>
+        </w:p>
+        <w:p>
+          <w:pPr>
+            <w:pStyle w:val="12"/>
+            <w:tabs>
+              <w:tab w:val="left" w:pos="440"/>
+              <w:tab w:val="right" w:leader="dot" w:pos="9344"/>
+            </w:tabs>
+            <w:rPr>
+              <w:rFonts w:ascii="Times New Roman" w:eastAsiaTheme="minorEastAsia" w:hAnsi="Times New Roman" w:cs="Times New Roman"/>
+              <w:noProof/>
+              <w:sz w:val="28"/>
+              <w:szCs w:val="28"/>
+              <w:lang w:eastAsia="ru-RU"/>
+            </w:rPr>
+          </w:pPr>
+          <w:hyperlink w:anchor="_Toc228996017" w:history="1">
+            <w:r>
+              <w:rPr>
+                <w:rStyle w:val="a7"/>
+                <w:rFonts w:ascii="Times New Roman" w:hAnsi="Times New Roman" w:cs="Times New Roman"/>
+                <w:b/>
+                <w:noProof/>
+                <w:sz w:val="28"/>
+                <w:szCs w:val="28"/>
+              </w:rPr>
+              <w:t>4.</w:t>
+            </w:r>
+            <w:r>
+              <w:rPr>
+                <w:rFonts w:ascii="Times New Roman" w:eastAsiaTheme="minorEastAsia" w:hAnsi="Times New Roman" w:cs="Times New Roman"/>
+                <w:noProof/>
+                <w:sz w:val="28"/>
+                <w:szCs w:val="28"/>
+                <w:lang w:eastAsia="ru-RU"/>
+              </w:rPr>
+              <w:tab/>
+            </w:r>
+            <w:r>
+              <w:rPr>
+                <w:rStyle w:val="a7"/>
+                <w:rFonts w:ascii="Times New Roman" w:hAnsi="Times New Roman" w:cs="Times New Roman"/>
+                <w:b/>
+                <w:noProof/>
+                <w:sz w:val="28"/>
+                <w:szCs w:val="28"/>
+              </w:rPr>
+              <w:t>Практическая реализация и оптимизация</w:t>
+            </w:r>
+            <w:r>
+              <w:rPr>
+                <w:rFonts w:ascii="Times New Roman" w:hAnsi="Times New Roman" w:cs="Times New Roman"/>
+                <w:noProof/>
+                <w:webHidden/>
+                <w:sz w:val="28"/>
+                <w:szCs w:val="28"/>
+              </w:rPr>
+              <w:tab/>
+            </w:r>
+            <w:r>
+              <w:rPr>
+                <w:rFonts w:ascii="Times New Roman" w:hAnsi="Times New Roman" w:cs="Times New Roman"/>
+                <w:noProof/>
+                <w:webHidden/>
+                <w:sz w:val="28"/>
+                <w:szCs w:val="28"/>
+              </w:rPr>
+              <w:fldChar w:fldCharType="begin"/>
+            </w:r>
+            <w:r>
+              <w:rPr>
+                <w:rFonts w:ascii="Times New Roman" w:hAnsi="Times New Roman" w:cs="Times New Roman"/>
+                <w:noProof/>
+                <w:webHidden/>
+                <w:sz w:val="28"/>
+                <w:szCs w:val="28"/>
+              </w:rPr>
+              <w:instrText xml:space="preserve"> PAGEREF _Toc228996017 \h </w:instrText>
+            </w:r>
+            <w:r>
+              <w:rPr>
+                <w:rFonts w:ascii="Times New Roman" w:hAnsi="Times New Roman" w:cs="Times New Roman"/>
+                <w:noProof/>
+                <w:webHidden/>
+                <w:sz w:val="28"/>
+                <w:szCs w:val="28"/>
+              </w:rPr>
+            </w:r>
+            <w:r>
+              <w:rPr>
+                <w:rFonts w:ascii="Times New Roman" w:hAnsi="Times New Roman" w:cs="Times New Roman"/>
+                <w:noProof/>
+                <w:webHidden/>
+                <w:sz w:val="28"/>
+                <w:szCs w:val="28"/>
+              </w:rPr>
+              <w:fldChar w:fldCharType="separate"/>
+            </w:r>
+            <w:r>
+              <w:rPr>
+                <w:rFonts w:ascii="Times New Roman" w:hAnsi="Times New Roman" w:cs="Times New Roman"/>
+                <w:noProof/>
+                <w:webHidden/>
+                <w:sz w:val="28"/>
+                <w:szCs w:val="28"/>
+              </w:rPr>
+              <w:t>23</w:t>
+            </w:r>
+            <w:r>
+              <w:rPr>
+                <w:rFonts w:ascii="Times New Roman" w:hAnsi="Times New Roman" w:cs="Times New Roman"/>
+                <w:noProof/>
+                <w:webHidden/>
+                <w:sz w:val="28"/>
+                <w:szCs w:val="28"/>
+              </w:rPr>
+              <w:fldChar w:fldCharType="end"/>
+            </w:r>
+          </w:hyperlink>
+        </w:p>
+        <w:p>
+          <w:pPr>
+            <w:pStyle w:val="22"/>
+            <w:tabs>
+              <w:tab w:val="left" w:pos="880"/>
+              <w:tab w:val="right" w:leader="dot" w:pos="9344"/>
+            </w:tabs>
+            <w:rPr>
+              <w:rFonts w:ascii="Times New Roman" w:eastAsiaTheme="minorEastAsia" w:hAnsi="Times New Roman" w:cs="Times New Roman"/>
+              <w:noProof/>
+              <w:sz w:val="28"/>
+              <w:szCs w:val="28"/>
+              <w:lang w:eastAsia="ru-RU"/>
+            </w:rPr>
+          </w:pPr>
+          <w:hyperlink w:anchor="_Toc228996018" w:history="1">
+            <w:r>
+              <w:rPr>
+                <w:rStyle w:val="a7"/>
+                <w:rFonts w:ascii="Times New Roman" w:hAnsi="Times New Roman" w:cs="Times New Roman"/>
+                <w:b/>
+                <w:noProof/>
+                <w:sz w:val="28"/>
+                <w:szCs w:val="28"/>
+              </w:rPr>
+              <w:t>4.1.</w:t>
+            </w:r>
+            <w:r>
+              <w:rPr>
+                <w:rFonts w:ascii="Times New Roman" w:eastAsiaTheme="minorEastAsia" w:hAnsi="Times New Roman" w:cs="Times New Roman"/>
+                <w:noProof/>
+                <w:sz w:val="28"/>
+                <w:szCs w:val="28"/>
+                <w:lang w:eastAsia="ru-RU"/>
+              </w:rPr>
+              <w:tab/>
+            </w:r>
+            <w:r>
+              <w:rPr>
+                <w:rStyle w:val="a7"/>
+                <w:rFonts w:ascii="Times New Roman" w:hAnsi="Times New Roman" w:cs="Times New Roman"/>
+                <w:b/>
+                <w:noProof/>
+                <w:sz w:val="28"/>
+                <w:szCs w:val="28"/>
+              </w:rPr>
+              <w:t xml:space="preserve">Выбор </w:t>
+            </w:r>
+            <w:r>
+              <w:rPr>
+                <w:rStyle w:val="a7"/>
+                <w:rFonts w:ascii="Times New Roman" w:hAnsi="Times New Roman" w:cs="Times New Roman"/>
+                <w:b/>
+                <w:noProof/>
+                <w:sz w:val="28"/>
+                <w:szCs w:val="28"/>
+                <w:lang w:val="en-US"/>
+              </w:rPr>
+              <w:t>Rust</w:t>
+            </w:r>
+            <w:r>
+              <w:rPr>
+                <w:rFonts w:ascii="Times New Roman" w:hAnsi="Times New Roman" w:cs="Times New Roman"/>
+                <w:noProof/>
+                <w:webHidden/>
+                <w:sz w:val="28"/>
+                <w:szCs w:val="28"/>
+              </w:rPr>
+              <w:tab/>
+            </w:r>
+            <w:r>
+              <w:rPr>
+                <w:rFonts w:ascii="Times New Roman" w:hAnsi="Times New Roman" w:cs="Times New Roman"/>
+                <w:noProof/>
+                <w:webHidden/>
+                <w:sz w:val="28"/>
+                <w:szCs w:val="28"/>
+              </w:rPr>
+              <w:fldChar w:fldCharType="begin"/>
+            </w:r>
+            <w:r>
+              <w:rPr>
+                <w:rFonts w:ascii="Times New Roman" w:hAnsi="Times New Roman" w:cs="Times New Roman"/>
+                <w:noProof/>
+                <w:webHidden/>
+                <w:sz w:val="28"/>
+                <w:szCs w:val="28"/>
+              </w:rPr>
+              <w:instrText xml:space="preserve"> PAGEREF _Toc228996018 \h </w:instrText>
+            </w:r>
+            <w:r>
+              <w:rPr>
+                <w:rFonts w:ascii="Times New Roman" w:hAnsi="Times New Roman" w:cs="Times New Roman"/>
+                <w:noProof/>
+                <w:webHidden/>
+                <w:sz w:val="28"/>
+                <w:szCs w:val="28"/>
+              </w:rPr>
+            </w:r>
+            <w:r>
+              <w:rPr>
+                <w:rFonts w:ascii="Times New Roman" w:hAnsi="Times New Roman" w:cs="Times New Roman"/>
+                <w:noProof/>
+                <w:webHidden/>
+                <w:sz w:val="28"/>
+                <w:szCs w:val="28"/>
+              </w:rPr>
+              <w:fldChar w:fldCharType="separate"/>
+            </w:r>
+            <w:r>
+              <w:rPr>
+                <w:rFonts w:ascii="Times New Roman" w:hAnsi="Times New Roman" w:cs="Times New Roman"/>
+                <w:noProof/>
+                <w:webHidden/>
+                <w:sz w:val="28"/>
+                <w:szCs w:val="28"/>
+              </w:rPr>
+              <w:t>23</w:t>
+            </w:r>
+            <w:r>
+              <w:rPr>
+                <w:rFonts w:ascii="Times New Roman" w:hAnsi="Times New Roman" w:cs="Times New Roman"/>
+                <w:noProof/>
+                <w:webHidden/>
+                <w:sz w:val="28"/>
+                <w:szCs w:val="28"/>
+              </w:rPr>
+              <w:fldChar w:fldCharType="end"/>
+            </w:r>
+          </w:hyperlink>
+        </w:p>
+        <w:p>
+          <w:pPr>
+            <w:pStyle w:val="22"/>
+            <w:tabs>
+              <w:tab w:val="left" w:pos="880"/>
+              <w:tab w:val="right" w:leader="dot" w:pos="9344"/>
+            </w:tabs>
+            <w:rPr>
+              <w:rFonts w:ascii="Times New Roman" w:eastAsiaTheme="minorEastAsia" w:hAnsi="Times New Roman" w:cs="Times New Roman"/>
+              <w:noProof/>
+              <w:sz w:val="28"/>
+              <w:szCs w:val="28"/>
+              <w:lang w:eastAsia="ru-RU"/>
+            </w:rPr>
+          </w:pPr>
+          <w:hyperlink w:anchor="_Toc228996019" w:history="1">
+            <w:r>
+              <w:rPr>
+                <w:rStyle w:val="a7"/>
+                <w:rFonts w:ascii="Times New Roman" w:hAnsi="Times New Roman" w:cs="Times New Roman"/>
+                <w:b/>
+                <w:noProof/>
+                <w:sz w:val="28"/>
+                <w:szCs w:val="28"/>
+              </w:rPr>
+              <w:t>4.2.</w:t>
+            </w:r>
+            <w:r>
+              <w:rPr>
+                <w:rFonts w:ascii="Times New Roman" w:eastAsiaTheme="minorEastAsia" w:hAnsi="Times New Roman" w:cs="Times New Roman"/>
+                <w:noProof/>
+                <w:sz w:val="28"/>
+                <w:szCs w:val="28"/>
+                <w:lang w:eastAsia="ru-RU"/>
+              </w:rPr>
+              <w:tab/>
+            </w:r>
+            <w:r>
+              <w:rPr>
+                <w:rStyle w:val="a7"/>
+                <w:rFonts w:ascii="Times New Roman" w:hAnsi="Times New Roman" w:cs="Times New Roman"/>
+                <w:b/>
+                <w:noProof/>
+                <w:sz w:val="28"/>
+                <w:szCs w:val="28"/>
+              </w:rPr>
+              <w:t>Программная реализация</w:t>
+            </w:r>
+            <w:r>
+              <w:rPr>
+                <w:rFonts w:ascii="Times New Roman" w:hAnsi="Times New Roman" w:cs="Times New Roman"/>
+                <w:noProof/>
+                <w:webHidden/>
+                <w:sz w:val="28"/>
+                <w:szCs w:val="28"/>
+              </w:rPr>
+              <w:tab/>
+            </w:r>
+            <w:r>
+              <w:rPr>
+                <w:rFonts w:ascii="Times New Roman" w:hAnsi="Times New Roman" w:cs="Times New Roman"/>
+                <w:noProof/>
+                <w:webHidden/>
+                <w:sz w:val="28"/>
+                <w:szCs w:val="28"/>
+              </w:rPr>
+              <w:fldChar w:fldCharType="begin"/>
+            </w:r>
+            <w:r>
+              <w:rPr>
+                <w:rFonts w:ascii="Times New Roman" w:hAnsi="Times New Roman" w:cs="Times New Roman"/>
+                <w:noProof/>
+                <w:webHidden/>
+                <w:sz w:val="28"/>
+                <w:szCs w:val="28"/>
+              </w:rPr>
+              <w:instrText xml:space="preserve"> PAGEREF _Toc228996019 \h </w:instrText>
+            </w:r>
+            <w:r>
+              <w:rPr>
+                <w:rFonts w:ascii="Times New Roman" w:hAnsi="Times New Roman" w:cs="Times New Roman"/>
+                <w:noProof/>
+                <w:webHidden/>
+                <w:sz w:val="28"/>
+                <w:szCs w:val="28"/>
+              </w:rPr>
+            </w:r>
+            <w:r>
+              <w:rPr>
+                <w:rFonts w:ascii="Times New Roman" w:hAnsi="Times New Roman" w:cs="Times New Roman"/>
+                <w:noProof/>
+                <w:webHidden/>
+                <w:sz w:val="28"/>
+                <w:szCs w:val="28"/>
+              </w:rPr>
+              <w:fldChar w:fldCharType="separate"/>
+            </w:r>
+            <w:r>
+              <w:rPr>
+                <w:rFonts w:ascii="Times New Roman" w:hAnsi="Times New Roman" w:cs="Times New Roman"/>
+                <w:noProof/>
+                <w:webHidden/>
+                <w:sz w:val="28"/>
+                <w:szCs w:val="28"/>
+              </w:rPr>
+              <w:t>25</w:t>
+            </w:r>
+            <w:r>
+              <w:rPr>
+                <w:rFonts w:ascii="Times New Roman" w:hAnsi="Times New Roman" w:cs="Times New Roman"/>
+                <w:noProof/>
+                <w:webHidden/>
+                <w:sz w:val="28"/>
+                <w:szCs w:val="28"/>
+              </w:rPr>
+              <w:fldChar w:fldCharType="end"/>
+            </w:r>
+          </w:hyperlink>
+        </w:p>
+        <w:p>
+          <w:pPr>
+            <w:pStyle w:val="22"/>
+            <w:tabs>
+              <w:tab w:val="left" w:pos="880"/>
+              <w:tab w:val="right" w:leader="dot" w:pos="9344"/>
+            </w:tabs>
+            <w:rPr>
+              <w:rFonts w:ascii="Times New Roman" w:eastAsiaTheme="minorEastAsia" w:hAnsi="Times New Roman" w:cs="Times New Roman"/>
+              <w:noProof/>
+              <w:sz w:val="28"/>
+              <w:szCs w:val="28"/>
+              <w:lang w:eastAsia="ru-RU"/>
+            </w:rPr>
+          </w:pPr>
+          <w:hyperlink w:anchor="_Toc228996020" w:history="1">
+            <w:r>
+              <w:rPr>
+                <w:rStyle w:val="a7"/>
+                <w:rFonts w:ascii="Times New Roman" w:hAnsi="Times New Roman" w:cs="Times New Roman"/>
+                <w:b/>
+                <w:noProof/>
+                <w:sz w:val="28"/>
+                <w:szCs w:val="28"/>
+              </w:rPr>
+              <w:t>4.3.</w:t>
+            </w:r>
+            <w:r>
+              <w:rPr>
+                <w:rFonts w:ascii="Times New Roman" w:eastAsiaTheme="minorEastAsia" w:hAnsi="Times New Roman" w:cs="Times New Roman"/>
+                <w:noProof/>
+                <w:sz w:val="28"/>
+                <w:szCs w:val="28"/>
+                <w:lang w:eastAsia="ru-RU"/>
+              </w:rPr>
+              <w:tab/>
+            </w:r>
+            <w:r>
+              <w:rPr>
+                <w:rStyle w:val="a7"/>
+                <w:rFonts w:ascii="Times New Roman" w:hAnsi="Times New Roman" w:cs="Times New Roman"/>
+                <w:b/>
+                <w:noProof/>
+                <w:sz w:val="28"/>
+                <w:szCs w:val="28"/>
+              </w:rPr>
+              <w:t>Оптимизация в библиотеке</w:t>
+            </w:r>
+            <w:r>
+              <w:rPr>
+                <w:rFonts w:ascii="Times New Roman" w:hAnsi="Times New Roman" w:cs="Times New Roman"/>
+                <w:noProof/>
+                <w:webHidden/>
+                <w:sz w:val="28"/>
+                <w:szCs w:val="28"/>
+              </w:rPr>
+              <w:tab/>
+            </w:r>
+            <w:r>
+              <w:rPr>
+                <w:rFonts w:ascii="Times New Roman" w:hAnsi="Times New Roman" w:cs="Times New Roman"/>
+                <w:noProof/>
+                <w:webHidden/>
+                <w:sz w:val="28"/>
+                <w:szCs w:val="28"/>
+              </w:rPr>
+              <w:fldChar w:fldCharType="begin"/>
+            </w:r>
+            <w:r>
+              <w:rPr>
+                <w:rFonts w:ascii="Times New Roman" w:hAnsi="Times New Roman" w:cs="Times New Roman"/>
+                <w:noProof/>
+                <w:webHidden/>
+                <w:sz w:val="28"/>
+                <w:szCs w:val="28"/>
+              </w:rPr>
+              <w:instrText xml:space="preserve"> PAGEREF _Toc228996020 \h </w:instrText>
+            </w:r>
+            <w:r>
+              <w:rPr>
+                <w:rFonts w:ascii="Times New Roman" w:hAnsi="Times New Roman" w:cs="Times New Roman"/>
+                <w:noProof/>
+                <w:webHidden/>
+                <w:sz w:val="28"/>
+                <w:szCs w:val="28"/>
+              </w:rPr>
+            </w:r>
+            <w:r>
+              <w:rPr>
+                <w:rFonts w:ascii="Times New Roman" w:hAnsi="Times New Roman" w:cs="Times New Roman"/>
+                <w:noProof/>
+                <w:webHidden/>
+                <w:sz w:val="28"/>
+                <w:szCs w:val="28"/>
+              </w:rPr>
+              <w:fldChar w:fldCharType="separate"/>
+            </w:r>
+            <w:r>
+              <w:rPr>
+                <w:rFonts w:ascii="Times New Roman" w:hAnsi="Times New Roman" w:cs="Times New Roman"/>
+                <w:noProof/>
+                <w:webHidden/>
+                <w:sz w:val="28"/>
+                <w:szCs w:val="28"/>
+              </w:rPr>
+              <w:t>29</w:t>
             </w:r>
             <w:r>
               <w:rPr>
@@ -2322,7 +2849,7 @@
               <w:lang w:eastAsia="ru-RU"/>
             </w:rPr>
           </w:pPr>
-          <w:hyperlink w:anchor="_Toc228286275" w:history="1">
+          <w:hyperlink w:anchor="_Toc228996021" w:history="1">
             <w:r>
               <w:rPr>
                 <w:rStyle w:val="a7"/>
@@ -2363,7 +2890,7 @@
                 <w:sz w:val="28"/>
                 <w:szCs w:val="28"/>
               </w:rPr>
-              <w:instrText xml:space="preserve"> PAGEREF _Toc228286275 \h </w:instrText>
+              <w:instrText xml:space="preserve"> PAGEREF _Toc228996021 \h </w:instrText>
             </w:r>
             <w:r>
               <w:rPr>
@@ -2392,7 +2919,7 @@
                 <w:sz w:val="28"/>
                 <w:szCs w:val="28"/>
               </w:rPr>
-              <w:t>21</w:t>
+              <w:t>29</w:t>
             </w:r>
             <w:r>
               <w:rPr>
@@ -2463,7 +2990,7 @@
           <w:szCs w:val="32"/>
         </w:rPr>
       </w:pPr>
-      <w:bookmarkStart w:id="0" w:name="_Toc228286265"/>
+      <w:bookmarkStart w:id="0" w:name="_Toc228996007"/>
       <w:r>
         <w:rPr>
           <w:rFonts w:ascii="Times New Roman" w:hAnsi="Times New Roman" w:cs="Times New Roman"/>
@@ -2600,7 +3127,25 @@
           <w:sz w:val="28"/>
           <w:szCs w:val="28"/>
         </w:rPr>
-        <w:t xml:space="preserve">В бизнес- документах, пользовательских данных, логистических накладных и банковских документах регулярно встречаются такие сущности, как фамилии и имена, даты, адреса электронной почты, домены, номера телефонов и почтовые адреса. Корректное выделение и структурирование подобных данных является важной частью автоматизации документооборота, логистики, </w:t>
+        <w:t>В бизнес- документах, пользовательских данных, логистических</w:t>
+      </w:r>
+      <w:r>
+        <w:rPr>
+          <w:rFonts w:ascii="Times New Roman" w:hAnsi="Times New Roman" w:cs="Times New Roman"/>
+          <w:bCs/>
+          <w:sz w:val="28"/>
+          <w:szCs w:val="28"/>
+        </w:rPr>
+        <w:t>,</w:t>
+      </w:r>
+      <w:r>
+        <w:rPr>
+          <w:rFonts w:ascii="Times New Roman" w:hAnsi="Times New Roman" w:cs="Times New Roman"/>
+          <w:bCs/>
+          <w:sz w:val="28"/>
+          <w:szCs w:val="28"/>
+        </w:rPr>
+        <w:t xml:space="preserve"> накладных и банковских документах регулярно встречаются такие сущности, как фамилии и имена, даты, адреса электронной почты, домены, номера телефонов и почтовые адреса. Корректное выделение и структурирование подобных данных является важной частью автоматизации документооборота, логистики, </w:t>
       </w:r>
       <w:r>
         <w:rPr>
@@ -2961,7 +3506,7 @@
           <w:szCs w:val="32"/>
         </w:rPr>
       </w:pPr>
-      <w:bookmarkStart w:id="1" w:name="_Toc228286266"/>
+      <w:bookmarkStart w:id="1" w:name="_Toc228996008"/>
       <w:r>
         <w:rPr>
           <w:rFonts w:ascii="Times New Roman" w:hAnsi="Times New Roman" w:cs="Times New Roman"/>
@@ -2989,7 +3534,7 @@
           <w:szCs w:val="28"/>
         </w:rPr>
       </w:pPr>
-      <w:bookmarkStart w:id="2" w:name="_Toc228286267"/>
+      <w:bookmarkStart w:id="2" w:name="_Toc228996009"/>
       <w:r>
         <w:rPr>
           <w:rFonts w:ascii="Times New Roman" w:hAnsi="Times New Roman" w:cs="Times New Roman"/>
@@ -3452,7 +3997,7 @@
           <w:szCs w:val="28"/>
         </w:rPr>
       </w:pPr>
-      <w:bookmarkStart w:id="3" w:name="_Toc228286268"/>
+      <w:bookmarkStart w:id="3" w:name="_Toc228996010"/>
       <w:r>
         <w:rPr>
           <w:rFonts w:ascii="Times New Roman" w:hAnsi="Times New Roman" w:cs="Times New Roman"/>
@@ -4387,7 +4932,7 @@
           <w:szCs w:val="28"/>
         </w:rPr>
       </w:pPr>
-      <w:bookmarkStart w:id="4" w:name="_Toc228286269"/>
+      <w:bookmarkStart w:id="4" w:name="_Toc228996011"/>
       <w:r>
         <w:rPr>
           <w:rFonts w:ascii="Times New Roman" w:hAnsi="Times New Roman" w:cs="Times New Roman"/>
@@ -5076,7 +5621,7 @@
           <w:szCs w:val="28"/>
         </w:rPr>
       </w:pPr>
-      <w:bookmarkStart w:id="5" w:name="_Toc228286270"/>
+      <w:bookmarkStart w:id="5" w:name="_Toc228996012"/>
       <w:r>
         <w:rPr>
           <w:rFonts w:ascii="Times New Roman" w:hAnsi="Times New Roman" w:cs="Times New Roman"/>
@@ -5501,7 +6046,31 @@
           <w:sz w:val="28"/>
           <w:szCs w:val="28"/>
         </w:rPr>
-        <w:t xml:space="preserve">В основе библиотеки лежит алгоритм Эрли [3], имеющий </w:t>
+        <w:t>В основе б</w:t>
+      </w:r>
+      <w:r>
+        <w:rPr>
+          <w:rFonts w:ascii="Times New Roman" w:hAnsi="Times New Roman" w:cs="Times New Roman"/>
+          <w:sz w:val="28"/>
+          <w:szCs w:val="28"/>
+        </w:rPr>
+        <w:t>иблиотеки лежит алгоритм Эрли [</w:t>
+      </w:r>
+      <w:r>
+        <w:rPr>
+          <w:rFonts w:ascii="Times New Roman" w:hAnsi="Times New Roman" w:cs="Times New Roman"/>
+          <w:sz w:val="28"/>
+          <w:szCs w:val="28"/>
+        </w:rPr>
+        <w:t>2</w:t>
+      </w:r>
+      <w:r>
+        <w:rPr>
+          <w:rFonts w:ascii="Times New Roman" w:hAnsi="Times New Roman" w:cs="Times New Roman"/>
+          <w:sz w:val="28"/>
+          <w:szCs w:val="28"/>
+        </w:rPr>
+        <w:t xml:space="preserve">], имеющий </w:t>
       </w:r>
       <w:r>
         <w:rPr>
@@ -5701,11 +6270,19 @@
       <w:r>
         <w:rPr>
           <w:rFonts w:ascii="Times New Roman" w:hAnsi="Times New Roman" w:cs="Times New Roman"/>
-          <w:color w:val="FF0000"/>
-          <w:sz w:val="28"/>
-          <w:szCs w:val="28"/>
-        </w:rPr>
-        <w:t>[название библиотеки]</w:t>
+          <w:sz w:val="28"/>
+          <w:szCs w:val="28"/>
+          <w:lang w:val="en-US"/>
+        </w:rPr>
+        <w:t>RENERT</w:t>
+      </w:r>
+      <w:r>
+        <w:rPr>
+          <w:rFonts w:ascii="Times New Roman" w:hAnsi="Times New Roman" w:cs="Times New Roman"/>
+          <w:sz w:val="28"/>
+          <w:szCs w:val="28"/>
+        </w:rPr>
+        <w:t xml:space="preserve"> [3]</w:t>
       </w:r>
       <w:r>
         <w:rPr>
@@ -5870,7 +6447,7 @@
           <w:szCs w:val="32"/>
         </w:rPr>
       </w:pPr>
-      <w:bookmarkStart w:id="6" w:name="_Toc228286271"/>
+      <w:bookmarkStart w:id="6" w:name="_Toc228996013"/>
       <w:r>
         <w:rPr>
           <w:rFonts w:ascii="Times New Roman" w:hAnsi="Times New Roman" w:cs="Times New Roman"/>
@@ -5962,16 +6539,15 @@
       <w:r>
         <w:rPr>
           <w:rFonts w:ascii="Times New Roman" w:hAnsi="Times New Roman" w:cs="Times New Roman"/>
-          <w:color w:val="FF0000"/>
-          <w:sz w:val="28"/>
-          <w:szCs w:val="28"/>
-        </w:rPr>
-        <w:t>[название библиотеки]</w:t>
-      </w:r>
-      <w:r>
-        <w:rPr>
-          <w:rFonts w:ascii="Times New Roman" w:hAnsi="Times New Roman" w:cs="Times New Roman"/>
-          <w:color w:val="000000" w:themeColor="text1"/>
+          <w:sz w:val="28"/>
+          <w:szCs w:val="28"/>
+          <w:lang w:val="en-US"/>
+        </w:rPr>
+        <w:t>RENERT</w:t>
+      </w:r>
+      <w:r>
+        <w:rPr>
+          <w:rFonts w:ascii="Times New Roman" w:hAnsi="Times New Roman" w:cs="Times New Roman"/>
           <w:sz w:val="28"/>
           <w:szCs w:val="28"/>
         </w:rPr>
@@ -6023,7 +6599,7 @@
           <w:szCs w:val="28"/>
         </w:rPr>
       </w:pPr>
-      <w:bookmarkStart w:id="7" w:name="_Toc228286272"/>
+      <w:bookmarkStart w:id="7" w:name="_Toc228996014"/>
       <w:r>
         <w:rPr>
           <w:rFonts w:ascii="Times New Roman" w:hAnsi="Times New Roman" w:cs="Times New Roman"/>
@@ -7081,7 +7657,7 @@
           <w:szCs w:val="28"/>
         </w:rPr>
       </w:pPr>
-      <w:bookmarkStart w:id="8" w:name="_Toc228286273"/>
+      <w:bookmarkStart w:id="8" w:name="_Toc228996015"/>
       <w:r>
         <w:rPr>
           <w:rFonts w:ascii="Times New Roman" w:hAnsi="Times New Roman" w:cs="Times New Roman"/>
@@ -9462,7 +10038,7 @@
           <w:szCs w:val="28"/>
         </w:rPr>
       </w:pPr>
-      <w:bookmarkStart w:id="9" w:name="_Toc228286274"/>
+      <w:bookmarkStart w:id="9" w:name="_Toc228996016"/>
       <w:r>
         <w:rPr>
           <w:rFonts w:ascii="Times New Roman" w:hAnsi="Times New Roman" w:cs="Times New Roman"/>
@@ -9487,6 +10063,15 @@
           <w:b/>
           <w:sz w:val="28"/>
           <w:szCs w:val="28"/>
+        </w:rPr>
+        <w:t xml:space="preserve">в </w:t>
+      </w:r>
+      <w:r>
+        <w:rPr>
+          <w:rFonts w:ascii="Times New Roman" w:hAnsi="Times New Roman" w:cs="Times New Roman"/>
+          <w:b/>
+          <w:sz w:val="28"/>
+          <w:szCs w:val="28"/>
           <w:lang w:val="en-US"/>
         </w:rPr>
         <w:t>Yargy</w:t>
@@ -9507,18 +10092,19 @@
           <w:sz w:val="28"/>
           <w:szCs w:val="28"/>
         </w:rPr>
-        <w:t>и</w:t>
+        <w:t xml:space="preserve">и </w:t>
+      </w:r>
+      <w:r>
+        <w:rPr>
+          <w:rFonts w:ascii="Times New Roman" w:hAnsi="Times New Roman" w:cs="Times New Roman"/>
+          <w:b/>
+          <w:sz w:val="28"/>
+          <w:szCs w:val="28"/>
+          <w:lang w:val="en-US"/>
+        </w:rPr>
+        <w:t>RENERT</w:t>
       </w:r>
       <w:bookmarkEnd w:id="9"/>
-      <w:r>
-        <w:rPr>
-          <w:rFonts w:ascii="Times New Roman" w:hAnsi="Times New Roman" w:cs="Times New Roman"/>
-          <w:b/>
-          <w:sz w:val="28"/>
-          <w:szCs w:val="28"/>
-        </w:rPr>
-        <w:t xml:space="preserve"> </w:t>
-      </w:r>
     </w:p>
     <w:p>
       <w:pPr>
@@ -9576,11 +10162,11 @@
       <w:r>
         <w:rPr>
           <w:rFonts w:ascii="Times New Roman" w:hAnsi="Times New Roman" w:cs="Times New Roman"/>
-          <w:color w:val="FF0000"/>
-          <w:sz w:val="28"/>
-          <w:szCs w:val="28"/>
-        </w:rPr>
-        <w:t>[название библиотеки]</w:t>
+          <w:sz w:val="28"/>
+          <w:szCs w:val="28"/>
+          <w:lang w:val="en-US"/>
+        </w:rPr>
+        <w:t>RENERT</w:t>
       </w:r>
       <w:r>
         <w:rPr>
@@ -10214,16 +10800,16 @@
       <w:r>
         <w:rPr>
           <w:rFonts w:ascii="Times New Roman" w:hAnsi="Times New Roman" w:cs="Times New Roman"/>
-          <w:color w:val="FF0000"/>
-          <w:sz w:val="28"/>
-          <w:szCs w:val="28"/>
-        </w:rPr>
-        <w:t>[название библиотеки]</w:t>
-      </w:r>
-      <w:r>
-        <w:rPr>
-          <w:rFonts w:ascii="Times New Roman" w:hAnsi="Times New Roman" w:cs="Times New Roman"/>
-          <w:color w:val="FF0000"/>
+          <w:sz w:val="28"/>
+          <w:szCs w:val="28"/>
+          <w:lang w:val="en-US"/>
+        </w:rPr>
+        <w:t>RENERT</w:t>
+      </w:r>
+      <w:r>
+        <w:rPr>
+          <w:rFonts w:ascii="Times New Roman" w:hAnsi="Times New Roman" w:cs="Times New Roman"/>
+          <w:color w:val="000000" w:themeColor="text1"/>
           <w:sz w:val="28"/>
           <w:szCs w:val="28"/>
         </w:rPr>
@@ -10471,11 +11057,11 @@
       <w:r>
         <w:rPr>
           <w:rFonts w:ascii="Times New Roman" w:hAnsi="Times New Roman" w:cs="Times New Roman"/>
-          <w:color w:val="FF0000"/>
-          <w:sz w:val="28"/>
-          <w:szCs w:val="28"/>
-        </w:rPr>
-        <w:t>[название библиотеки]</w:t>
+          <w:sz w:val="28"/>
+          <w:szCs w:val="28"/>
+          <w:lang w:val="en-US"/>
+        </w:rPr>
+        <w:t>RENERT</w:t>
       </w:r>
       <w:r>
         <w:rPr>
@@ -10493,7 +11079,7 @@
           <w:sz w:val="28"/>
           <w:szCs w:val="28"/>
         </w:rPr>
-        <w:t xml:space="preserve">, обусловленных выбором языка </w:t>
+        <w:t xml:space="preserve">, обусловленных выбором языка программирования. В </w:t>
       </w:r>
       <w:r>
         <w:rPr>
@@ -10503,7 +11089,7 @@
           <w:szCs w:val="28"/>
         </w:rPr>
         <w:lastRenderedPageBreak/>
-        <w:t xml:space="preserve">программирования. В оригинальной библиотеке </w:t>
+        <w:t xml:space="preserve">оригинальной библиотеке </w:t>
       </w:r>
       <w:r>
         <w:rPr>
@@ -10583,20 +11169,29 @@
       <w:r>
         <w:rPr>
           <w:rFonts w:ascii="Times New Roman" w:hAnsi="Times New Roman" w:cs="Times New Roman"/>
-          <w:color w:val="FF0000"/>
-          <w:sz w:val="28"/>
-          <w:szCs w:val="28"/>
-        </w:rPr>
-        <w:t>[название библиотеки]</w:t>
-      </w:r>
-      <w:r>
-        <w:rPr>
-          <w:rFonts w:ascii="Times New Roman" w:hAnsi="Times New Roman" w:cs="Times New Roman"/>
-          <w:color w:val="000000" w:themeColor="text1"/>
-          <w:sz w:val="28"/>
-          <w:szCs w:val="28"/>
-        </w:rPr>
-        <w:t xml:space="preserve"> реализация выполнена на языке </w:t>
+          <w:sz w:val="28"/>
+          <w:szCs w:val="28"/>
+          <w:lang w:val="en-US"/>
+        </w:rPr>
+        <w:t>RENERT</w:t>
+      </w:r>
+      <w:r>
+        <w:rPr>
+          <w:rFonts w:ascii="Times New Roman" w:hAnsi="Times New Roman" w:cs="Times New Roman"/>
+          <w:color w:val="000000" w:themeColor="text1"/>
+          <w:sz w:val="28"/>
+          <w:szCs w:val="28"/>
+        </w:rPr>
+        <w:t xml:space="preserve"> </w:t>
+      </w:r>
+      <w:r>
+        <w:rPr>
+          <w:rFonts w:ascii="Times New Roman" w:hAnsi="Times New Roman" w:cs="Times New Roman"/>
+          <w:color w:val="000000" w:themeColor="text1"/>
+          <w:sz w:val="28"/>
+          <w:szCs w:val="28"/>
+        </w:rPr>
+        <w:t xml:space="preserve">реализация выполнена на языке </w:t>
       </w:r>
       <w:r>
         <w:rPr>
@@ -10731,7 +11326,9 @@
           <w:numId w:val="13"/>
         </w:numPr>
         <w:spacing w:line="360" w:lineRule="auto"/>
+        <w:ind w:left="714" w:hanging="357"/>
         <w:jc w:val="center"/>
+        <w:outlineLvl w:val="0"/>
         <w:rPr>
           <w:rFonts w:ascii="Times New Roman" w:hAnsi="Times New Roman" w:cs="Times New Roman"/>
           <w:b/>
@@ -10740,6 +11337,7 @@
           <w:szCs w:val="32"/>
         </w:rPr>
       </w:pPr>
+      <w:bookmarkStart w:id="10" w:name="_Toc228996017"/>
       <w:r>
         <w:rPr>
           <w:rFonts w:ascii="Times New Roman" w:hAnsi="Times New Roman" w:cs="Times New Roman"/>
@@ -10751,6 +11349,7 @@
         <w:lastRenderedPageBreak/>
         <w:t>Практическая реализация и оптимизация</w:t>
       </w:r>
+      <w:bookmarkEnd w:id="10"/>
     </w:p>
     <w:p>
       <w:pPr>
@@ -10938,19 +11537,27 @@
       <w:r>
         <w:rPr>
           <w:rFonts w:ascii="Times New Roman" w:hAnsi="Times New Roman" w:cs="Times New Roman"/>
-          <w:color w:val="FF0000"/>
-          <w:sz w:val="28"/>
-          <w:szCs w:val="28"/>
-        </w:rPr>
-        <w:t>[название библиотеки]</w:t>
-      </w:r>
-      <w:r>
-        <w:rPr>
-          <w:rFonts w:ascii="Times New Roman" w:hAnsi="Times New Roman" w:cs="Times New Roman"/>
-          <w:sz w:val="28"/>
-          <w:szCs w:val="28"/>
-        </w:rPr>
-        <w:t xml:space="preserve"> заключается в сохранении архитектурных и алгоритмических преимуществ оригинальной библиотеки при существенном увеличении скорости обработки данных. Это достигается при помощи оптимизации реализации, выбора эффективных структур данных и использования возможностей языка </w:t>
+          <w:sz w:val="28"/>
+          <w:szCs w:val="28"/>
+          <w:lang w:val="en-US"/>
+        </w:rPr>
+        <w:t>RENERT</w:t>
+      </w:r>
+      <w:r>
+        <w:rPr>
+          <w:rFonts w:ascii="Times New Roman" w:hAnsi="Times New Roman" w:cs="Times New Roman"/>
+          <w:sz w:val="28"/>
+          <w:szCs w:val="28"/>
+        </w:rPr>
+        <w:t xml:space="preserve"> </w:t>
+      </w:r>
+      <w:r>
+        <w:rPr>
+          <w:rFonts w:ascii="Times New Roman" w:hAnsi="Times New Roman" w:cs="Times New Roman"/>
+          <w:sz w:val="28"/>
+          <w:szCs w:val="28"/>
+        </w:rPr>
+        <w:t xml:space="preserve">заключается в сохранении архитектурных и алгоритмических преимуществ оригинальной библиотеки при существенном увеличении скорости обработки данных. Это достигается при помощи оптимизации реализации, выбора эффективных структур данных и использования возможностей языка </w:t>
       </w:r>
       <w:r>
         <w:rPr>
@@ -10978,7 +11585,9 @@
           <w:numId w:val="13"/>
         </w:numPr>
         <w:spacing w:line="360" w:lineRule="auto"/>
+        <w:ind w:left="1077"/>
         <w:jc w:val="center"/>
+        <w:outlineLvl w:val="1"/>
         <w:rPr>
           <w:rFonts w:ascii="Times New Roman" w:hAnsi="Times New Roman" w:cs="Times New Roman"/>
           <w:b/>
@@ -10987,6 +11596,7 @@
           <w:szCs w:val="28"/>
         </w:rPr>
       </w:pPr>
+      <w:bookmarkStart w:id="11" w:name="_Toc228996018"/>
       <w:r>
         <w:rPr>
           <w:rFonts w:ascii="Times New Roman" w:hAnsi="Times New Roman" w:cs="Times New Roman"/>
@@ -11008,6 +11618,7 @@
         </w:rPr>
         <w:t>Rust</w:t>
       </w:r>
+      <w:bookmarkEnd w:id="11"/>
     </w:p>
     <w:p>
       <w:pPr>
@@ -11063,9 +11674,17 @@
           <w:color w:val="000000" w:themeColor="text1"/>
           <w:sz w:val="28"/>
           <w:szCs w:val="28"/>
-          <w:lang w:val="en-US"/>
-        </w:rPr>
-        <w:t>[5]</w:t>
+        </w:rPr>
+        <w:t>[6</w:t>
+      </w:r>
+      <w:r>
+        <w:rPr>
+          <w:rFonts w:ascii="Times New Roman" w:hAnsi="Times New Roman" w:cs="Times New Roman"/>
+          <w:color w:val="000000" w:themeColor="text1"/>
+          <w:sz w:val="28"/>
+          <w:szCs w:val="28"/>
+        </w:rPr>
+        <w:t>]</w:t>
       </w:r>
       <w:r>
         <w:rPr>
@@ -11273,7 +11892,7 @@
           <w:sz w:val="28"/>
           <w:szCs w:val="28"/>
         </w:rPr>
-        <w:t>6</w:t>
+        <w:t>7</w:t>
       </w:r>
       <w:r>
         <w:rPr>
@@ -11341,7 +11960,6 @@
           <w:color w:val="000000" w:themeColor="text1"/>
           <w:sz w:val="28"/>
           <w:szCs w:val="28"/>
-          <w:lang w:val="en-US"/>
         </w:rPr>
       </w:pPr>
       <w:r>
@@ -11510,29 +12128,19 @@
       <w:r>
         <w:rPr>
           <w:rFonts w:ascii="Times New Roman" w:hAnsi="Times New Roman" w:cs="Times New Roman"/>
-          <w:color w:val="FF0000"/>
-          <w:sz w:val="28"/>
-          <w:szCs w:val="28"/>
-        </w:rPr>
-        <w:t>[название библиотеки]</w:t>
-      </w:r>
-      <w:r>
-        <w:rPr>
-          <w:rFonts w:ascii="Times New Roman" w:hAnsi="Times New Roman" w:cs="Times New Roman"/>
-          <w:color w:val="000000" w:themeColor="text1"/>
+          <w:sz w:val="28"/>
+          <w:szCs w:val="28"/>
+          <w:lang w:val="en-US"/>
+        </w:rPr>
+        <w:t>RENERT</w:t>
+      </w:r>
+      <w:r>
+        <w:rPr>
+          <w:rFonts w:ascii="Times New Roman" w:hAnsi="Times New Roman" w:cs="Times New Roman"/>
           <w:sz w:val="28"/>
           <w:szCs w:val="28"/>
         </w:rPr>
         <w:t>.</w:t>
-      </w:r>
-      <w:r>
-        <w:rPr>
-          <w:rFonts w:ascii="Times New Roman" w:hAnsi="Times New Roman" w:cs="Times New Roman"/>
-          <w:color w:val="000000" w:themeColor="text1"/>
-          <w:sz w:val="28"/>
-          <w:szCs w:val="28"/>
-        </w:rPr>
-        <w:t xml:space="preserve"> </w:t>
       </w:r>
     </w:p>
     <w:p>
@@ -11591,7 +12199,25 @@
           <w:sz w:val="28"/>
           <w:szCs w:val="28"/>
         </w:rPr>
-        <w:t>[5]</w:t>
+        <w:t>[</w:t>
+      </w:r>
+      <w:r>
+        <w:rPr>
+          <w:rFonts w:ascii="Times New Roman" w:hAnsi="Times New Roman" w:cs="Times New Roman"/>
+          <w:color w:val="000000" w:themeColor="text1"/>
+          <w:sz w:val="28"/>
+          <w:szCs w:val="28"/>
+        </w:rPr>
+        <w:t>6</w:t>
+      </w:r>
+      <w:r>
+        <w:rPr>
+          <w:rFonts w:ascii="Times New Roman" w:hAnsi="Times New Roman" w:cs="Times New Roman"/>
+          <w:color w:val="000000" w:themeColor="text1"/>
+          <w:sz w:val="28"/>
+          <w:szCs w:val="28"/>
+        </w:rPr>
+        <w:t>]</w:t>
       </w:r>
       <w:r>
         <w:rPr>
@@ -11795,17 +12421,7 @@
           <w:sz w:val="28"/>
           <w:szCs w:val="28"/>
         </w:rPr>
-        <w:t xml:space="preserve">, встроенная система тестирования, генерация документации) способствует ускорению разработки, сопровождения и верификации программного </w:t>
-      </w:r>
-      <w:r>
-        <w:rPr>
-          <w:rFonts w:ascii="Times New Roman" w:hAnsi="Times New Roman" w:cs="Times New Roman"/>
-          <w:color w:val="000000" w:themeColor="text1"/>
-          <w:sz w:val="28"/>
-          <w:szCs w:val="28"/>
-        </w:rPr>
-        <w:lastRenderedPageBreak/>
-        <w:t>обеспечивания, что является важным фактором при создании исследовательских и прикладных программ.</w:t>
+        <w:t>, встроенная система тестирования, генерация документации) способствует ускорению разработки, сопровождения и верификации программного обеспечивания, что является важным фактором при создании исследовательских и прикладных программ.</w:t>
       </w:r>
     </w:p>
     <w:p>
@@ -11827,6 +12443,7 @@
           <w:sz w:val="28"/>
           <w:szCs w:val="28"/>
         </w:rPr>
+        <w:lastRenderedPageBreak/>
         <w:t xml:space="preserve">Таким образом, выбор </w:t>
       </w:r>
       <w:r>
@@ -11851,20 +12468,2490 @@
       <w:r>
         <w:rPr>
           <w:rFonts w:ascii="Times New Roman" w:hAnsi="Times New Roman" w:cs="Times New Roman"/>
-          <w:color w:val="FF0000"/>
-          <w:sz w:val="28"/>
-          <w:szCs w:val="28"/>
-        </w:rPr>
-        <w:t>[название библиотеки]</w:t>
-      </w:r>
-      <w:r>
-        <w:rPr>
-          <w:rFonts w:ascii="Times New Roman" w:hAnsi="Times New Roman" w:cs="Times New Roman"/>
-          <w:color w:val="000000" w:themeColor="text1"/>
-          <w:sz w:val="28"/>
-          <w:szCs w:val="28"/>
-        </w:rPr>
-        <w:t xml:space="preserve"> обусловлен сочетанием высокой производительности, безопасности и удобства разработки, что делает этот язык программирования эффективной основой для построения промышленного синтаксического анализатора.</w:t>
+          <w:sz w:val="28"/>
+          <w:szCs w:val="28"/>
+          <w:lang w:val="en-US"/>
+        </w:rPr>
+        <w:t>RENERT</w:t>
+      </w:r>
+      <w:r>
+        <w:rPr>
+          <w:rFonts w:ascii="Times New Roman" w:hAnsi="Times New Roman" w:cs="Times New Roman"/>
+          <w:color w:val="000000" w:themeColor="text1"/>
+          <w:sz w:val="28"/>
+          <w:szCs w:val="28"/>
+        </w:rPr>
+        <w:t xml:space="preserve"> </w:t>
+      </w:r>
+      <w:r>
+        <w:rPr>
+          <w:rFonts w:ascii="Times New Roman" w:hAnsi="Times New Roman" w:cs="Times New Roman"/>
+          <w:color w:val="000000" w:themeColor="text1"/>
+          <w:sz w:val="28"/>
+          <w:szCs w:val="28"/>
+        </w:rPr>
+        <w:t>обусловлен сочетанием высокой производительности, безопасности и удобства разработки, что делает этот язык программирования эффективной основой для построения промышленного синтаксического анализатора.</w:t>
+      </w:r>
+    </w:p>
+    <w:p>
+      <w:pPr>
+        <w:pStyle w:val="afa"/>
+        <w:numPr>
+          <w:ilvl w:val="1"/>
+          <w:numId w:val="13"/>
+        </w:numPr>
+        <w:spacing w:line="360" w:lineRule="auto"/>
+        <w:ind w:left="1077"/>
+        <w:jc w:val="center"/>
+        <w:outlineLvl w:val="1"/>
+        <w:rPr>
+          <w:rFonts w:ascii="Times New Roman" w:hAnsi="Times New Roman" w:cs="Times New Roman"/>
+          <w:b/>
+          <w:color w:val="000000" w:themeColor="text1"/>
+          <w:sz w:val="28"/>
+          <w:szCs w:val="28"/>
+        </w:rPr>
+      </w:pPr>
+      <w:bookmarkStart w:id="12" w:name="_Toc228996019"/>
+      <w:r>
+        <w:rPr>
+          <w:rFonts w:ascii="Times New Roman" w:hAnsi="Times New Roman" w:cs="Times New Roman"/>
+          <w:b/>
+          <w:color w:val="000000" w:themeColor="text1"/>
+          <w:sz w:val="28"/>
+          <w:szCs w:val="28"/>
+        </w:rPr>
+        <w:t>Программная реализация</w:t>
+      </w:r>
+      <w:bookmarkEnd w:id="12"/>
+    </w:p>
+    <w:p>
+      <w:pPr>
+        <w:spacing w:line="360" w:lineRule="auto"/>
+        <w:ind w:firstLine="708"/>
+        <w:jc w:val="both"/>
+        <w:rPr>
+          <w:rFonts w:ascii="Times New Roman" w:hAnsi="Times New Roman" w:cs="Times New Roman"/>
+          <w:sz w:val="28"/>
+          <w:szCs w:val="28"/>
+        </w:rPr>
+      </w:pPr>
+      <w:r>
+        <w:rPr>
+          <w:rFonts w:ascii="Times New Roman" w:hAnsi="Times New Roman" w:cs="Times New Roman"/>
+          <w:color w:val="000000" w:themeColor="text1"/>
+          <w:sz w:val="28"/>
+          <w:szCs w:val="28"/>
+        </w:rPr>
+        <w:t xml:space="preserve">В библиотеки </w:t>
+      </w:r>
+      <w:r>
+        <w:rPr>
+          <w:rFonts w:ascii="Times New Roman" w:hAnsi="Times New Roman" w:cs="Times New Roman"/>
+          <w:sz w:val="28"/>
+          <w:szCs w:val="28"/>
+          <w:lang w:val="en-US"/>
+        </w:rPr>
+        <w:t>RENERT</w:t>
+      </w:r>
+      <w:r>
+        <w:rPr>
+          <w:rFonts w:ascii="Times New Roman" w:hAnsi="Times New Roman" w:cs="Times New Roman"/>
+          <w:sz w:val="28"/>
+          <w:szCs w:val="28"/>
+        </w:rPr>
+        <w:t xml:space="preserve"> центральной точкой входа является модуль </w:t>
+      </w:r>
+      <w:r>
+        <w:rPr>
+          <w:rFonts w:ascii="Times New Roman" w:hAnsi="Times New Roman" w:cs="Times New Roman"/>
+          <w:sz w:val="28"/>
+          <w:szCs w:val="28"/>
+          <w:lang w:val="en-US"/>
+        </w:rPr>
+        <w:t>Parser</w:t>
+      </w:r>
+      <w:r>
+        <w:rPr>
+          <w:rFonts w:ascii="Times New Roman" w:hAnsi="Times New Roman" w:cs="Times New Roman"/>
+          <w:sz w:val="28"/>
+          <w:szCs w:val="28"/>
+        </w:rPr>
+        <w:t xml:space="preserve">, </w:t>
+      </w:r>
+      <w:r>
+        <w:rPr>
+          <w:rFonts w:ascii="Times New Roman" w:hAnsi="Times New Roman" w:cs="Times New Roman"/>
+          <w:sz w:val="28"/>
+          <w:szCs w:val="28"/>
+        </w:rPr>
+        <w:t>выполняющий синтаксический анализ текста на основе зарегистрированных грамматических правил. Для удобства использования библиотекой основные типы и методы реэкспортируются из корневого модуля библиотеки</w:t>
+      </w:r>
+      <w:r>
+        <w:rPr>
+          <w:rFonts w:ascii="Times New Roman" w:hAnsi="Times New Roman" w:cs="Times New Roman"/>
+          <w:sz w:val="28"/>
+          <w:szCs w:val="28"/>
+        </w:rPr>
+        <w:t xml:space="preserve"> </w:t>
+      </w:r>
+      <w:r>
+        <w:rPr>
+          <w:rFonts w:ascii="Times New Roman" w:hAnsi="Times New Roman" w:cs="Times New Roman"/>
+          <w:sz w:val="28"/>
+          <w:szCs w:val="28"/>
+          <w:lang w:val="en-US"/>
+        </w:rPr>
+        <w:t>lib</w:t>
+      </w:r>
+      <w:r>
+        <w:rPr>
+          <w:rFonts w:ascii="Times New Roman" w:hAnsi="Times New Roman" w:cs="Times New Roman"/>
+          <w:sz w:val="28"/>
+          <w:szCs w:val="28"/>
+        </w:rPr>
+        <w:t>.</w:t>
+      </w:r>
+      <w:r>
+        <w:rPr>
+          <w:rFonts w:ascii="Times New Roman" w:hAnsi="Times New Roman" w:cs="Times New Roman"/>
+          <w:sz w:val="28"/>
+          <w:szCs w:val="28"/>
+          <w:lang w:val="en-US"/>
+        </w:rPr>
+        <w:t>rs</w:t>
+      </w:r>
+      <w:r>
+        <w:rPr>
+          <w:rFonts w:ascii="Times New Roman" w:hAnsi="Times New Roman" w:cs="Times New Roman"/>
+          <w:sz w:val="28"/>
+          <w:szCs w:val="28"/>
+        </w:rPr>
+        <w:t xml:space="preserve"> и представлены на рисунке 2:</w:t>
+      </w:r>
+    </w:p>
+    <w:p>
+      <w:pPr>
+        <w:spacing w:line="360" w:lineRule="auto"/>
+        <w:jc w:val="both"/>
+        <w:rPr>
+          <w:rFonts w:ascii="Times New Roman" w:hAnsi="Times New Roman" w:cs="Times New Roman"/>
+          <w:color w:val="000000" w:themeColor="text1"/>
+          <w:sz w:val="28"/>
+          <w:szCs w:val="28"/>
+        </w:rPr>
+      </w:pPr>
+      <w:r>
+        <w:rPr>
+          <w:rFonts w:ascii="Times New Roman" w:hAnsi="Times New Roman" w:cs="Times New Roman"/>
+          <w:noProof/>
+          <w:color w:val="000000" w:themeColor="text1"/>
+          <w:sz w:val="28"/>
+          <w:szCs w:val="28"/>
+          <w:lang w:eastAsia="ru-RU"/>
+        </w:rPr>
+        <w:drawing>
+          <wp:inline distT="0" distB="0" distL="0" distR="0">
+            <wp:extent cx="5939790" cy="3135125"/>
+            <wp:effectExtent l="19050" t="0" r="3810" b="0"/>
+            <wp:docPr id="2" name="Рисунок 1"/>
+            <wp:cNvGraphicFramePr>
+              <a:graphicFrameLocks xmlns:a="http://schemas.openxmlformats.org/drawingml/2006/main" noChangeAspect="1"/>
+            </wp:cNvGraphicFramePr>
+            <a:graphic xmlns:a="http://schemas.openxmlformats.org/drawingml/2006/main">
+              <a:graphicData uri="http://schemas.openxmlformats.org/drawingml/2006/picture">
+                <pic:pic xmlns:pic="http://schemas.openxmlformats.org/drawingml/2006/picture">
+                  <pic:nvPicPr>
+                    <pic:cNvPr id="0" name="Picture 1"/>
+                    <pic:cNvPicPr>
+                      <a:picLocks noChangeAspect="1" noChangeArrowheads="1"/>
+                    </pic:cNvPicPr>
+                  </pic:nvPicPr>
+                  <pic:blipFill>
+                    <a:blip r:embed="rId9"/>
+                    <a:srcRect/>
+                    <a:stretch>
+                      <a:fillRect/>
+                    </a:stretch>
+                  </pic:blipFill>
+                  <pic:spPr bwMode="auto">
+                    <a:xfrm>
+                      <a:off x="0" y="0"/>
+                      <a:ext cx="5939790" cy="3135125"/>
+                    </a:xfrm>
+                    <a:prstGeom prst="rect">
+                      <a:avLst/>
+                    </a:prstGeom>
+                    <a:noFill/>
+                    <a:ln w="9525">
+                      <a:noFill/>
+                      <a:miter lim="800000"/>
+                      <a:headEnd/>
+                      <a:tailEnd/>
+                    </a:ln>
+                  </pic:spPr>
+                </pic:pic>
+              </a:graphicData>
+            </a:graphic>
+          </wp:inline>
+        </w:drawing>
+      </w:r>
+    </w:p>
+    <w:p>
+      <w:pPr>
+        <w:spacing w:line="360" w:lineRule="auto"/>
+        <w:jc w:val="center"/>
+        <w:rPr>
+          <w:rFonts w:ascii="Times New Roman" w:hAnsi="Times New Roman" w:cs="Times New Roman"/>
+          <w:sz w:val="28"/>
+          <w:szCs w:val="28"/>
+          <w:lang w:val="en-US"/>
+        </w:rPr>
+      </w:pPr>
+      <w:r>
+        <w:rPr>
+          <w:rFonts w:ascii="Times New Roman" w:hAnsi="Times New Roman" w:cs="Times New Roman"/>
+          <w:color w:val="000000" w:themeColor="text1"/>
+          <w:sz w:val="28"/>
+          <w:szCs w:val="28"/>
+        </w:rPr>
+        <w:t xml:space="preserve">Рис.2. </w:t>
+      </w:r>
+      <w:r>
+        <w:rPr>
+          <w:rFonts w:ascii="Times New Roman" w:hAnsi="Times New Roman" w:cs="Times New Roman"/>
+          <w:color w:val="000000" w:themeColor="text1"/>
+          <w:sz w:val="28"/>
+          <w:szCs w:val="28"/>
+        </w:rPr>
+        <w:t xml:space="preserve">Реэкспорт ключевых структур и методов библиотеки </w:t>
+      </w:r>
+      <w:r>
+        <w:rPr>
+          <w:rFonts w:ascii="Times New Roman" w:hAnsi="Times New Roman" w:cs="Times New Roman"/>
+          <w:sz w:val="28"/>
+          <w:szCs w:val="28"/>
+          <w:lang w:val="en-US"/>
+        </w:rPr>
+        <w:t>RENERT</w:t>
+      </w:r>
+    </w:p>
+    <w:p>
+      <w:pPr>
+        <w:spacing w:line="360" w:lineRule="auto"/>
+        <w:ind w:firstLine="708"/>
+        <w:jc w:val="both"/>
+        <w:rPr>
+          <w:rFonts w:ascii="Times New Roman" w:hAnsi="Times New Roman" w:cs="Times New Roman"/>
+          <w:sz w:val="28"/>
+          <w:szCs w:val="28"/>
+          <w:lang w:val="en-US"/>
+        </w:rPr>
+      </w:pPr>
+      <w:r>
+        <w:rPr>
+          <w:rFonts w:ascii="Times New Roman" w:hAnsi="Times New Roman" w:cs="Times New Roman"/>
+          <w:sz w:val="28"/>
+          <w:szCs w:val="28"/>
+        </w:rPr>
+        <w:t xml:space="preserve">Такой набор реэкспортов формирует DSL-подобный интерфейс для описания грамматик, близкий по стилистике к Python-библиотеке Yargy, но с явным разделением одноимённых операций по уровням системы типов: </w:t>
+      </w:r>
+      <w:r>
+        <w:rPr>
+          <w:rFonts w:ascii="Times New Roman" w:hAnsi="Times New Roman" w:cs="Times New Roman"/>
+          <w:i/>
+          <w:sz w:val="28"/>
+          <w:szCs w:val="28"/>
+        </w:rPr>
+        <w:t>or_</w:t>
+      </w:r>
+      <w:r>
+        <w:rPr>
+          <w:rFonts w:ascii="Times New Roman" w:hAnsi="Times New Roman" w:cs="Times New Roman"/>
+          <w:sz w:val="28"/>
+          <w:szCs w:val="28"/>
+        </w:rPr>
+        <w:t xml:space="preserve"> — для правил, </w:t>
+      </w:r>
+      <w:r>
+        <w:rPr>
+          <w:rFonts w:ascii="Times New Roman" w:hAnsi="Times New Roman" w:cs="Times New Roman"/>
+          <w:i/>
+          <w:sz w:val="28"/>
+          <w:szCs w:val="28"/>
+        </w:rPr>
+        <w:t>or</w:t>
+      </w:r>
+      <w:r>
+        <w:rPr>
+          <w:rFonts w:ascii="Times New Roman" w:hAnsi="Times New Roman" w:cs="Times New Roman"/>
+          <w:sz w:val="28"/>
+          <w:szCs w:val="28"/>
+        </w:rPr>
+        <w:t xml:space="preserve"> — для предикатов, </w:t>
+      </w:r>
+      <w:r>
+        <w:rPr>
+          <w:rFonts w:ascii="Times New Roman" w:hAnsi="Times New Roman" w:cs="Times New Roman"/>
+          <w:i/>
+          <w:sz w:val="28"/>
+          <w:szCs w:val="28"/>
+        </w:rPr>
+        <w:t>or_relation</w:t>
+      </w:r>
+      <w:r>
+        <w:rPr>
+          <w:rFonts w:ascii="Times New Roman" w:hAnsi="Times New Roman" w:cs="Times New Roman"/>
+          <w:sz w:val="28"/>
+          <w:szCs w:val="28"/>
+        </w:rPr>
+        <w:t xml:space="preserve"> — для отношений согласования (и аналогично для </w:t>
+      </w:r>
+      <w:r>
+        <w:rPr>
+          <w:rFonts w:ascii="Times New Roman" w:hAnsi="Times New Roman" w:cs="Times New Roman"/>
+          <w:i/>
+          <w:sz w:val="28"/>
+          <w:szCs w:val="28"/>
+        </w:rPr>
+        <w:t>and</w:t>
+      </w:r>
+      <w:r>
+        <w:rPr>
+          <w:rFonts w:ascii="Times New Roman" w:hAnsi="Times New Roman" w:cs="Times New Roman"/>
+          <w:sz w:val="28"/>
+          <w:szCs w:val="28"/>
+        </w:rPr>
+        <w:t xml:space="preserve"> и </w:t>
+      </w:r>
+      <w:r>
+        <w:rPr>
+          <w:rFonts w:ascii="Times New Roman" w:hAnsi="Times New Roman" w:cs="Times New Roman"/>
+          <w:i/>
+          <w:sz w:val="28"/>
+          <w:szCs w:val="28"/>
+        </w:rPr>
+        <w:t>not</w:t>
+      </w:r>
+      <w:r>
+        <w:rPr>
+          <w:rFonts w:ascii="Times New Roman" w:hAnsi="Times New Roman" w:cs="Times New Roman"/>
+          <w:sz w:val="28"/>
+          <w:szCs w:val="28"/>
+        </w:rPr>
+        <w:t xml:space="preserve">). </w:t>
+      </w:r>
+    </w:p>
+    <w:p>
+      <w:pPr>
+        <w:spacing w:line="360" w:lineRule="auto"/>
+        <w:ind w:firstLine="708"/>
+        <w:jc w:val="both"/>
+        <w:rPr>
+          <w:rFonts w:ascii="Times New Roman" w:hAnsi="Times New Roman" w:cs="Times New Roman"/>
+          <w:color w:val="000000" w:themeColor="text1"/>
+          <w:sz w:val="28"/>
+          <w:szCs w:val="28"/>
+        </w:rPr>
+      </w:pPr>
+      <w:r>
+        <w:rPr>
+          <w:rFonts w:ascii="Times New Roman" w:hAnsi="Times New Roman" w:cs="Times New Roman"/>
+          <w:color w:val="000000" w:themeColor="text1"/>
+          <w:sz w:val="28"/>
+          <w:szCs w:val="28"/>
+        </w:rPr>
+        <w:lastRenderedPageBreak/>
+        <w:t xml:space="preserve">Описание контекстно-свободных грамматик строится на типе </w:t>
+      </w:r>
+      <w:r>
+        <w:rPr>
+          <w:rFonts w:ascii="Times New Roman" w:hAnsi="Times New Roman" w:cs="Times New Roman"/>
+          <w:i/>
+          <w:color w:val="000000" w:themeColor="text1"/>
+          <w:sz w:val="28"/>
+          <w:szCs w:val="28"/>
+          <w:lang w:val="en-US"/>
+        </w:rPr>
+        <w:t>RuleBuilder</w:t>
+      </w:r>
+      <w:r>
+        <w:rPr>
+          <w:rFonts w:ascii="Times New Roman" w:hAnsi="Times New Roman" w:cs="Times New Roman"/>
+          <w:color w:val="000000" w:themeColor="text1"/>
+          <w:sz w:val="28"/>
+          <w:szCs w:val="28"/>
+        </w:rPr>
+        <w:t xml:space="preserve">, реализующем </w:t>
+      </w:r>
+      <w:r>
+        <w:rPr>
+          <w:rFonts w:ascii="Times New Roman" w:hAnsi="Times New Roman" w:cs="Times New Roman"/>
+          <w:color w:val="000000" w:themeColor="text1"/>
+          <w:sz w:val="28"/>
+          <w:szCs w:val="28"/>
+          <w:lang w:val="en-US"/>
+        </w:rPr>
+        <w:t>fluent</w:t>
+      </w:r>
+      <w:r>
+        <w:rPr>
+          <w:rFonts w:ascii="Times New Roman" w:hAnsi="Times New Roman" w:cs="Times New Roman"/>
+          <w:color w:val="000000" w:themeColor="text1"/>
+          <w:sz w:val="28"/>
+          <w:szCs w:val="28"/>
+        </w:rPr>
+        <w:t xml:space="preserve">-интерфейс. Поддерживаются конкатенация (через </w:t>
+      </w:r>
+      <w:r>
+        <w:rPr>
+          <w:rFonts w:ascii="Times New Roman" w:hAnsi="Times New Roman" w:cs="Times New Roman"/>
+          <w:i/>
+          <w:color w:val="000000" w:themeColor="text1"/>
+          <w:sz w:val="28"/>
+          <w:szCs w:val="28"/>
+          <w:lang w:val="en-US"/>
+        </w:rPr>
+        <w:t>rule</w:t>
+      </w:r>
+      <w:r>
+        <w:rPr>
+          <w:rFonts w:ascii="Times New Roman" w:hAnsi="Times New Roman" w:cs="Times New Roman"/>
+          <w:i/>
+          <w:color w:val="000000" w:themeColor="text1"/>
+          <w:sz w:val="28"/>
+          <w:szCs w:val="28"/>
+        </w:rPr>
+        <w:t>([…]</w:t>
+      </w:r>
+      <w:r>
+        <w:rPr>
+          <w:rFonts w:ascii="Times New Roman" w:hAnsi="Times New Roman" w:cs="Times New Roman"/>
+          <w:color w:val="000000" w:themeColor="text1"/>
+          <w:sz w:val="28"/>
+          <w:szCs w:val="28"/>
+        </w:rPr>
+        <w:t xml:space="preserve">) или оператор </w:t>
+      </w:r>
+      <w:r>
+        <w:rPr>
+          <w:rFonts w:ascii="Times New Roman" w:hAnsi="Times New Roman" w:cs="Times New Roman"/>
+          <w:i/>
+          <w:color w:val="000000" w:themeColor="text1"/>
+          <w:sz w:val="28"/>
+          <w:szCs w:val="28"/>
+        </w:rPr>
+        <w:t>+</w:t>
+      </w:r>
+      <w:r>
+        <w:rPr>
+          <w:rFonts w:ascii="Times New Roman" w:hAnsi="Times New Roman" w:cs="Times New Roman"/>
+          <w:color w:val="000000" w:themeColor="text1"/>
+          <w:sz w:val="28"/>
+          <w:szCs w:val="28"/>
+        </w:rPr>
+        <w:t>), альтернатива (</w:t>
+      </w:r>
+      <w:r>
+        <w:rPr>
+          <w:rFonts w:ascii="Times New Roman" w:hAnsi="Times New Roman" w:cs="Times New Roman"/>
+          <w:i/>
+          <w:color w:val="000000" w:themeColor="text1"/>
+          <w:sz w:val="28"/>
+          <w:szCs w:val="28"/>
+          <w:lang w:val="en-US"/>
+        </w:rPr>
+        <w:t>or</w:t>
+      </w:r>
+      <w:r>
+        <w:rPr>
+          <w:rFonts w:ascii="Times New Roman" w:hAnsi="Times New Roman" w:cs="Times New Roman"/>
+          <w:i/>
+          <w:color w:val="000000" w:themeColor="text1"/>
+          <w:sz w:val="28"/>
+          <w:szCs w:val="28"/>
+        </w:rPr>
+        <w:t>_([…])</w:t>
+      </w:r>
+      <w:r>
+        <w:rPr>
+          <w:rFonts w:ascii="Times New Roman" w:hAnsi="Times New Roman" w:cs="Times New Roman"/>
+          <w:color w:val="000000" w:themeColor="text1"/>
+          <w:sz w:val="28"/>
+          <w:szCs w:val="28"/>
+        </w:rPr>
+        <w:t xml:space="preserve"> или оператор </w:t>
+      </w:r>
+      <w:r>
+        <w:rPr>
+          <w:rFonts w:ascii="Times New Roman" w:hAnsi="Times New Roman" w:cs="Times New Roman"/>
+          <w:i/>
+          <w:color w:val="000000" w:themeColor="text1"/>
+          <w:sz w:val="28"/>
+          <w:szCs w:val="28"/>
+        </w:rPr>
+        <w:t>|</w:t>
+      </w:r>
+      <w:r>
+        <w:rPr>
+          <w:rFonts w:ascii="Times New Roman" w:hAnsi="Times New Roman" w:cs="Times New Roman"/>
+          <w:color w:val="000000" w:themeColor="text1"/>
+          <w:sz w:val="28"/>
+          <w:szCs w:val="28"/>
+        </w:rPr>
+        <w:t>), опциональные элементы (</w:t>
+      </w:r>
+      <w:r>
+        <w:rPr>
+          <w:rFonts w:ascii="Times New Roman" w:hAnsi="Times New Roman" w:cs="Times New Roman"/>
+          <w:i/>
+          <w:color w:val="000000" w:themeColor="text1"/>
+          <w:sz w:val="28"/>
+          <w:szCs w:val="28"/>
+        </w:rPr>
+        <w:t>.</w:t>
+      </w:r>
+      <w:r>
+        <w:rPr>
+          <w:rFonts w:ascii="Times New Roman" w:hAnsi="Times New Roman" w:cs="Times New Roman"/>
+          <w:i/>
+          <w:color w:val="000000" w:themeColor="text1"/>
+          <w:sz w:val="28"/>
+          <w:szCs w:val="28"/>
+          <w:lang w:val="en-US"/>
+        </w:rPr>
+        <w:t>optional</w:t>
+      </w:r>
+      <w:r>
+        <w:rPr>
+          <w:rFonts w:ascii="Times New Roman" w:hAnsi="Times New Roman" w:cs="Times New Roman"/>
+          <w:i/>
+          <w:color w:val="000000" w:themeColor="text1"/>
+          <w:sz w:val="28"/>
+          <w:szCs w:val="28"/>
+        </w:rPr>
+        <w:t>()</w:t>
+      </w:r>
+      <w:r>
+        <w:rPr>
+          <w:rFonts w:ascii="Times New Roman" w:hAnsi="Times New Roman" w:cs="Times New Roman"/>
+          <w:color w:val="000000" w:themeColor="text1"/>
+          <w:sz w:val="28"/>
+          <w:szCs w:val="28"/>
+        </w:rPr>
+        <w:t>), повторения с произвольными или ограниченными границами (.</w:t>
+      </w:r>
+      <w:r>
+        <w:rPr>
+          <w:rFonts w:ascii="Times New Roman" w:hAnsi="Times New Roman" w:cs="Times New Roman"/>
+          <w:i/>
+          <w:color w:val="000000" w:themeColor="text1"/>
+          <w:sz w:val="28"/>
+          <w:szCs w:val="28"/>
+          <w:lang w:val="en-US"/>
+        </w:rPr>
+        <w:t>repeatable</w:t>
+      </w:r>
+      <w:r>
+        <w:rPr>
+          <w:rFonts w:ascii="Times New Roman" w:hAnsi="Times New Roman" w:cs="Times New Roman"/>
+          <w:i/>
+          <w:color w:val="000000" w:themeColor="text1"/>
+          <w:sz w:val="28"/>
+          <w:szCs w:val="28"/>
+        </w:rPr>
+        <w:t>(), .</w:t>
+      </w:r>
+      <w:r>
+        <w:rPr>
+          <w:rFonts w:ascii="Times New Roman" w:hAnsi="Times New Roman" w:cs="Times New Roman"/>
+          <w:i/>
+          <w:color w:val="000000" w:themeColor="text1"/>
+          <w:sz w:val="28"/>
+          <w:szCs w:val="28"/>
+          <w:lang w:val="en-US"/>
+        </w:rPr>
+        <w:t>repeatable</w:t>
+      </w:r>
+      <w:r>
+        <w:rPr>
+          <w:rFonts w:ascii="Times New Roman" w:hAnsi="Times New Roman" w:cs="Times New Roman"/>
+          <w:i/>
+          <w:color w:val="000000" w:themeColor="text1"/>
+          <w:sz w:val="28"/>
+          <w:szCs w:val="28"/>
+        </w:rPr>
+        <w:t>_</w:t>
+      </w:r>
+      <w:r>
+        <w:rPr>
+          <w:rFonts w:ascii="Times New Roman" w:hAnsi="Times New Roman" w:cs="Times New Roman"/>
+          <w:i/>
+          <w:color w:val="000000" w:themeColor="text1"/>
+          <w:sz w:val="28"/>
+          <w:szCs w:val="28"/>
+          <w:lang w:val="en-US"/>
+        </w:rPr>
+        <w:t>with</w:t>
+      </w:r>
+      <w:r>
+        <w:rPr>
+          <w:rFonts w:ascii="Times New Roman" w:hAnsi="Times New Roman" w:cs="Times New Roman"/>
+          <w:i/>
+          <w:color w:val="000000" w:themeColor="text1"/>
+          <w:sz w:val="28"/>
+          <w:szCs w:val="28"/>
+        </w:rPr>
+        <w:t>(</w:t>
+      </w:r>
+      <w:r>
+        <w:rPr>
+          <w:rFonts w:ascii="Times New Roman" w:hAnsi="Times New Roman" w:cs="Times New Roman"/>
+          <w:i/>
+          <w:color w:val="000000" w:themeColor="text1"/>
+          <w:sz w:val="28"/>
+          <w:szCs w:val="28"/>
+          <w:lang w:val="en-US"/>
+        </w:rPr>
+        <w:t>min</w:t>
+      </w:r>
+      <w:r>
+        <w:rPr>
+          <w:rFonts w:ascii="Times New Roman" w:hAnsi="Times New Roman" w:cs="Times New Roman"/>
+          <w:i/>
+          <w:color w:val="000000" w:themeColor="text1"/>
+          <w:sz w:val="28"/>
+          <w:szCs w:val="28"/>
+        </w:rPr>
+        <w:t xml:space="preserve">, </w:t>
+      </w:r>
+      <w:r>
+        <w:rPr>
+          <w:rFonts w:ascii="Times New Roman" w:hAnsi="Times New Roman" w:cs="Times New Roman"/>
+          <w:i/>
+          <w:color w:val="000000" w:themeColor="text1"/>
+          <w:sz w:val="28"/>
+          <w:szCs w:val="28"/>
+          <w:lang w:val="en-US"/>
+        </w:rPr>
+        <w:t>max</w:t>
+      </w:r>
+      <w:r>
+        <w:rPr>
+          <w:rFonts w:ascii="Times New Roman" w:hAnsi="Times New Roman" w:cs="Times New Roman"/>
+          <w:i/>
+          <w:color w:val="000000" w:themeColor="text1"/>
+          <w:sz w:val="28"/>
+          <w:szCs w:val="28"/>
+        </w:rPr>
+        <w:t>, …)</w:t>
+      </w:r>
+      <w:r>
+        <w:rPr>
+          <w:rFonts w:ascii="Times New Roman" w:hAnsi="Times New Roman" w:cs="Times New Roman"/>
+          <w:color w:val="000000" w:themeColor="text1"/>
+          <w:sz w:val="28"/>
+          <w:szCs w:val="28"/>
+        </w:rPr>
+        <w:t>), именование (.</w:t>
+      </w:r>
+      <w:r>
+        <w:rPr>
+          <w:rFonts w:ascii="Times New Roman" w:hAnsi="Times New Roman" w:cs="Times New Roman"/>
+          <w:i/>
+          <w:color w:val="000000" w:themeColor="text1"/>
+          <w:sz w:val="28"/>
+          <w:szCs w:val="28"/>
+          <w:lang w:val="en-US"/>
+        </w:rPr>
+        <w:t>named</w:t>
+      </w:r>
+      <w:r>
+        <w:rPr>
+          <w:rFonts w:ascii="Times New Roman" w:hAnsi="Times New Roman" w:cs="Times New Roman"/>
+          <w:i/>
+          <w:color w:val="000000" w:themeColor="text1"/>
+          <w:sz w:val="28"/>
+          <w:szCs w:val="28"/>
+        </w:rPr>
+        <w:t>("…")</w:t>
+      </w:r>
+      <w:r>
+        <w:rPr>
+          <w:rFonts w:ascii="Times New Roman" w:hAnsi="Times New Roman" w:cs="Times New Roman"/>
+          <w:color w:val="000000" w:themeColor="text1"/>
+          <w:sz w:val="28"/>
+          <w:szCs w:val="28"/>
+        </w:rPr>
+        <w:t xml:space="preserve">) и рекурсивные правила через </w:t>
+      </w:r>
+      <w:r>
+        <w:rPr>
+          <w:rFonts w:ascii="Times New Roman" w:hAnsi="Times New Roman" w:cs="Times New Roman"/>
+          <w:i/>
+          <w:color w:val="000000" w:themeColor="text1"/>
+          <w:sz w:val="28"/>
+          <w:szCs w:val="28"/>
+          <w:lang w:val="en-US"/>
+        </w:rPr>
+        <w:t>forward</w:t>
+      </w:r>
+      <w:r>
+        <w:rPr>
+          <w:rFonts w:ascii="Times New Roman" w:hAnsi="Times New Roman" w:cs="Times New Roman"/>
+          <w:i/>
+          <w:color w:val="000000" w:themeColor="text1"/>
+          <w:sz w:val="28"/>
+          <w:szCs w:val="28"/>
+        </w:rPr>
+        <w:t>()</w:t>
+      </w:r>
+      <w:r>
+        <w:rPr>
+          <w:rFonts w:ascii="Times New Roman" w:hAnsi="Times New Roman" w:cs="Times New Roman"/>
+          <w:color w:val="000000" w:themeColor="text1"/>
+          <w:sz w:val="28"/>
+          <w:szCs w:val="28"/>
+        </w:rPr>
+        <w:t xml:space="preserve"> с отложенным </w:t>
+      </w:r>
+      <w:r>
+        <w:rPr>
+          <w:rFonts w:ascii="Times New Roman" w:hAnsi="Times New Roman" w:cs="Times New Roman"/>
+          <w:i/>
+          <w:color w:val="000000" w:themeColor="text1"/>
+          <w:sz w:val="28"/>
+          <w:szCs w:val="28"/>
+          <w:lang w:val="en-US"/>
+        </w:rPr>
+        <w:t>define</w:t>
+      </w:r>
+      <w:r>
+        <w:rPr>
+          <w:rFonts w:ascii="Times New Roman" w:hAnsi="Times New Roman" w:cs="Times New Roman"/>
+          <w:color w:val="000000" w:themeColor="text1"/>
+          <w:sz w:val="28"/>
+          <w:szCs w:val="28"/>
+        </w:rPr>
+        <w:t xml:space="preserve">. Терминалы грамматики выражаются предикатами над токенами, что позволяет задавать ограничения как по строковому значению </w:t>
+      </w:r>
+      <w:r>
+        <w:rPr>
+          <w:rFonts w:ascii="Times New Roman" w:hAnsi="Times New Roman" w:cs="Times New Roman"/>
+          <w:color w:val="000000" w:themeColor="text1"/>
+          <w:sz w:val="28"/>
+          <w:szCs w:val="28"/>
+          <w:lang w:val="en-US"/>
+        </w:rPr>
+        <w:t>(</w:t>
+      </w:r>
+      <w:r>
+        <w:rPr>
+          <w:rFonts w:ascii="Times New Roman" w:hAnsi="Times New Roman" w:cs="Times New Roman"/>
+          <w:i/>
+          <w:color w:val="000000" w:themeColor="text1"/>
+          <w:sz w:val="28"/>
+          <w:szCs w:val="28"/>
+          <w:lang w:val="en-US"/>
+        </w:rPr>
+        <w:t>eq, caseless, normalized, dictionary, in_</w:t>
+      </w:r>
+      <w:r>
+        <w:rPr>
+          <w:rFonts w:ascii="Times New Roman" w:hAnsi="Times New Roman" w:cs="Times New Roman"/>
+          <w:color w:val="000000" w:themeColor="text1"/>
+          <w:sz w:val="28"/>
+          <w:szCs w:val="28"/>
+          <w:lang w:val="en-US"/>
+        </w:rPr>
+        <w:t>), так и по числовым (</w:t>
+      </w:r>
+      <w:r>
+        <w:rPr>
+          <w:rFonts w:ascii="Times New Roman" w:hAnsi="Times New Roman" w:cs="Times New Roman"/>
+          <w:i/>
+          <w:color w:val="000000" w:themeColor="text1"/>
+          <w:sz w:val="28"/>
+          <w:szCs w:val="28"/>
+          <w:lang w:val="en-US"/>
+        </w:rPr>
+        <w:t>gte, lte</w:t>
+      </w:r>
+      <w:r>
+        <w:rPr>
+          <w:rFonts w:ascii="Times New Roman" w:hAnsi="Times New Roman" w:cs="Times New Roman"/>
+          <w:color w:val="000000" w:themeColor="text1"/>
+          <w:sz w:val="28"/>
+          <w:szCs w:val="28"/>
+          <w:lang w:val="en-US"/>
+        </w:rPr>
+        <w:t>) и морфологическим признакам (</w:t>
+      </w:r>
+      <w:r>
+        <w:rPr>
+          <w:rFonts w:ascii="Times New Roman" w:hAnsi="Times New Roman" w:cs="Times New Roman"/>
+          <w:i/>
+          <w:color w:val="000000" w:themeColor="text1"/>
+          <w:sz w:val="28"/>
+          <w:szCs w:val="28"/>
+          <w:lang w:val="en-US"/>
+        </w:rPr>
+        <w:t>gram</w:t>
+      </w:r>
+      <w:r>
+        <w:rPr>
+          <w:rFonts w:ascii="Times New Roman" w:hAnsi="Times New Roman" w:cs="Times New Roman"/>
+          <w:i/>
+          <w:color w:val="000000" w:themeColor="text1"/>
+          <w:sz w:val="28"/>
+          <w:szCs w:val="28"/>
+          <w:lang w:val="en-US"/>
+        </w:rPr>
+        <w:t>()</w:t>
+      </w:r>
+      <w:r>
+        <w:rPr>
+          <w:rFonts w:ascii="Times New Roman" w:hAnsi="Times New Roman" w:cs="Times New Roman"/>
+          <w:i/>
+          <w:color w:val="000000" w:themeColor="text1"/>
+          <w:sz w:val="28"/>
+          <w:szCs w:val="28"/>
+          <w:lang w:val="en-US"/>
+        </w:rPr>
+        <w:t>, is_title</w:t>
+      </w:r>
+      <w:r>
+        <w:rPr>
+          <w:rFonts w:ascii="Times New Roman" w:hAnsi="Times New Roman" w:cs="Times New Roman"/>
+          <w:i/>
+          <w:color w:val="000000" w:themeColor="text1"/>
+          <w:sz w:val="28"/>
+          <w:szCs w:val="28"/>
+          <w:lang w:val="en-US"/>
+        </w:rPr>
+        <w:t>()</w:t>
+      </w:r>
+      <w:r>
+        <w:rPr>
+          <w:rFonts w:ascii="Times New Roman" w:hAnsi="Times New Roman" w:cs="Times New Roman"/>
+          <w:i/>
+          <w:color w:val="000000" w:themeColor="text1"/>
+          <w:sz w:val="28"/>
+          <w:szCs w:val="28"/>
+          <w:lang w:val="en-US"/>
+        </w:rPr>
+        <w:t>, is_upper</w:t>
+      </w:r>
+      <w:r>
+        <w:rPr>
+          <w:rFonts w:ascii="Times New Roman" w:hAnsi="Times New Roman" w:cs="Times New Roman"/>
+          <w:i/>
+          <w:color w:val="000000" w:themeColor="text1"/>
+          <w:sz w:val="28"/>
+          <w:szCs w:val="28"/>
+          <w:lang w:val="en-US"/>
+        </w:rPr>
+        <w:t>()</w:t>
+      </w:r>
+      <w:r>
+        <w:rPr>
+          <w:rFonts w:ascii="Times New Roman" w:hAnsi="Times New Roman" w:cs="Times New Roman"/>
+          <w:i/>
+          <w:color w:val="000000" w:themeColor="text1"/>
+          <w:sz w:val="28"/>
+          <w:szCs w:val="28"/>
+          <w:lang w:val="en-US"/>
+        </w:rPr>
+        <w:t>, is_digit</w:t>
+      </w:r>
+      <w:r>
+        <w:rPr>
+          <w:rFonts w:ascii="Times New Roman" w:hAnsi="Times New Roman" w:cs="Times New Roman"/>
+          <w:i/>
+          <w:color w:val="000000" w:themeColor="text1"/>
+          <w:sz w:val="28"/>
+          <w:szCs w:val="28"/>
+          <w:lang w:val="en-US"/>
+        </w:rPr>
+        <w:t>()</w:t>
+      </w:r>
+      <w:r>
+        <w:rPr>
+          <w:rFonts w:ascii="Times New Roman" w:hAnsi="Times New Roman" w:cs="Times New Roman"/>
+          <w:i/>
+          <w:color w:val="000000" w:themeColor="text1"/>
+          <w:sz w:val="28"/>
+          <w:szCs w:val="28"/>
+          <w:lang w:val="en-US"/>
+        </w:rPr>
+        <w:t>, length_eq</w:t>
+      </w:r>
+      <w:r>
+        <w:rPr>
+          <w:rFonts w:ascii="Times New Roman" w:hAnsi="Times New Roman" w:cs="Times New Roman"/>
+          <w:i/>
+          <w:color w:val="000000" w:themeColor="text1"/>
+          <w:sz w:val="28"/>
+          <w:szCs w:val="28"/>
+          <w:lang w:val="en-US"/>
+        </w:rPr>
+        <w:t>(</w:t>
+      </w:r>
+      <w:r>
+        <w:rPr>
+          <w:rFonts w:ascii="Times New Roman" w:hAnsi="Times New Roman" w:cs="Times New Roman"/>
+          <w:i/>
+          <w:color w:val="000000" w:themeColor="text1"/>
+          <w:sz w:val="28"/>
+          <w:szCs w:val="28"/>
+          <w:lang w:val="en-US"/>
+        </w:rPr>
+        <w:t>)</w:t>
+      </w:r>
+      <w:r>
+        <w:rPr>
+          <w:rFonts w:ascii="Times New Roman" w:hAnsi="Times New Roman" w:cs="Times New Roman"/>
+          <w:color w:val="000000" w:themeColor="text1"/>
+          <w:sz w:val="28"/>
+          <w:szCs w:val="28"/>
+          <w:lang w:val="en-US"/>
+        </w:rPr>
+        <w:t>).</w:t>
+      </w:r>
+      <w:r>
+        <w:rPr>
+          <w:rFonts w:ascii="Times New Roman" w:hAnsi="Times New Roman" w:cs="Times New Roman"/>
+          <w:color w:val="000000" w:themeColor="text1"/>
+          <w:sz w:val="28"/>
+          <w:szCs w:val="28"/>
+          <w:lang w:val="en-US"/>
+        </w:rPr>
+        <w:t xml:space="preserve"> </w:t>
+      </w:r>
+      <w:r>
+        <w:rPr>
+          <w:rFonts w:ascii="Times New Roman" w:hAnsi="Times New Roman" w:cs="Times New Roman"/>
+          <w:color w:val="000000" w:themeColor="text1"/>
+          <w:sz w:val="28"/>
+          <w:szCs w:val="28"/>
+        </w:rPr>
+        <w:t>Например, проверка принадлежности токена-существительного к титульному регистру с одновременным вхождением в словарь городов записывается одной композицией</w:t>
+      </w:r>
+      <w:r>
+        <w:rPr>
+          <w:rFonts w:ascii="Times New Roman" w:hAnsi="Times New Roman" w:cs="Times New Roman"/>
+          <w:color w:val="000000" w:themeColor="text1"/>
+          <w:sz w:val="28"/>
+          <w:szCs w:val="28"/>
+        </w:rPr>
+        <w:t xml:space="preserve"> и представлен на рис.3</w:t>
+      </w:r>
+      <w:r>
+        <w:rPr>
+          <w:rFonts w:ascii="Times New Roman" w:hAnsi="Times New Roman" w:cs="Times New Roman"/>
+          <w:color w:val="000000" w:themeColor="text1"/>
+          <w:sz w:val="28"/>
+          <w:szCs w:val="28"/>
+        </w:rPr>
+        <w:t>:</w:t>
+      </w:r>
+      <w:r>
+        <w:rPr>
+          <w:rFonts w:ascii="Times New Roman" w:hAnsi="Times New Roman" w:cs="Times New Roman"/>
+          <w:color w:val="000000" w:themeColor="text1"/>
+          <w:sz w:val="28"/>
+          <w:szCs w:val="28"/>
+        </w:rPr>
+        <w:t xml:space="preserve"> </w:t>
+      </w:r>
+    </w:p>
+    <w:p>
+      <w:pPr>
+        <w:spacing w:line="360" w:lineRule="auto"/>
+        <w:ind w:firstLine="708"/>
+        <w:jc w:val="center"/>
+        <w:rPr>
+          <w:rFonts w:ascii="Times New Roman" w:hAnsi="Times New Roman" w:cs="Times New Roman"/>
+          <w:color w:val="000000" w:themeColor="text1"/>
+          <w:sz w:val="28"/>
+          <w:szCs w:val="28"/>
+        </w:rPr>
+      </w:pPr>
+      <w:r>
+        <w:rPr>
+          <w:rFonts w:ascii="Times New Roman" w:hAnsi="Times New Roman" w:cs="Times New Roman"/>
+          <w:noProof/>
+          <w:color w:val="000000" w:themeColor="text1"/>
+          <w:sz w:val="28"/>
+          <w:szCs w:val="28"/>
+          <w:lang w:eastAsia="ru-RU"/>
+        </w:rPr>
+        <w:drawing>
+          <wp:inline distT="0" distB="0" distL="0" distR="0">
+            <wp:extent cx="5314950" cy="323850"/>
+            <wp:effectExtent l="19050" t="0" r="0" b="0"/>
+            <wp:docPr id="16" name="Рисунок 16"/>
+            <wp:cNvGraphicFramePr>
+              <a:graphicFrameLocks xmlns:a="http://schemas.openxmlformats.org/drawingml/2006/main" noChangeAspect="1"/>
+            </wp:cNvGraphicFramePr>
+            <a:graphic xmlns:a="http://schemas.openxmlformats.org/drawingml/2006/main">
+              <a:graphicData uri="http://schemas.openxmlformats.org/drawingml/2006/picture">
+                <pic:pic xmlns:pic="http://schemas.openxmlformats.org/drawingml/2006/picture">
+                  <pic:nvPicPr>
+                    <pic:cNvPr id="0" name="Picture 16"/>
+                    <pic:cNvPicPr>
+                      <a:picLocks noChangeAspect="1" noChangeArrowheads="1"/>
+                    </pic:cNvPicPr>
+                  </pic:nvPicPr>
+                  <pic:blipFill>
+                    <a:blip r:embed="rId10"/>
+                    <a:srcRect/>
+                    <a:stretch>
+                      <a:fillRect/>
+                    </a:stretch>
+                  </pic:blipFill>
+                  <pic:spPr bwMode="auto">
+                    <a:xfrm>
+                      <a:off x="0" y="0"/>
+                      <a:ext cx="5314950" cy="323850"/>
+                    </a:xfrm>
+                    <a:prstGeom prst="rect">
+                      <a:avLst/>
+                    </a:prstGeom>
+                    <a:noFill/>
+                    <a:ln w="9525">
+                      <a:noFill/>
+                      <a:miter lim="800000"/>
+                      <a:headEnd/>
+                      <a:tailEnd/>
+                    </a:ln>
+                  </pic:spPr>
+                </pic:pic>
+              </a:graphicData>
+            </a:graphic>
+          </wp:inline>
+        </w:drawing>
+      </w:r>
+    </w:p>
+    <w:p>
+      <w:pPr>
+        <w:spacing w:line="360" w:lineRule="auto"/>
+        <w:ind w:firstLine="708"/>
+        <w:jc w:val="center"/>
+        <w:rPr>
+          <w:rFonts w:ascii="Times New Roman" w:hAnsi="Times New Roman" w:cs="Times New Roman"/>
+          <w:sz w:val="28"/>
+          <w:szCs w:val="28"/>
+        </w:rPr>
+      </w:pPr>
+      <w:r>
+        <w:rPr>
+          <w:rFonts w:ascii="Times New Roman" w:hAnsi="Times New Roman" w:cs="Times New Roman"/>
+          <w:color w:val="000000" w:themeColor="text1"/>
+          <w:sz w:val="28"/>
+          <w:szCs w:val="28"/>
+        </w:rPr>
+        <w:t xml:space="preserve">Рис.3. Пример построения правила на основе </w:t>
+      </w:r>
+      <w:r>
+        <w:rPr>
+          <w:rFonts w:ascii="Times New Roman" w:hAnsi="Times New Roman" w:cs="Times New Roman"/>
+          <w:sz w:val="28"/>
+          <w:szCs w:val="28"/>
+        </w:rPr>
+        <w:t>DSL-подобный интерфейс</w:t>
+      </w:r>
+    </w:p>
+    <w:p>
+      <w:pPr>
+        <w:spacing w:line="360" w:lineRule="auto"/>
+        <w:ind w:firstLine="708"/>
+        <w:jc w:val="both"/>
+        <w:rPr>
+          <w:rFonts w:ascii="Times New Roman" w:hAnsi="Times New Roman" w:cs="Times New Roman"/>
+          <w:color w:val="000000" w:themeColor="text1"/>
+          <w:sz w:val="28"/>
+          <w:szCs w:val="28"/>
+        </w:rPr>
+      </w:pPr>
+      <w:r>
+        <w:rPr>
+          <w:rFonts w:ascii="Times New Roman" w:hAnsi="Times New Roman" w:cs="Times New Roman"/>
+          <w:color w:val="000000" w:themeColor="text1"/>
+          <w:sz w:val="28"/>
+          <w:szCs w:val="28"/>
+        </w:rPr>
+        <w:t>Подобный подход позволяет декларативно описывать синтаксические конструкции и учитывать особенности русского языка — падежи, род и число — без ручной обработки морфоформ.</w:t>
+      </w:r>
+    </w:p>
+    <w:p>
+      <w:pPr>
+        <w:spacing w:line="360" w:lineRule="auto"/>
+        <w:ind w:firstLine="708"/>
+        <w:jc w:val="both"/>
+        <w:rPr>
+          <w:rFonts w:ascii="Times New Roman" w:hAnsi="Times New Roman" w:cs="Times New Roman"/>
+          <w:color w:val="000000" w:themeColor="text1"/>
+          <w:sz w:val="28"/>
+          <w:szCs w:val="28"/>
+        </w:rPr>
+      </w:pPr>
+      <w:r>
+        <w:rPr>
+          <w:rFonts w:ascii="Times New Roman" w:hAnsi="Times New Roman" w:cs="Times New Roman"/>
+          <w:color w:val="000000" w:themeColor="text1"/>
+          <w:sz w:val="28"/>
+          <w:szCs w:val="28"/>
+        </w:rPr>
+        <w:t xml:space="preserve">Реестр </w:t>
+      </w:r>
+      <w:r>
+        <w:rPr>
+          <w:rFonts w:ascii="Times New Roman" w:hAnsi="Times New Roman" w:cs="Times New Roman"/>
+          <w:i/>
+          <w:color w:val="000000" w:themeColor="text1"/>
+          <w:sz w:val="28"/>
+          <w:szCs w:val="28"/>
+        </w:rPr>
+        <w:t>RuleRegistry</w:t>
+      </w:r>
+      <w:r>
+        <w:rPr>
+          <w:rFonts w:ascii="Times New Roman" w:hAnsi="Times New Roman" w:cs="Times New Roman"/>
+          <w:color w:val="000000" w:themeColor="text1"/>
+          <w:sz w:val="28"/>
+          <w:szCs w:val="28"/>
+        </w:rPr>
+        <w:t xml:space="preserve"> отвечает за хранение нормализованных правил, выдачу монотонных </w:t>
+      </w:r>
+      <w:r>
+        <w:rPr>
+          <w:rFonts w:ascii="Times New Roman" w:hAnsi="Times New Roman" w:cs="Times New Roman"/>
+          <w:i/>
+          <w:color w:val="000000" w:themeColor="text1"/>
+          <w:sz w:val="28"/>
+          <w:szCs w:val="28"/>
+        </w:rPr>
+        <w:t>RuleId</w:t>
+      </w:r>
+      <w:r>
+        <w:rPr>
+          <w:rFonts w:ascii="Times New Roman" w:hAnsi="Times New Roman" w:cs="Times New Roman"/>
+          <w:color w:val="000000" w:themeColor="text1"/>
+          <w:sz w:val="28"/>
+          <w:szCs w:val="28"/>
+        </w:rPr>
+        <w:t xml:space="preserve"> и индексацию всех вложенных подправил BFS-обходом графа. Метод </w:t>
+      </w:r>
+      <w:r>
+        <w:rPr>
+          <w:rFonts w:ascii="Times New Roman" w:hAnsi="Times New Roman" w:cs="Times New Roman"/>
+          <w:i/>
+          <w:color w:val="000000" w:themeColor="text1"/>
+          <w:sz w:val="28"/>
+          <w:szCs w:val="28"/>
+        </w:rPr>
+        <w:t>validate()</w:t>
+      </w:r>
+      <w:r>
+        <w:rPr>
+          <w:rFonts w:ascii="Times New Roman" w:hAnsi="Times New Roman" w:cs="Times New Roman"/>
+          <w:color w:val="000000" w:themeColor="text1"/>
+          <w:sz w:val="28"/>
+          <w:szCs w:val="28"/>
+        </w:rPr>
+        <w:t xml:space="preserve"> выполняет структурную проверку грамматики: ловит правила без продукций, пустые продукции и неопределённые forward-узлы, возвращая ошибки типа </w:t>
+      </w:r>
+      <w:r>
+        <w:rPr>
+          <w:rFonts w:ascii="Times New Roman" w:hAnsi="Times New Roman" w:cs="Times New Roman"/>
+          <w:i/>
+          <w:color w:val="000000" w:themeColor="text1"/>
+          <w:sz w:val="28"/>
+          <w:szCs w:val="28"/>
+        </w:rPr>
+        <w:t>RuleValidationError</w:t>
+      </w:r>
+      <w:r>
+        <w:rPr>
+          <w:rFonts w:ascii="Times New Roman" w:hAnsi="Times New Roman" w:cs="Times New Roman"/>
+          <w:color w:val="000000" w:themeColor="text1"/>
+          <w:sz w:val="28"/>
+          <w:szCs w:val="28"/>
+        </w:rPr>
+        <w:t xml:space="preserve"> ещё до запуска парсера.</w:t>
+      </w:r>
+    </w:p>
+    <w:p>
+      <w:pPr>
+        <w:spacing w:line="360" w:lineRule="auto"/>
+        <w:ind w:firstLine="708"/>
+        <w:jc w:val="both"/>
+        <w:rPr>
+          <w:rFonts w:ascii="Times New Roman" w:hAnsi="Times New Roman" w:cs="Times New Roman"/>
+          <w:color w:val="000000" w:themeColor="text1"/>
+          <w:sz w:val="28"/>
+          <w:szCs w:val="28"/>
+        </w:rPr>
+      </w:pPr>
+      <w:r>
+        <w:rPr>
+          <w:rFonts w:ascii="Times New Roman" w:hAnsi="Times New Roman" w:cs="Times New Roman"/>
+          <w:color w:val="000000" w:themeColor="text1"/>
+          <w:sz w:val="28"/>
+          <w:szCs w:val="28"/>
+        </w:rPr>
+        <w:t xml:space="preserve">Токенизация текста реализована в модуле </w:t>
+      </w:r>
+      <w:r>
+        <w:rPr>
+          <w:rFonts w:ascii="Times New Roman" w:hAnsi="Times New Roman" w:cs="Times New Roman"/>
+          <w:b/>
+          <w:color w:val="000000" w:themeColor="text1"/>
+          <w:sz w:val="28"/>
+          <w:szCs w:val="28"/>
+        </w:rPr>
+        <w:t>token</w:t>
+      </w:r>
+      <w:r>
+        <w:rPr>
+          <w:rFonts w:ascii="Times New Roman" w:hAnsi="Times New Roman" w:cs="Times New Roman"/>
+          <w:color w:val="000000" w:themeColor="text1"/>
+          <w:sz w:val="28"/>
+          <w:szCs w:val="28"/>
+        </w:rPr>
+        <w:t xml:space="preserve">. Базовый класс </w:t>
+      </w:r>
+      <w:r>
+        <w:rPr>
+          <w:rFonts w:ascii="Times New Roman" w:hAnsi="Times New Roman" w:cs="Times New Roman"/>
+          <w:i/>
+          <w:color w:val="000000" w:themeColor="text1"/>
+          <w:sz w:val="28"/>
+          <w:szCs w:val="28"/>
+        </w:rPr>
+        <w:t>Tokenizer</w:t>
+      </w:r>
+      <w:r>
+        <w:rPr>
+          <w:rFonts w:ascii="Times New Roman" w:hAnsi="Times New Roman" w:cs="Times New Roman"/>
+          <w:color w:val="000000" w:themeColor="text1"/>
+          <w:sz w:val="28"/>
+          <w:szCs w:val="28"/>
+        </w:rPr>
+        <w:t xml:space="preserve"> использует регулярные выражения и выделяет фиксированный набор типов (Russian, Latin, Int, Punct, Email, Phone, Domain, EOL, Other); </w:t>
+      </w:r>
+      <w:r>
+        <w:rPr>
+          <w:rFonts w:ascii="Times New Roman" w:hAnsi="Times New Roman" w:cs="Times New Roman"/>
+          <w:color w:val="000000" w:themeColor="text1"/>
+          <w:sz w:val="28"/>
+          <w:szCs w:val="28"/>
+        </w:rPr>
+        <w:lastRenderedPageBreak/>
+        <w:t xml:space="preserve">каждый токен хранит свою позицию в исходном тексте через структуру Span вида полуинтервала [start, stop). Морфологический токенизатор </w:t>
+      </w:r>
+      <w:r>
+        <w:rPr>
+          <w:rFonts w:ascii="Times New Roman" w:hAnsi="Times New Roman" w:cs="Times New Roman"/>
+          <w:i/>
+          <w:color w:val="000000" w:themeColor="text1"/>
+          <w:sz w:val="28"/>
+          <w:szCs w:val="28"/>
+        </w:rPr>
+        <w:t>MorphTokenizer</w:t>
+      </w:r>
+      <w:r>
+        <w:rPr>
+          <w:rFonts w:ascii="Times New Roman" w:hAnsi="Times New Roman" w:cs="Times New Roman"/>
+          <w:color w:val="000000" w:themeColor="text1"/>
+          <w:sz w:val="28"/>
+          <w:szCs w:val="28"/>
+        </w:rPr>
+        <w:t xml:space="preserve"> оборачивает базовый токенизатор и для русских слов добавляет полный набор морфологических разборов (Vec&lt;Form&gt;) на основе словаря OpenCorpora, формируя унифицированное перечисление AnyToken::{Plain, Morph}. Сам словарь подготавливается однократным вызовом </w:t>
+      </w:r>
+      <w:r>
+        <w:rPr>
+          <w:rFonts w:ascii="Times New Roman" w:hAnsi="Times New Roman" w:cs="Times New Roman"/>
+          <w:i/>
+          <w:color w:val="000000" w:themeColor="text1"/>
+          <w:sz w:val="28"/>
+          <w:szCs w:val="28"/>
+        </w:rPr>
+        <w:t>renert::init(xml, cache_dir)</w:t>
+      </w:r>
+      <w:r>
+        <w:rPr>
+          <w:rFonts w:ascii="Times New Roman" w:hAnsi="Times New Roman" w:cs="Times New Roman"/>
+          <w:color w:val="000000" w:themeColor="text1"/>
+          <w:sz w:val="28"/>
+          <w:szCs w:val="28"/>
+        </w:rPr>
+        <w:t xml:space="preserve"> или загружается из ранее собранного кэша через </w:t>
+      </w:r>
+      <w:r>
+        <w:rPr>
+          <w:rFonts w:ascii="Times New Roman" w:hAnsi="Times New Roman" w:cs="Times New Roman"/>
+          <w:i/>
+          <w:color w:val="000000" w:themeColor="text1"/>
+          <w:sz w:val="28"/>
+          <w:szCs w:val="28"/>
+        </w:rPr>
+        <w:t>renert::load(dict_dir).</w:t>
+      </w:r>
+    </w:p>
+    <w:p>
+      <w:pPr>
+        <w:spacing w:line="360" w:lineRule="auto"/>
+        <w:ind w:firstLine="708"/>
+        <w:jc w:val="both"/>
+        <w:rPr>
+          <w:rFonts w:ascii="Times New Roman" w:hAnsi="Times New Roman" w:cs="Times New Roman"/>
+          <w:color w:val="000000" w:themeColor="text1"/>
+          <w:sz w:val="28"/>
+          <w:szCs w:val="28"/>
+        </w:rPr>
+      </w:pPr>
+      <w:r>
+        <w:rPr>
+          <w:rFonts w:ascii="Times New Roman" w:hAnsi="Times New Roman" w:cs="Times New Roman"/>
+          <w:color w:val="000000" w:themeColor="text1"/>
+          <w:sz w:val="28"/>
+          <w:szCs w:val="28"/>
+        </w:rPr>
+        <w:t>Центральным ком</w:t>
+      </w:r>
+      <w:r>
+        <w:rPr>
+          <w:rFonts w:ascii="Times New Roman" w:hAnsi="Times New Roman" w:cs="Times New Roman"/>
+          <w:color w:val="000000" w:themeColor="text1"/>
+          <w:sz w:val="28"/>
+          <w:szCs w:val="28"/>
+        </w:rPr>
+        <w:t xml:space="preserve">понентом системы является структура </w:t>
+      </w:r>
+      <w:r>
+        <w:rPr>
+          <w:rFonts w:ascii="Times New Roman" w:hAnsi="Times New Roman" w:cs="Times New Roman"/>
+          <w:i/>
+          <w:color w:val="000000" w:themeColor="text1"/>
+          <w:sz w:val="28"/>
+          <w:szCs w:val="28"/>
+          <w:lang w:val="en-US"/>
+        </w:rPr>
+        <w:t>Parser</w:t>
+      </w:r>
+      <w:r>
+        <w:rPr>
+          <w:rFonts w:ascii="Times New Roman" w:hAnsi="Times New Roman" w:cs="Times New Roman"/>
+          <w:color w:val="000000" w:themeColor="text1"/>
+          <w:sz w:val="28"/>
+          <w:szCs w:val="28"/>
+        </w:rPr>
+        <w:t xml:space="preserve">, реализующий алгоритм Эрли для произвольных контекстно-свободных грамматик. Анализ ведётся над структурой </w:t>
+      </w:r>
+      <w:r>
+        <w:rPr>
+          <w:rFonts w:ascii="Times New Roman" w:hAnsi="Times New Roman" w:cs="Times New Roman"/>
+          <w:i/>
+          <w:color w:val="000000" w:themeColor="text1"/>
+          <w:sz w:val="28"/>
+          <w:szCs w:val="28"/>
+        </w:rPr>
+        <w:t>Chart</w:t>
+      </w:r>
+      <w:r>
+        <w:rPr>
+          <w:rFonts w:ascii="Times New Roman" w:hAnsi="Times New Roman" w:cs="Times New Roman"/>
+          <w:color w:val="000000" w:themeColor="text1"/>
+          <w:sz w:val="28"/>
+          <w:szCs w:val="28"/>
+        </w:rPr>
+        <w:t xml:space="preserve">, состоящей из колонок Earley-состояний, по одной на каждую позицию между токенами; в каждой колонке последовательно выполняются три классических шага алгоритма — </w:t>
+      </w:r>
+      <w:r>
+        <w:rPr>
+          <w:rFonts w:ascii="Times New Roman" w:hAnsi="Times New Roman" w:cs="Times New Roman"/>
+          <w:i/>
+          <w:color w:val="000000" w:themeColor="text1"/>
+          <w:sz w:val="28"/>
+          <w:szCs w:val="28"/>
+        </w:rPr>
+        <w:t>predict</w:t>
+      </w:r>
+      <w:r>
+        <w:rPr>
+          <w:rFonts w:ascii="Times New Roman" w:hAnsi="Times New Roman" w:cs="Times New Roman"/>
+          <w:color w:val="000000" w:themeColor="text1"/>
+          <w:sz w:val="28"/>
+          <w:szCs w:val="28"/>
+        </w:rPr>
+        <w:t xml:space="preserve">, </w:t>
+      </w:r>
+      <w:r>
+        <w:rPr>
+          <w:rFonts w:ascii="Times New Roman" w:hAnsi="Times New Roman" w:cs="Times New Roman"/>
+          <w:i/>
+          <w:color w:val="000000" w:themeColor="text1"/>
+          <w:sz w:val="28"/>
+          <w:szCs w:val="28"/>
+        </w:rPr>
+        <w:t>scan</w:t>
+      </w:r>
+      <w:r>
+        <w:rPr>
+          <w:rFonts w:ascii="Times New Roman" w:hAnsi="Times New Roman" w:cs="Times New Roman"/>
+          <w:color w:val="000000" w:themeColor="text1"/>
+          <w:sz w:val="28"/>
+          <w:szCs w:val="28"/>
+        </w:rPr>
+        <w:t xml:space="preserve"> и </w:t>
+      </w:r>
+      <w:r>
+        <w:rPr>
+          <w:rFonts w:ascii="Times New Roman" w:hAnsi="Times New Roman" w:cs="Times New Roman"/>
+          <w:i/>
+          <w:color w:val="000000" w:themeColor="text1"/>
+          <w:sz w:val="28"/>
+          <w:szCs w:val="28"/>
+        </w:rPr>
+        <w:t>complete</w:t>
+      </w:r>
+      <w:r>
+        <w:rPr>
+          <w:rFonts w:ascii="Times New Roman" w:hAnsi="Times New Roman" w:cs="Times New Roman"/>
+          <w:color w:val="000000" w:themeColor="text1"/>
+          <w:sz w:val="28"/>
+          <w:szCs w:val="28"/>
+        </w:rPr>
+        <w:t>, — с мемоизацией предсказаний и фильтрацией продукций по lookahead для ускорения разбора. Основная структура парсера хранит ссылку на реестр правил, идентификатор корневого правила, токени</w:t>
+      </w:r>
+      <w:r>
+        <w:rPr>
+          <w:rFonts w:ascii="Times New Roman" w:hAnsi="Times New Roman" w:cs="Times New Roman"/>
+          <w:color w:val="000000" w:themeColor="text1"/>
+          <w:sz w:val="28"/>
+          <w:szCs w:val="28"/>
+        </w:rPr>
+        <w:t>затор и пользовательский тэггер.</w:t>
+      </w:r>
+    </w:p>
+    <w:p>
+      <w:pPr>
+        <w:spacing w:line="360" w:lineRule="auto"/>
+        <w:ind w:firstLine="708"/>
+        <w:jc w:val="both"/>
+        <w:rPr>
+          <w:rFonts w:ascii="Times New Roman" w:hAnsi="Times New Roman" w:cs="Times New Roman"/>
+          <w:color w:val="000000" w:themeColor="text1"/>
+          <w:sz w:val="28"/>
+          <w:szCs w:val="28"/>
+        </w:rPr>
+      </w:pPr>
+      <w:r>
+        <w:rPr>
+          <w:rFonts w:ascii="Times New Roman" w:hAnsi="Times New Roman" w:cs="Times New Roman"/>
+          <w:color w:val="000000" w:themeColor="text1"/>
+          <w:sz w:val="28"/>
+          <w:szCs w:val="28"/>
+        </w:rPr>
+        <w:t xml:space="preserve">Высокоуровневый API включает четыре семейства методов: </w:t>
+      </w:r>
+      <w:r>
+        <w:rPr>
+          <w:rFonts w:ascii="Times New Roman" w:hAnsi="Times New Roman" w:cs="Times New Roman"/>
+          <w:i/>
+          <w:color w:val="000000" w:themeColor="text1"/>
+          <w:sz w:val="28"/>
+          <w:szCs w:val="28"/>
+        </w:rPr>
+        <w:t>find</w:t>
+      </w:r>
+      <w:r>
+        <w:rPr>
+          <w:rFonts w:ascii="Times New Roman" w:hAnsi="Times New Roman" w:cs="Times New Roman"/>
+          <w:i/>
+          <w:color w:val="000000" w:themeColor="text1"/>
+          <w:sz w:val="28"/>
+          <w:szCs w:val="28"/>
+        </w:rPr>
+        <w:t>()</w:t>
+      </w:r>
+      <w:r>
+        <w:rPr>
+          <w:rFonts w:ascii="Times New Roman" w:hAnsi="Times New Roman" w:cs="Times New Roman"/>
+          <w:color w:val="000000" w:themeColor="text1"/>
+          <w:sz w:val="28"/>
+          <w:szCs w:val="28"/>
+        </w:rPr>
+        <w:t xml:space="preserve"> и </w:t>
+      </w:r>
+      <w:r>
+        <w:rPr>
+          <w:rFonts w:ascii="Times New Roman" w:hAnsi="Times New Roman" w:cs="Times New Roman"/>
+          <w:i/>
+          <w:color w:val="000000" w:themeColor="text1"/>
+          <w:sz w:val="28"/>
+          <w:szCs w:val="28"/>
+        </w:rPr>
+        <w:t>findall</w:t>
+      </w:r>
+      <w:r>
+        <w:rPr>
+          <w:rFonts w:ascii="Times New Roman" w:hAnsi="Times New Roman" w:cs="Times New Roman"/>
+          <w:i/>
+          <w:color w:val="000000" w:themeColor="text1"/>
+          <w:sz w:val="28"/>
+          <w:szCs w:val="28"/>
+        </w:rPr>
+        <w:t>()</w:t>
+      </w:r>
+      <w:r>
+        <w:rPr>
+          <w:rFonts w:ascii="Times New Roman" w:hAnsi="Times New Roman" w:cs="Times New Roman"/>
+          <w:color w:val="000000" w:themeColor="text1"/>
+          <w:sz w:val="28"/>
+          <w:szCs w:val="28"/>
+        </w:rPr>
+        <w:t xml:space="preserve"> — поиск первого и всех непересекающихся совпадений; </w:t>
+      </w:r>
+      <w:r>
+        <w:rPr>
+          <w:rFonts w:ascii="Times New Roman" w:hAnsi="Times New Roman" w:cs="Times New Roman"/>
+          <w:i/>
+          <w:color w:val="000000" w:themeColor="text1"/>
+          <w:sz w:val="28"/>
+          <w:szCs w:val="28"/>
+        </w:rPr>
+        <w:t>r#match()</w:t>
+      </w:r>
+      <w:r>
+        <w:rPr>
+          <w:rFonts w:ascii="Times New Roman" w:hAnsi="Times New Roman" w:cs="Times New Roman"/>
+          <w:color w:val="000000" w:themeColor="text1"/>
+          <w:sz w:val="28"/>
+          <w:szCs w:val="28"/>
+        </w:rPr>
+        <w:t xml:space="preserve"> — проверка, что корневое правило покрывает вход целиком; </w:t>
+      </w:r>
+      <w:r>
+        <w:rPr>
+          <w:rFonts w:ascii="Times New Roman" w:hAnsi="Times New Roman" w:cs="Times New Roman"/>
+          <w:i/>
+          <w:color w:val="000000" w:themeColor="text1"/>
+          <w:sz w:val="28"/>
+          <w:szCs w:val="28"/>
+        </w:rPr>
+        <w:t>extract</w:t>
+      </w:r>
+      <w:r>
+        <w:rPr>
+          <w:rFonts w:ascii="Times New Roman" w:hAnsi="Times New Roman" w:cs="Times New Roman"/>
+          <w:i/>
+          <w:color w:val="000000" w:themeColor="text1"/>
+          <w:sz w:val="28"/>
+          <w:szCs w:val="28"/>
+        </w:rPr>
+        <w:t>()</w:t>
+      </w:r>
+      <w:r>
+        <w:rPr>
+          <w:rFonts w:ascii="Times New Roman" w:hAnsi="Times New Roman" w:cs="Times New Roman"/>
+          <w:color w:val="000000" w:themeColor="text1"/>
+          <w:sz w:val="28"/>
+          <w:szCs w:val="28"/>
+        </w:rPr>
+        <w:t xml:space="preserve"> — полный пайплайн c выдачей дерева разбора и привязки к тексту. Дополнительно </w:t>
+      </w:r>
+      <w:r>
+        <w:rPr>
+          <w:rFonts w:ascii="Times New Roman" w:hAnsi="Times New Roman" w:cs="Times New Roman"/>
+          <w:color w:val="000000" w:themeColor="text1"/>
+          <w:sz w:val="28"/>
+          <w:szCs w:val="28"/>
+        </w:rPr>
+        <w:t xml:space="preserve">пользователю </w:t>
+      </w:r>
+      <w:r>
+        <w:rPr>
+          <w:rFonts w:ascii="Times New Roman" w:hAnsi="Times New Roman" w:cs="Times New Roman"/>
+          <w:color w:val="000000" w:themeColor="text1"/>
+          <w:sz w:val="28"/>
+          <w:szCs w:val="28"/>
+        </w:rPr>
+        <w:t xml:space="preserve">доступны </w:t>
+      </w:r>
+      <w:r>
+        <w:rPr>
+          <w:rFonts w:ascii="Times New Roman" w:hAnsi="Times New Roman" w:cs="Times New Roman"/>
+          <w:i/>
+          <w:color w:val="000000" w:themeColor="text1"/>
+          <w:sz w:val="28"/>
+          <w:szCs w:val="28"/>
+        </w:rPr>
+        <w:t>find_text</w:t>
+      </w:r>
+      <w:r>
+        <w:rPr>
+          <w:rFonts w:ascii="Times New Roman" w:hAnsi="Times New Roman" w:cs="Times New Roman"/>
+          <w:i/>
+          <w:color w:val="000000" w:themeColor="text1"/>
+          <w:sz w:val="28"/>
+          <w:szCs w:val="28"/>
+        </w:rPr>
+        <w:t>()</w:t>
+      </w:r>
+      <w:r>
+        <w:rPr>
+          <w:rFonts w:ascii="Times New Roman" w:hAnsi="Times New Roman" w:cs="Times New Roman"/>
+          <w:color w:val="000000" w:themeColor="text1"/>
+          <w:sz w:val="28"/>
+          <w:szCs w:val="28"/>
+        </w:rPr>
+        <w:t xml:space="preserve"> и </w:t>
+      </w:r>
+      <w:r>
+        <w:rPr>
+          <w:rFonts w:ascii="Times New Roman" w:hAnsi="Times New Roman" w:cs="Times New Roman"/>
+          <w:i/>
+          <w:color w:val="000000" w:themeColor="text1"/>
+          <w:sz w:val="28"/>
+          <w:szCs w:val="28"/>
+        </w:rPr>
+        <w:t>findall_text</w:t>
+      </w:r>
+      <w:r>
+        <w:rPr>
+          <w:rFonts w:ascii="Times New Roman" w:hAnsi="Times New Roman" w:cs="Times New Roman"/>
+          <w:color w:val="000000" w:themeColor="text1"/>
+          <w:sz w:val="28"/>
+          <w:szCs w:val="28"/>
+        </w:rPr>
+        <w:t>()</w:t>
+      </w:r>
+      <w:r>
+        <w:rPr>
+          <w:rFonts w:ascii="Times New Roman" w:hAnsi="Times New Roman" w:cs="Times New Roman"/>
+          <w:color w:val="000000" w:themeColor="text1"/>
+          <w:sz w:val="28"/>
+          <w:szCs w:val="28"/>
+        </w:rPr>
+        <w:t xml:space="preserve">, возвращающие только значения токенов в виде Vec&lt;String&gt;, а также </w:t>
+      </w:r>
+      <w:r>
+        <w:rPr>
+          <w:rFonts w:ascii="Times New Roman" w:hAnsi="Times New Roman" w:cs="Times New Roman"/>
+          <w:i/>
+          <w:color w:val="000000" w:themeColor="text1"/>
+          <w:sz w:val="28"/>
+          <w:szCs w:val="28"/>
+        </w:rPr>
+        <w:t>parse(&amp;[Token])</w:t>
+      </w:r>
+      <w:r>
+        <w:rPr>
+          <w:rFonts w:ascii="Times New Roman" w:hAnsi="Times New Roman" w:cs="Times New Roman"/>
+          <w:color w:val="000000" w:themeColor="text1"/>
+          <w:sz w:val="28"/>
+          <w:szCs w:val="28"/>
+        </w:rPr>
+        <w:t xml:space="preserve"> для работы с уже токенизированным входом — благодаря трейту </w:t>
+      </w:r>
+      <w:r>
+        <w:rPr>
+          <w:rFonts w:ascii="Times New Roman" w:hAnsi="Times New Roman" w:cs="Times New Roman"/>
+          <w:i/>
+          <w:color w:val="000000" w:themeColor="text1"/>
+          <w:sz w:val="28"/>
+          <w:szCs w:val="28"/>
+        </w:rPr>
+        <w:t>FindInput</w:t>
+      </w:r>
+      <w:r>
+        <w:rPr>
+          <w:rFonts w:ascii="Times New Roman" w:hAnsi="Times New Roman" w:cs="Times New Roman"/>
+          <w:color w:val="000000" w:themeColor="text1"/>
+          <w:sz w:val="28"/>
+          <w:szCs w:val="28"/>
+        </w:rPr>
+        <w:t xml:space="preserve"> методы </w:t>
+      </w:r>
+      <w:r>
+        <w:rPr>
+          <w:rFonts w:ascii="Times New Roman" w:hAnsi="Times New Roman" w:cs="Times New Roman"/>
+          <w:i/>
+          <w:color w:val="000000" w:themeColor="text1"/>
+          <w:sz w:val="28"/>
+          <w:szCs w:val="28"/>
+        </w:rPr>
+        <w:t>find(</w:t>
+      </w:r>
+      <w:r>
+        <w:rPr>
+          <w:rFonts w:ascii="Times New Roman" w:hAnsi="Times New Roman" w:cs="Times New Roman"/>
+          <w:color w:val="000000" w:themeColor="text1"/>
+          <w:sz w:val="28"/>
+          <w:szCs w:val="28"/>
+        </w:rPr>
+        <w:t xml:space="preserve">) и </w:t>
+      </w:r>
+      <w:r>
+        <w:rPr>
+          <w:rFonts w:ascii="Times New Roman" w:hAnsi="Times New Roman" w:cs="Times New Roman"/>
+          <w:i/>
+          <w:color w:val="000000" w:themeColor="text1"/>
+          <w:sz w:val="28"/>
+          <w:szCs w:val="28"/>
+        </w:rPr>
+        <w:t>findall()</w:t>
+      </w:r>
+      <w:r>
+        <w:rPr>
+          <w:rFonts w:ascii="Times New Roman" w:hAnsi="Times New Roman" w:cs="Times New Roman"/>
+          <w:color w:val="000000" w:themeColor="text1"/>
+          <w:sz w:val="28"/>
+          <w:szCs w:val="28"/>
+        </w:rPr>
+        <w:t xml:space="preserve"> полиморфны по типу входа (&amp;str, &amp;[Token], &amp;Vec&lt;Token&gt;).</w:t>
+      </w:r>
+    </w:p>
+    <w:p>
+      <w:pPr>
+        <w:spacing w:line="360" w:lineRule="auto"/>
+        <w:ind w:firstLine="708"/>
+        <w:jc w:val="both"/>
+        <w:rPr>
+          <w:rFonts w:ascii="Times New Roman" w:hAnsi="Times New Roman" w:cs="Times New Roman"/>
+          <w:color w:val="000000" w:themeColor="text1"/>
+          <w:sz w:val="28"/>
+          <w:szCs w:val="28"/>
+        </w:rPr>
+      </w:pPr>
+      <w:r>
+        <w:rPr>
+          <w:rFonts w:ascii="Times New Roman" w:hAnsi="Times New Roman" w:cs="Times New Roman"/>
+          <w:color w:val="000000" w:themeColor="text1"/>
+          <w:sz w:val="28"/>
+          <w:szCs w:val="28"/>
+        </w:rPr>
+        <w:t xml:space="preserve">Для типовых словарных задач предусмотрен модуль </w:t>
+      </w:r>
+      <w:r>
+        <w:rPr>
+          <w:rFonts w:ascii="Times New Roman" w:hAnsi="Times New Roman" w:cs="Times New Roman"/>
+          <w:b/>
+          <w:color w:val="000000" w:themeColor="text1"/>
+          <w:sz w:val="28"/>
+          <w:szCs w:val="28"/>
+        </w:rPr>
+        <w:t>pipeline</w:t>
+      </w:r>
+      <w:r>
+        <w:rPr>
+          <w:rFonts w:ascii="Times New Roman" w:hAnsi="Times New Roman" w:cs="Times New Roman"/>
+          <w:color w:val="000000" w:themeColor="text1"/>
+          <w:sz w:val="28"/>
+          <w:szCs w:val="28"/>
+        </w:rPr>
+        <w:t xml:space="preserve"> — газеттиры, заменяющие громоздкие конструкции из or_ и rule. Функции </w:t>
+      </w:r>
+      <w:r>
+        <w:rPr>
+          <w:rFonts w:ascii="Times New Roman" w:hAnsi="Times New Roman" w:cs="Times New Roman"/>
+          <w:i/>
+          <w:color w:val="000000" w:themeColor="text1"/>
+          <w:sz w:val="28"/>
+          <w:szCs w:val="28"/>
+        </w:rPr>
+        <w:t>pipeline()</w:t>
+      </w:r>
+      <w:r>
+        <w:rPr>
+          <w:rFonts w:ascii="Times New Roman" w:hAnsi="Times New Roman" w:cs="Times New Roman"/>
+          <w:color w:val="000000" w:themeColor="text1"/>
+          <w:sz w:val="28"/>
+          <w:szCs w:val="28"/>
+        </w:rPr>
+        <w:t>,</w:t>
+      </w:r>
+      <w:r>
+        <w:rPr>
+          <w:rFonts w:ascii="Times New Roman" w:hAnsi="Times New Roman" w:cs="Times New Roman"/>
+          <w:i/>
+          <w:color w:val="000000" w:themeColor="text1"/>
+          <w:sz w:val="28"/>
+          <w:szCs w:val="28"/>
+        </w:rPr>
+        <w:t xml:space="preserve"> caseless_pipeline() </w:t>
+      </w:r>
+      <w:r>
+        <w:rPr>
+          <w:rFonts w:ascii="Times New Roman" w:hAnsi="Times New Roman" w:cs="Times New Roman"/>
+          <w:color w:val="000000" w:themeColor="text1"/>
+          <w:sz w:val="28"/>
+          <w:szCs w:val="28"/>
+        </w:rPr>
+        <w:t>и</w:t>
+      </w:r>
+      <w:r>
+        <w:rPr>
+          <w:rFonts w:ascii="Times New Roman" w:hAnsi="Times New Roman" w:cs="Times New Roman"/>
+          <w:i/>
+          <w:color w:val="000000" w:themeColor="text1"/>
+          <w:sz w:val="28"/>
+          <w:szCs w:val="28"/>
+        </w:rPr>
+        <w:t xml:space="preserve"> morph_pipeline()</w:t>
+      </w:r>
+      <w:r>
+        <w:rPr>
+          <w:rFonts w:ascii="Times New Roman" w:hAnsi="Times New Roman" w:cs="Times New Roman"/>
+          <w:color w:val="000000" w:themeColor="text1"/>
+          <w:sz w:val="28"/>
+          <w:szCs w:val="28"/>
+        </w:rPr>
+        <w:t xml:space="preserve"> принимают список фраз и </w:t>
+      </w:r>
+      <w:r>
+        <w:rPr>
+          <w:rFonts w:ascii="Times New Roman" w:hAnsi="Times New Roman" w:cs="Times New Roman"/>
+          <w:color w:val="000000" w:themeColor="text1"/>
+          <w:sz w:val="28"/>
+          <w:szCs w:val="28"/>
+        </w:rPr>
+        <w:lastRenderedPageBreak/>
+        <w:t xml:space="preserve">автоматически собирают соответствующее правило: например, </w:t>
+      </w:r>
+      <w:r>
+        <w:rPr>
+          <w:rFonts w:ascii="Times New Roman" w:hAnsi="Times New Roman" w:cs="Times New Roman"/>
+          <w:i/>
+          <w:color w:val="000000" w:themeColor="text1"/>
+          <w:sz w:val="28"/>
+          <w:szCs w:val="28"/>
+        </w:rPr>
+        <w:t>morph_pipeline(["электронный дневник"])</w:t>
+      </w:r>
+      <w:r>
+        <w:rPr>
+          <w:rFonts w:ascii="Times New Roman" w:hAnsi="Times New Roman" w:cs="Times New Roman"/>
+          <w:color w:val="000000" w:themeColor="text1"/>
+          <w:sz w:val="28"/>
+          <w:szCs w:val="28"/>
+        </w:rPr>
+        <w:t xml:space="preserve"> </w:t>
+      </w:r>
+      <w:r>
+        <w:rPr>
+          <w:rFonts w:ascii="Times New Roman" w:hAnsi="Times New Roman" w:cs="Times New Roman"/>
+          <w:color w:val="000000" w:themeColor="text1"/>
+          <w:sz w:val="28"/>
+          <w:szCs w:val="28"/>
+        </w:rPr>
+        <w:t>распознает</w:t>
+      </w:r>
+      <w:r>
+        <w:rPr>
+          <w:rFonts w:ascii="Times New Roman" w:hAnsi="Times New Roman" w:cs="Times New Roman"/>
+          <w:color w:val="000000" w:themeColor="text1"/>
+          <w:sz w:val="28"/>
+          <w:szCs w:val="28"/>
+        </w:rPr>
+        <w:t xml:space="preserve"> «электронным дневником», «электронные дневники» и другие словоформы благодаря морфологической нормализации по всем падежам и числам.</w:t>
+      </w:r>
+    </w:p>
+    <w:p>
+      <w:pPr>
+        <w:spacing w:line="360" w:lineRule="auto"/>
+        <w:ind w:firstLine="708"/>
+        <w:jc w:val="both"/>
+        <w:rPr>
+          <w:rFonts w:ascii="Times New Roman" w:hAnsi="Times New Roman" w:cs="Times New Roman"/>
+          <w:color w:val="000000" w:themeColor="text1"/>
+          <w:sz w:val="28"/>
+          <w:szCs w:val="28"/>
+        </w:rPr>
+      </w:pPr>
+      <w:r>
+        <w:rPr>
+          <w:rFonts w:ascii="Times New Roman" w:hAnsi="Times New Roman" w:cs="Times New Roman"/>
+          <w:color w:val="000000" w:themeColor="text1"/>
+          <w:sz w:val="28"/>
+          <w:szCs w:val="28"/>
+        </w:rPr>
+        <w:t xml:space="preserve">Дополнительно реализован механизм интерпретации совпадений в структурированные факты — модуль </w:t>
+      </w:r>
+      <w:r>
+        <w:rPr>
+          <w:rFonts w:ascii="Times New Roman" w:hAnsi="Times New Roman" w:cs="Times New Roman"/>
+          <w:b/>
+          <w:color w:val="000000" w:themeColor="text1"/>
+          <w:sz w:val="28"/>
+          <w:szCs w:val="28"/>
+        </w:rPr>
+        <w:t>interpretation</w:t>
+      </w:r>
+      <w:r>
+        <w:rPr>
+          <w:rFonts w:ascii="Times New Roman" w:hAnsi="Times New Roman" w:cs="Times New Roman"/>
+          <w:color w:val="000000" w:themeColor="text1"/>
+          <w:sz w:val="28"/>
+          <w:szCs w:val="28"/>
+        </w:rPr>
+        <w:t xml:space="preserve">. Схема факта объявляется макросом </w:t>
+      </w:r>
+      <w:r>
+        <w:rPr>
+          <w:rFonts w:ascii="Times New Roman" w:hAnsi="Times New Roman" w:cs="Times New Roman"/>
+          <w:i/>
+          <w:color w:val="000000" w:themeColor="text1"/>
+          <w:sz w:val="28"/>
+          <w:szCs w:val="28"/>
+        </w:rPr>
+        <w:t>fact!()</w:t>
+      </w:r>
+      <w:r>
+        <w:rPr>
+          <w:rFonts w:ascii="Times New Roman" w:hAnsi="Times New Roman" w:cs="Times New Roman"/>
+          <w:color w:val="000000" w:themeColor="text1"/>
+          <w:sz w:val="28"/>
+          <w:szCs w:val="28"/>
+        </w:rPr>
+        <w:t xml:space="preserve">, после чего фрагменты грамматики связываются с полями через </w:t>
+      </w:r>
+      <w:r>
+        <w:rPr>
+          <w:rFonts w:ascii="Times New Roman" w:hAnsi="Times New Roman" w:cs="Times New Roman"/>
+          <w:i/>
+          <w:color w:val="000000" w:themeColor="text1"/>
+          <w:sz w:val="28"/>
+          <w:szCs w:val="28"/>
+        </w:rPr>
+        <w:t>.interpretation(Fact::field)</w:t>
+      </w:r>
+      <w:r>
+        <w:rPr>
+          <w:rFonts w:ascii="Times New Roman" w:hAnsi="Times New Roman" w:cs="Times New Roman"/>
+          <w:color w:val="000000" w:themeColor="text1"/>
+          <w:sz w:val="28"/>
+          <w:szCs w:val="28"/>
+        </w:rPr>
+        <w:t>, а корневое правило — через .</w:t>
+      </w:r>
+      <w:r>
+        <w:rPr>
+          <w:rFonts w:ascii="Times New Roman" w:hAnsi="Times New Roman" w:cs="Times New Roman"/>
+          <w:i/>
+          <w:color w:val="000000" w:themeColor="text1"/>
+          <w:sz w:val="28"/>
+          <w:szCs w:val="28"/>
+        </w:rPr>
+        <w:t>interpretation_fact::&lt;Fact&gt;()</w:t>
+      </w:r>
+      <w:r>
+        <w:rPr>
+          <w:rFonts w:ascii="Times New Roman" w:hAnsi="Times New Roman" w:cs="Times New Roman"/>
+          <w:color w:val="000000" w:themeColor="text1"/>
+          <w:sz w:val="28"/>
+          <w:szCs w:val="28"/>
+        </w:rPr>
+        <w:t xml:space="preserve">. Поддерживаются нормализаторы значений: </w:t>
+      </w:r>
+      <w:r>
+        <w:rPr>
+          <w:rFonts w:ascii="Times New Roman" w:hAnsi="Times New Roman" w:cs="Times New Roman"/>
+          <w:i/>
+          <w:color w:val="000000" w:themeColor="text1"/>
+          <w:sz w:val="28"/>
+          <w:szCs w:val="28"/>
+        </w:rPr>
+        <w:t>.normalized()</w:t>
+      </w:r>
+      <w:r>
+        <w:rPr>
+          <w:rFonts w:ascii="Times New Roman" w:hAnsi="Times New Roman" w:cs="Times New Roman"/>
+          <w:color w:val="000000" w:themeColor="text1"/>
+          <w:sz w:val="28"/>
+          <w:szCs w:val="28"/>
+        </w:rPr>
+        <w:t xml:space="preserve"> для приведения к лемме, </w:t>
+      </w:r>
+      <w:r>
+        <w:rPr>
+          <w:rFonts w:ascii="Times New Roman" w:hAnsi="Times New Roman" w:cs="Times New Roman"/>
+          <w:i/>
+          <w:color w:val="000000" w:themeColor="text1"/>
+          <w:sz w:val="28"/>
+          <w:szCs w:val="28"/>
+        </w:rPr>
+        <w:t>.inflected(&amp;["nomn", "sing"])</w:t>
+      </w:r>
+      <w:r>
+        <w:rPr>
+          <w:rFonts w:ascii="Times New Roman" w:hAnsi="Times New Roman" w:cs="Times New Roman"/>
+          <w:color w:val="000000" w:themeColor="text1"/>
+          <w:sz w:val="28"/>
+          <w:szCs w:val="28"/>
+        </w:rPr>
+        <w:t xml:space="preserve"> для приведения к согласованной форме, </w:t>
+      </w:r>
+      <w:r>
+        <w:rPr>
+          <w:rFonts w:ascii="Times New Roman" w:hAnsi="Times New Roman" w:cs="Times New Roman"/>
+          <w:i/>
+          <w:color w:val="000000" w:themeColor="text1"/>
+          <w:sz w:val="28"/>
+          <w:szCs w:val="28"/>
+        </w:rPr>
+        <w:t>.custom(closure)</w:t>
+      </w:r>
+      <w:r>
+        <w:rPr>
+          <w:rFonts w:ascii="Times New Roman" w:hAnsi="Times New Roman" w:cs="Times New Roman"/>
+          <w:color w:val="000000" w:themeColor="text1"/>
+          <w:sz w:val="28"/>
+          <w:szCs w:val="28"/>
+        </w:rPr>
+        <w:t xml:space="preserve"> для произвольного преобразования.</w:t>
+      </w:r>
+    </w:p>
+    <w:p>
+      <w:pPr>
+        <w:spacing w:line="360" w:lineRule="auto"/>
+        <w:ind w:firstLine="708"/>
+        <w:jc w:val="both"/>
+        <w:rPr>
+          <w:rFonts w:ascii="Times New Roman" w:hAnsi="Times New Roman" w:cs="Times New Roman"/>
+          <w:color w:val="000000" w:themeColor="text1"/>
+          <w:sz w:val="28"/>
+          <w:szCs w:val="28"/>
+        </w:rPr>
+      </w:pPr>
+      <w:r>
+        <w:rPr>
+          <w:rFonts w:ascii="Times New Roman" w:hAnsi="Times New Roman" w:cs="Times New Roman"/>
+          <w:color w:val="000000" w:themeColor="text1"/>
+          <w:sz w:val="28"/>
+          <w:szCs w:val="28"/>
+        </w:rPr>
+        <w:t xml:space="preserve">После успешного разбора метод </w:t>
+      </w:r>
+      <w:r>
+        <w:rPr>
+          <w:rFonts w:ascii="Times New Roman" w:hAnsi="Times New Roman" w:cs="Times New Roman"/>
+          <w:i/>
+          <w:color w:val="000000" w:themeColor="text1"/>
+          <w:sz w:val="28"/>
+          <w:szCs w:val="28"/>
+        </w:rPr>
+        <w:t>Match::fact(&amp;registry)</w:t>
+      </w:r>
+      <w:r>
+        <w:rPr>
+          <w:rFonts w:ascii="Times New Roman" w:hAnsi="Times New Roman" w:cs="Times New Roman"/>
+          <w:color w:val="000000" w:themeColor="text1"/>
+          <w:sz w:val="28"/>
+          <w:szCs w:val="28"/>
+        </w:rPr>
+        <w:t xml:space="preserve"> возвращает </w:t>
+      </w:r>
+      <w:r>
+        <w:rPr>
+          <w:rFonts w:ascii="Times New Roman" w:hAnsi="Times New Roman" w:cs="Times New Roman"/>
+          <w:i/>
+          <w:color w:val="000000" w:themeColor="text1"/>
+          <w:sz w:val="28"/>
+          <w:szCs w:val="28"/>
+        </w:rPr>
+        <w:t>ExtractedFact</w:t>
+      </w:r>
+      <w:r>
+        <w:rPr>
+          <w:rFonts w:ascii="Times New Roman" w:hAnsi="Times New Roman" w:cs="Times New Roman"/>
+          <w:color w:val="000000" w:themeColor="text1"/>
+          <w:sz w:val="28"/>
+          <w:szCs w:val="28"/>
+        </w:rPr>
+        <w:t xml:space="preserve"> — типизированную запись со списком пар «имя поля + </w:t>
+      </w:r>
+      <w:r>
+        <w:rPr>
+          <w:rFonts w:ascii="Times New Roman" w:hAnsi="Times New Roman" w:cs="Times New Roman"/>
+          <w:i/>
+          <w:color w:val="000000" w:themeColor="text1"/>
+          <w:sz w:val="28"/>
+          <w:szCs w:val="28"/>
+        </w:rPr>
+        <w:t>FactValue</w:t>
+      </w:r>
+      <w:r>
+        <w:rPr>
+          <w:rFonts w:ascii="Times New Roman" w:hAnsi="Times New Roman" w:cs="Times New Roman"/>
+          <w:color w:val="000000" w:themeColor="text1"/>
+          <w:sz w:val="28"/>
+          <w:szCs w:val="28"/>
+        </w:rPr>
+        <w:t xml:space="preserve">», именем факта и набором символьных диапазонов; метод </w:t>
+      </w:r>
+      <w:r>
+        <w:rPr>
+          <w:rFonts w:ascii="Times New Roman" w:hAnsi="Times New Roman" w:cs="Times New Roman"/>
+          <w:i/>
+          <w:color w:val="000000" w:themeColor="text1"/>
+          <w:sz w:val="28"/>
+          <w:szCs w:val="28"/>
+        </w:rPr>
+        <w:t>to_json_value()</w:t>
+      </w:r>
+      <w:r>
+        <w:rPr>
+          <w:rFonts w:ascii="Times New Roman" w:hAnsi="Times New Roman" w:cs="Times New Roman"/>
+          <w:color w:val="000000" w:themeColor="text1"/>
+          <w:sz w:val="28"/>
+          <w:szCs w:val="28"/>
+        </w:rPr>
+        <w:t xml:space="preserve"> отдаёт готовый объект {name, fields, spans}, пригодный для прямой сериализации в JSON, БД или внешний API.</w:t>
+      </w:r>
+    </w:p>
+    <w:p>
+      <w:pPr>
+        <w:spacing w:line="360" w:lineRule="auto"/>
+        <w:ind w:firstLine="708"/>
+        <w:jc w:val="both"/>
+        <w:rPr>
+          <w:rFonts w:ascii="Times New Roman" w:hAnsi="Times New Roman" w:cs="Times New Roman"/>
+          <w:color w:val="000000" w:themeColor="text1"/>
+          <w:sz w:val="28"/>
+          <w:szCs w:val="28"/>
+          <w:lang w:val="en-US"/>
+        </w:rPr>
+      </w:pPr>
+      <w:r>
+        <w:rPr>
+          <w:rFonts w:ascii="Times New Roman" w:hAnsi="Times New Roman" w:cs="Times New Roman"/>
+          <w:color w:val="000000" w:themeColor="text1"/>
+          <w:sz w:val="28"/>
+          <w:szCs w:val="28"/>
+        </w:rPr>
+        <w:t xml:space="preserve">Для корректной обработки русского языка библиотека также поддерживает систему отношений согласования (модуль </w:t>
+      </w:r>
+      <w:r>
+        <w:rPr>
+          <w:rFonts w:ascii="Times New Roman" w:hAnsi="Times New Roman" w:cs="Times New Roman"/>
+          <w:b/>
+          <w:color w:val="000000" w:themeColor="text1"/>
+          <w:sz w:val="28"/>
+          <w:szCs w:val="28"/>
+        </w:rPr>
+        <w:t>relations</w:t>
+      </w:r>
+      <w:r>
+        <w:rPr>
+          <w:rFonts w:ascii="Times New Roman" w:hAnsi="Times New Roman" w:cs="Times New Roman"/>
+          <w:color w:val="000000" w:themeColor="text1"/>
+          <w:sz w:val="28"/>
+          <w:szCs w:val="28"/>
+        </w:rPr>
+        <w:t xml:space="preserve">). Готовые отношения </w:t>
+      </w:r>
+      <w:r>
+        <w:rPr>
+          <w:rFonts w:ascii="Times New Roman" w:hAnsi="Times New Roman" w:cs="Times New Roman"/>
+          <w:i/>
+          <w:color w:val="000000" w:themeColor="text1"/>
+          <w:sz w:val="28"/>
+          <w:szCs w:val="28"/>
+        </w:rPr>
+        <w:t>gender_relation(), number_relation(), case_relation()</w:t>
+      </w:r>
+      <w:r>
+        <w:rPr>
+          <w:rFonts w:ascii="Times New Roman" w:hAnsi="Times New Roman" w:cs="Times New Roman"/>
+          <w:color w:val="000000" w:themeColor="text1"/>
+          <w:sz w:val="28"/>
+          <w:szCs w:val="28"/>
+        </w:rPr>
+        <w:t xml:space="preserve"> и комбинированное </w:t>
+      </w:r>
+      <w:r>
+        <w:rPr>
+          <w:rFonts w:ascii="Times New Roman" w:hAnsi="Times New Roman" w:cs="Times New Roman"/>
+          <w:i/>
+          <w:color w:val="000000" w:themeColor="text1"/>
+          <w:sz w:val="28"/>
+          <w:szCs w:val="28"/>
+        </w:rPr>
+        <w:t>gnc_relation()</w:t>
+      </w:r>
+      <w:r>
+        <w:rPr>
+          <w:rFonts w:ascii="Times New Roman" w:hAnsi="Times New Roman" w:cs="Times New Roman"/>
+          <w:color w:val="000000" w:themeColor="text1"/>
+          <w:sz w:val="28"/>
+          <w:szCs w:val="28"/>
+        </w:rPr>
+        <w:t xml:space="preserve"> подключаются к термам через </w:t>
+      </w:r>
+      <w:r>
+        <w:rPr>
+          <w:rFonts w:ascii="Times New Roman" w:hAnsi="Times New Roman" w:cs="Times New Roman"/>
+          <w:i/>
+          <w:color w:val="000000" w:themeColor="text1"/>
+          <w:sz w:val="28"/>
+          <w:szCs w:val="28"/>
+        </w:rPr>
+        <w:t>.match_relation(</w:t>
+      </w:r>
+      <w:r>
+        <w:rPr>
+          <w:rFonts w:ascii="Times New Roman" w:hAnsi="Times New Roman" w:cs="Times New Roman"/>
+          <w:i/>
+          <w:color w:val="000000" w:themeColor="text1"/>
+          <w:sz w:val="28"/>
+          <w:szCs w:val="28"/>
+          <w:lang w:val="en-US"/>
+        </w:rPr>
+        <w:t>type</w:t>
+      </w:r>
+      <w:r>
+        <w:rPr>
+          <w:rFonts w:ascii="Times New Roman" w:hAnsi="Times New Roman" w:cs="Times New Roman"/>
+          <w:i/>
+          <w:color w:val="000000" w:themeColor="text1"/>
+          <w:sz w:val="28"/>
+          <w:szCs w:val="28"/>
+        </w:rPr>
+        <w:t>_</w:t>
+      </w:r>
+      <w:r>
+        <w:rPr>
+          <w:rFonts w:ascii="Times New Roman" w:hAnsi="Times New Roman" w:cs="Times New Roman"/>
+          <w:i/>
+          <w:color w:val="000000" w:themeColor="text1"/>
+          <w:sz w:val="28"/>
+          <w:szCs w:val="28"/>
+          <w:lang w:val="en-US"/>
+        </w:rPr>
+        <w:t>relation</w:t>
+      </w:r>
+      <w:r>
+        <w:rPr>
+          <w:rFonts w:ascii="Times New Roman" w:hAnsi="Times New Roman" w:cs="Times New Roman"/>
+          <w:i/>
+          <w:color w:val="000000" w:themeColor="text1"/>
+          <w:sz w:val="28"/>
+          <w:szCs w:val="28"/>
+        </w:rPr>
+        <w:t>)</w:t>
+      </w:r>
+      <w:r>
+        <w:rPr>
+          <w:rFonts w:ascii="Times New Roman" w:hAnsi="Times New Roman" w:cs="Times New Roman"/>
+          <w:color w:val="000000" w:themeColor="text1"/>
+          <w:sz w:val="28"/>
+          <w:szCs w:val="28"/>
+        </w:rPr>
+        <w:t xml:space="preserve"> и заставляют парсер отбрасывать варианты разбора, в которых соседние слова не согласуются по соответствующим граммемам. Это особенно важно при извлечении именованных сущностей, должностей и адресной информации, где формальное совпадение строк не гарантирует семантической корректности.</w:t>
+      </w:r>
+    </w:p>
+    <w:p>
+      <w:pPr>
+        <w:spacing w:line="360" w:lineRule="auto"/>
+        <w:ind w:firstLine="708"/>
+        <w:jc w:val="both"/>
+        <w:rPr>
+          <w:rFonts w:ascii="Times New Roman" w:hAnsi="Times New Roman" w:cs="Times New Roman"/>
+          <w:sz w:val="28"/>
+          <w:szCs w:val="28"/>
+        </w:rPr>
+      </w:pPr>
+      <w:r>
+        <w:rPr>
+          <w:rFonts w:ascii="Times New Roman" w:hAnsi="Times New Roman" w:cs="Times New Roman"/>
+          <w:color w:val="000000" w:themeColor="text1"/>
+          <w:sz w:val="28"/>
+          <w:szCs w:val="28"/>
+        </w:rPr>
+        <w:t xml:space="preserve">Применение данного подхода организации библиотеки </w:t>
+      </w:r>
+      <w:r>
+        <w:rPr>
+          <w:rFonts w:ascii="Times New Roman" w:hAnsi="Times New Roman" w:cs="Times New Roman"/>
+          <w:color w:val="000000" w:themeColor="text1"/>
+          <w:sz w:val="28"/>
+          <w:szCs w:val="28"/>
+        </w:rPr>
+        <w:t xml:space="preserve">позволяет сохранить концептуальную и синтаксическую близость между API библиотек </w:t>
+      </w:r>
+      <w:r>
+        <w:rPr>
+          <w:rFonts w:ascii="Times New Roman" w:hAnsi="Times New Roman" w:cs="Times New Roman"/>
+          <w:color w:val="000000" w:themeColor="text1"/>
+          <w:sz w:val="28"/>
+          <w:szCs w:val="28"/>
+        </w:rPr>
+        <w:lastRenderedPageBreak/>
+        <w:t>Yargy и RENERT. В результате описание грамматик и правил в обеих системах выполняется схожим образом. Сравнение двух функционально эквивалентных реализаций приведено на рисунке 4.</w:t>
+      </w:r>
+      <w:r>
+        <w:rPr>
+          <w:rFonts w:ascii="Times New Roman" w:hAnsi="Times New Roman" w:cs="Times New Roman"/>
+          <w:sz w:val="28"/>
+          <w:szCs w:val="28"/>
+        </w:rPr>
+        <w:t xml:space="preserve"> </w:t>
+      </w:r>
+    </w:p>
+    <w:p>
+      <w:pPr>
+        <w:spacing w:line="360" w:lineRule="auto"/>
+        <w:ind w:firstLine="708"/>
+        <w:jc w:val="center"/>
+        <w:rPr>
+          <w:rFonts w:ascii="Times New Roman" w:hAnsi="Times New Roman" w:cs="Times New Roman"/>
+          <w:color w:val="000000" w:themeColor="text1"/>
+          <w:sz w:val="28"/>
+          <w:szCs w:val="28"/>
+        </w:rPr>
+      </w:pPr>
+      <w:r>
+        <w:rPr>
+          <w:rFonts w:ascii="Times New Roman" w:hAnsi="Times New Roman" w:cs="Times New Roman"/>
+          <w:noProof/>
+          <w:color w:val="000000" w:themeColor="text1"/>
+          <w:sz w:val="28"/>
+          <w:szCs w:val="28"/>
+          <w:lang w:eastAsia="ru-RU"/>
+        </w:rPr>
+        <w:drawing>
+          <wp:inline distT="0" distB="0" distL="0" distR="0">
+            <wp:extent cx="5939790" cy="3111319"/>
+            <wp:effectExtent l="19050" t="0" r="3810" b="0"/>
+            <wp:docPr id="28" name="Рисунок 28"/>
+            <wp:cNvGraphicFramePr>
+              <a:graphicFrameLocks xmlns:a="http://schemas.openxmlformats.org/drawingml/2006/main" noChangeAspect="1"/>
+            </wp:cNvGraphicFramePr>
+            <a:graphic xmlns:a="http://schemas.openxmlformats.org/drawingml/2006/main">
+              <a:graphicData uri="http://schemas.openxmlformats.org/drawingml/2006/picture">
+                <pic:pic xmlns:pic="http://schemas.openxmlformats.org/drawingml/2006/picture">
+                  <pic:nvPicPr>
+                    <pic:cNvPr id="0" name="Picture 28"/>
+                    <pic:cNvPicPr>
+                      <a:picLocks noChangeAspect="1" noChangeArrowheads="1"/>
+                    </pic:cNvPicPr>
+                  </pic:nvPicPr>
+                  <pic:blipFill>
+                    <a:blip r:embed="rId11"/>
+                    <a:srcRect/>
+                    <a:stretch>
+                      <a:fillRect/>
+                    </a:stretch>
+                  </pic:blipFill>
+                  <pic:spPr bwMode="auto">
+                    <a:xfrm>
+                      <a:off x="0" y="0"/>
+                      <a:ext cx="5939790" cy="3111319"/>
+                    </a:xfrm>
+                    <a:prstGeom prst="rect">
+                      <a:avLst/>
+                    </a:prstGeom>
+                    <a:noFill/>
+                    <a:ln w="9525">
+                      <a:noFill/>
+                      <a:miter lim="800000"/>
+                      <a:headEnd/>
+                      <a:tailEnd/>
+                    </a:ln>
+                  </pic:spPr>
+                </pic:pic>
+              </a:graphicData>
+            </a:graphic>
+          </wp:inline>
+        </w:drawing>
+      </w:r>
+    </w:p>
+    <w:p>
+      <w:pPr>
+        <w:spacing w:line="360" w:lineRule="auto"/>
+        <w:ind w:firstLine="708"/>
+        <w:jc w:val="center"/>
+        <w:rPr>
+          <w:rFonts w:ascii="Times New Roman" w:hAnsi="Times New Roman" w:cs="Times New Roman"/>
+          <w:color w:val="000000" w:themeColor="text1"/>
+          <w:sz w:val="28"/>
+          <w:szCs w:val="28"/>
+        </w:rPr>
+      </w:pPr>
+      <w:r>
+        <w:rPr>
+          <w:rFonts w:ascii="Times New Roman" w:hAnsi="Times New Roman" w:cs="Times New Roman"/>
+          <w:color w:val="000000" w:themeColor="text1"/>
+          <w:sz w:val="28"/>
+          <w:szCs w:val="28"/>
+        </w:rPr>
+        <w:t xml:space="preserve">Рис.4. </w:t>
+      </w:r>
+      <w:r>
+        <w:rPr>
+          <w:rFonts w:ascii="Times New Roman" w:hAnsi="Times New Roman" w:cs="Times New Roman"/>
+          <w:color w:val="000000" w:themeColor="text1"/>
+          <w:sz w:val="28"/>
+          <w:szCs w:val="28"/>
+        </w:rPr>
+        <w:t>Сравнение двух функционально эквивалентных реализаций</w:t>
+      </w:r>
+    </w:p>
+    <w:p>
+      <w:pPr>
+        <w:pStyle w:val="afa"/>
+        <w:numPr>
+          <w:ilvl w:val="1"/>
+          <w:numId w:val="13"/>
+        </w:numPr>
+        <w:spacing w:line="360" w:lineRule="auto"/>
+        <w:ind w:left="1077"/>
+        <w:jc w:val="center"/>
+        <w:outlineLvl w:val="1"/>
+        <w:rPr>
+          <w:rFonts w:ascii="Times New Roman" w:hAnsi="Times New Roman" w:cs="Times New Roman"/>
+          <w:b/>
+          <w:color w:val="000000" w:themeColor="text1"/>
+          <w:sz w:val="28"/>
+          <w:szCs w:val="28"/>
+        </w:rPr>
+      </w:pPr>
+      <w:bookmarkStart w:id="13" w:name="_Toc228996020"/>
+      <w:r>
+        <w:rPr>
+          <w:rFonts w:ascii="Times New Roman" w:hAnsi="Times New Roman" w:cs="Times New Roman"/>
+          <w:b/>
+          <w:color w:val="000000" w:themeColor="text1"/>
+          <w:sz w:val="28"/>
+          <w:szCs w:val="28"/>
+        </w:rPr>
+        <w:t>Оптимизация в библиотеке</w:t>
+      </w:r>
+      <w:bookmarkEnd w:id="13"/>
+    </w:p>
+    <w:p>
+      <w:pPr>
+        <w:spacing w:line="360" w:lineRule="auto"/>
+        <w:jc w:val="both"/>
+        <w:rPr>
+          <w:rFonts w:ascii="Times New Roman" w:hAnsi="Times New Roman" w:cs="Times New Roman"/>
+          <w:color w:val="000000" w:themeColor="text1"/>
+          <w:sz w:val="28"/>
+          <w:szCs w:val="28"/>
+        </w:rPr>
+      </w:pPr>
+      <w:r>
+        <w:rPr>
+          <w:rFonts w:ascii="Times New Roman" w:hAnsi="Times New Roman" w:cs="Times New Roman"/>
+          <w:color w:val="000000" w:themeColor="text1"/>
+          <w:sz w:val="28"/>
+          <w:szCs w:val="28"/>
+        </w:rPr>
+        <w:t>В библиотеке</w:t>
       </w:r>
     </w:p>
     <w:p>
@@ -11882,7 +14969,7 @@
           <w:szCs w:val="32"/>
         </w:rPr>
       </w:pPr>
-      <w:bookmarkStart w:id="10" w:name="_Toc228286275"/>
+      <w:bookmarkStart w:id="14" w:name="_Toc228996021"/>
       <w:r>
         <w:rPr>
           <w:rFonts w:ascii="Times New Roman" w:hAnsi="Times New Roman" w:cs="Times New Roman"/>
@@ -11893,7 +14980,7 @@
         </w:rPr>
         <w:t>Список литературы</w:t>
       </w:r>
-      <w:bookmarkEnd w:id="10"/>
+      <w:bookmarkEnd w:id="14"/>
     </w:p>
     <w:p>
       <w:pPr>
@@ -11919,7 +15006,7 @@
         </w:rPr>
         <w:t xml:space="preserve">Yargy: библиотека для извлечения сущностей из текста [Электронный ресурс]. — URL: </w:t>
       </w:r>
-      <w:hyperlink r:id="rId9" w:history="1">
+      <w:hyperlink r:id="rId12" w:history="1">
         <w:r>
           <w:rPr>
             <w:rStyle w:val="a7"/>
@@ -11958,7 +15045,7 @@
         </w:rPr>
         <w:t xml:space="preserve">Jay Earley. 1970. An efficient context-free parsing algorithm. Commun. ACM 13, 2 (Feb 1970), 94–102. </w:t>
       </w:r>
-      <w:hyperlink r:id="rId10" w:history="1">
+      <w:hyperlink r:id="rId13" w:history="1">
         <w:r>
           <w:rPr>
             <w:rStyle w:val="a7"/>
@@ -12049,7 +15136,7 @@
           <w:sz w:val="28"/>
           <w:szCs w:val="28"/>
         </w:rPr>
-        <w:t>Методы и алгоритмы распознавания и связывания сущностей для построения систем автоматического извлечения информации из научных текстов : автореферат дис. ... кандидата технических наук : 05.13.17 / Бручес Елена Павловна; [Место защиты: ФГБОУ ВО «Сибирский государственный университет телекоммуникаций и информатики»]</w:t>
+        <w:t xml:space="preserve">Методы и алгоритмы распознавания и связывания сущностей для построения систем автоматического извлечения информации из научных текстов : автореферат дис. ... кандидата технических наук : 05.13.17 / Бручес Елена Павловна; [Место защиты: ФГБОУ ВО «Сибирский государственный университет </w:t>
       </w:r>
       <w:r>
         <w:rPr>
@@ -12058,12 +15145,22 @@
           <w:sz w:val="28"/>
           <w:szCs w:val="28"/>
         </w:rPr>
+        <w:lastRenderedPageBreak/>
+        <w:t>телекоммуникаций и информатики»]</w:t>
+      </w:r>
+      <w:r>
+        <w:rPr>
+          <w:rFonts w:ascii="Times New Roman" w:hAnsi="Times New Roman" w:cs="Times New Roman"/>
+          <w:bCs/>
+          <w:sz w:val="28"/>
+          <w:szCs w:val="28"/>
+        </w:rPr>
         <w:t>. — Новосибирск, 2021. — 18 с..</w:t>
       </w:r>
       <w:r>
         <w:t xml:space="preserve"> </w:t>
       </w:r>
-      <w:hyperlink r:id="rId11" w:history="1">
+      <w:hyperlink r:id="rId14" w:history="1">
         <w:r>
           <w:rPr>
             <w:rStyle w:val="a7"/>
@@ -12132,7 +15229,7 @@
         </w:rPr>
         <w:t xml:space="preserve">: электронный // </w:t>
       </w:r>
-      <w:hyperlink r:id="rId12" w:history="1">
+      <w:hyperlink r:id="rId15" w:history="1">
         <w:r>
           <w:rPr>
             <w:rStyle w:val="a7"/>
@@ -12151,7 +15248,7 @@
         </w:rPr>
         <w:t xml:space="preserve">. — URL: </w:t>
       </w:r>
-      <w:hyperlink r:id="rId13" w:history="1">
+      <w:hyperlink r:id="rId16" w:history="1">
         <w:r>
           <w:rPr>
             <w:rStyle w:val="a7"/>
@@ -12182,6 +15279,32 @@
       <w:r>
         <w:rPr>
           <w:rFonts w:ascii="Times New Roman" w:hAnsi="Times New Roman" w:cs="Times New Roman"/>
+          <w:sz w:val="28"/>
+          <w:szCs w:val="28"/>
+          <w:lang w:val="en-US"/>
+        </w:rPr>
+        <w:t xml:space="preserve">RENERT: </w:t>
+      </w:r>
+    </w:p>
+    <w:p>
+      <w:pPr>
+        <w:pStyle w:val="afa"/>
+        <w:numPr>
+          <w:ilvl w:val="0"/>
+          <w:numId w:val="2"/>
+        </w:numPr>
+        <w:spacing w:line="360" w:lineRule="auto"/>
+        <w:jc w:val="both"/>
+        <w:rPr>
+          <w:rFonts w:ascii="Times New Roman" w:hAnsi="Times New Roman" w:cs="Times New Roman"/>
+          <w:bCs/>
+          <w:sz w:val="28"/>
+          <w:szCs w:val="28"/>
+        </w:rPr>
+      </w:pPr>
+      <w:r>
+        <w:rPr>
+          <w:rFonts w:ascii="Times New Roman" w:hAnsi="Times New Roman" w:cs="Times New Roman"/>
           <w:iCs/>
           <w:color w:val="202122"/>
           <w:sz w:val="28"/>
@@ -12200,7 +15323,7 @@
         </w:rPr>
         <w:t> Программирование на языке Rust = Programming Rust. — </w:t>
       </w:r>
-      <w:hyperlink r:id="rId14" w:tooltip="ДМК Пресс (страница отсутствует)" w:history="1">
+      <w:hyperlink r:id="rId17" w:tooltip="ДМК Пресс (страница отсутствует)" w:history="1">
         <w:r>
           <w:rPr>
             <w:rStyle w:val="a7"/>
@@ -12210,7 +15333,29 @@
             <w:szCs w:val="28"/>
             <w:shd w:val="clear" w:color="auto" w:fill="FFFFFF"/>
           </w:rPr>
-          <w:t>ДМК Пресс</w:t>
+          <w:t xml:space="preserve">ДМК </w:t>
+        </w:r>
+        <w:r>
+          <w:rPr>
+            <w:rStyle w:val="a7"/>
+            <w:rFonts w:ascii="Times New Roman" w:hAnsi="Times New Roman" w:cs="Times New Roman"/>
+            <w:color w:val="BF3C2C"/>
+            <w:sz w:val="28"/>
+            <w:szCs w:val="28"/>
+            <w:shd w:val="clear" w:color="auto" w:fill="FFFFFF"/>
+          </w:rPr>
+          <w:t>П</w:t>
+        </w:r>
+        <w:r>
+          <w:rPr>
+            <w:rStyle w:val="a7"/>
+            <w:rFonts w:ascii="Times New Roman" w:hAnsi="Times New Roman" w:cs="Times New Roman"/>
+            <w:color w:val="BF3C2C"/>
+            <w:sz w:val="28"/>
+            <w:szCs w:val="28"/>
+            <w:shd w:val="clear" w:color="auto" w:fill="FFFFFF"/>
+          </w:rPr>
+          <w:t>ресс</w:t>
         </w:r>
       </w:hyperlink>
       <w:r>
@@ -12223,7 +15368,7 @@
         </w:rPr>
         <w:t>, 2018. — 550 с. — </w:t>
       </w:r>
-      <w:hyperlink r:id="rId15" w:history="1">
+      <w:hyperlink r:id="rId18" w:history="1">
         <w:r>
           <w:rPr>
             <w:rStyle w:val="a7"/>
@@ -12274,7 +15419,7 @@
         </w:rPr>
         <w:t> </w:t>
       </w:r>
-      <w:hyperlink r:id="rId16" w:history="1">
+      <w:hyperlink r:id="rId19" w:history="1">
         <w:r>
           <w:rPr>
             <w:rStyle w:val="a7"/>
@@ -12354,7 +15499,7 @@
       </w:r>
     </w:p>
     <w:sectPr>
-      <w:footerReference w:type="default" r:id="rId17"/>
+      <w:footerReference w:type="default" r:id="rId20"/>
       <w:pgSz w:w="11906" w:h="16838"/>
       <w:pgMar w:top="1134" w:right="851" w:bottom="1191" w:left="1701" w:header="0" w:footer="1134" w:gutter="0"/>
       <w:cols w:space="720"/>
@@ -12415,7 +15560,7 @@
             <w:rPr>
               <w:noProof/>
             </w:rPr>
-            <w:t>25</w:t>
+            <w:t>4</w:t>
           </w:r>
         </w:fldSimple>
       </w:p>
@@ -14288,7 +17433,6 @@
   <w:style w:type="character" w:default="1" w:styleId="a0">
     <w:name w:val="Default Paragraph Font"/>
     <w:uiPriority w:val="1"/>
-    <w:semiHidden/>
     <w:unhideWhenUsed/>
   </w:style>
   <w:style w:type="table" w:default="1" w:styleId="a1">

--- a/Курсовая.docx
+++ b/Курсовая.docx
@@ -736,7 +736,23 @@
           <w:sz w:val="28"/>
           <w:szCs w:val="28"/>
         </w:rPr>
-        <w:t>рассматривается задача повышения производительности синтаксического разбора русскоязычных почтовых адресов в системах извлечения именованных сущностей. Выполнен сравнительный анализ существующих подходов к извлечения сущностей из текстов на русском языке</w:t>
+        <w:t>рассматривается задача повышения производительности синтаксического разбора русскоязычных почтовых адресов в системах извлечения именованных сущностей. Выполнен сравнительный анализ существующих подходов</w:t>
+      </w:r>
+      <w:r>
+        <w:rPr>
+          <w:rFonts w:ascii="Times New Roman" w:hAnsi="Times New Roman" w:cs="Times New Roman"/>
+          <w:sz w:val="28"/>
+          <w:szCs w:val="28"/>
+        </w:rPr>
+        <w:t xml:space="preserve"> </w:t>
+      </w:r>
+      <w:r>
+        <w:rPr>
+          <w:rFonts w:ascii="Times New Roman" w:hAnsi="Times New Roman" w:cs="Times New Roman"/>
+          <w:sz w:val="28"/>
+          <w:szCs w:val="28"/>
+        </w:rPr>
+        <w:t>извлечения сущностей из текстов на русском языке</w:t>
       </w:r>
       <w:r>
         <w:rPr>
@@ -811,16 +827,32 @@
           <w:sz w:val="28"/>
           <w:szCs w:val="28"/>
         </w:rPr>
-        <w:t xml:space="preserve"> </w:t>
-      </w:r>
-      <w:r>
-        <w:rPr>
-          <w:rFonts w:ascii="Times New Roman" w:hAnsi="Times New Roman" w:cs="Times New Roman"/>
-          <w:color w:val="FF0000"/>
-          <w:sz w:val="28"/>
-          <w:szCs w:val="28"/>
-        </w:rPr>
-        <w:t>(виды оптимизации)</w:t>
+        <w:t xml:space="preserve"> высокой производительности языка </w:t>
+      </w:r>
+      <w:r>
+        <w:rPr>
+          <w:rFonts w:ascii="Times New Roman" w:hAnsi="Times New Roman" w:cs="Times New Roman"/>
+          <w:sz w:val="28"/>
+          <w:szCs w:val="28"/>
+          <w:lang w:val="en-US"/>
+        </w:rPr>
+        <w:t>Rust</w:t>
+      </w:r>
+      <w:r>
+        <w:rPr>
+          <w:rFonts w:ascii="Times New Roman" w:hAnsi="Times New Roman" w:cs="Times New Roman"/>
+          <w:sz w:val="28"/>
+          <w:szCs w:val="28"/>
+        </w:rPr>
+        <w:t xml:space="preserve"> и </w:t>
+      </w:r>
+      <w:r>
+        <w:rPr>
+          <w:rFonts w:ascii="Times New Roman" w:hAnsi="Times New Roman" w:cs="Times New Roman"/>
+          <w:sz w:val="28"/>
+          <w:szCs w:val="28"/>
+        </w:rPr>
+        <w:t>совокупностью различных методов оптимизаций</w:t>
       </w:r>
       <w:r>
         <w:rPr>
@@ -1161,13 +1193,10 @@
           <w:r>
             <w:rPr>
               <w:rStyle w:val="af3"/>
-              <w:rFonts w:ascii="Times New Roman" w:hAnsi="Times New Roman" w:cs="Times New Roman"/>
-              <w:sz w:val="28"/>
-              <w:szCs w:val="28"/>
             </w:rPr>
             <w:fldChar w:fldCharType="separate"/>
           </w:r>
-          <w:hyperlink w:anchor="_Toc228996007" w:history="1">
+          <w:hyperlink w:anchor="_Toc229154723" w:history="1">
             <w:r>
               <w:rPr>
                 <w:rStyle w:val="a7"/>
@@ -1230,7 +1259,7 @@
                 <w:sz w:val="28"/>
                 <w:szCs w:val="28"/>
               </w:rPr>
-              <w:instrText xml:space="preserve"> PAGEREF _Toc228996007 \h </w:instrText>
+              <w:instrText xml:space="preserve"> PAGEREF _Toc229154723 \h </w:instrText>
             </w:r>
             <w:r>
               <w:rPr>
@@ -1288,7 +1317,7 @@
               <w:lang w:eastAsia="ru-RU"/>
             </w:rPr>
           </w:pPr>
-          <w:hyperlink w:anchor="_Toc228996008" w:history="1">
+          <w:hyperlink w:anchor="_Toc229154724" w:history="1">
             <w:r>
               <w:rPr>
                 <w:rStyle w:val="a7"/>
@@ -1349,7 +1378,7 @@
                 <w:sz w:val="28"/>
                 <w:szCs w:val="28"/>
               </w:rPr>
-              <w:instrText xml:space="preserve"> PAGEREF _Toc228996008 \h </w:instrText>
+              <w:instrText xml:space="preserve"> PAGEREF _Toc229154724 \h </w:instrText>
             </w:r>
             <w:r>
               <w:rPr>
@@ -1406,7 +1435,7 @@
               <w:lang w:eastAsia="ru-RU"/>
             </w:rPr>
           </w:pPr>
-          <w:hyperlink w:anchor="_Toc228996009" w:history="1">
+          <w:hyperlink w:anchor="_Toc229154725" w:history="1">
             <w:r>
               <w:rPr>
                 <w:rStyle w:val="a7"/>
@@ -1446,7 +1475,7 @@
                 <w:sz w:val="28"/>
                 <w:szCs w:val="28"/>
               </w:rPr>
-              <w:instrText xml:space="preserve"> PAGEREF _Toc228996009 \h </w:instrText>
+              <w:instrText xml:space="preserve"> PAGEREF _Toc229154725 \h </w:instrText>
             </w:r>
             <w:r>
               <w:rPr>
@@ -1504,7 +1533,7 @@
               <w:lang w:eastAsia="ru-RU"/>
             </w:rPr>
           </w:pPr>
-          <w:hyperlink w:anchor="_Toc228996010" w:history="1">
+          <w:hyperlink w:anchor="_Toc229154726" w:history="1">
             <w:r>
               <w:rPr>
                 <w:rStyle w:val="a7"/>
@@ -1565,7 +1594,7 @@
                 <w:sz w:val="28"/>
                 <w:szCs w:val="28"/>
               </w:rPr>
-              <w:instrText xml:space="preserve"> PAGEREF _Toc228996010 \h </w:instrText>
+              <w:instrText xml:space="preserve"> PAGEREF _Toc229154726 \h </w:instrText>
             </w:r>
             <w:r>
               <w:rPr>
@@ -1623,7 +1652,7 @@
               <w:lang w:eastAsia="ru-RU"/>
             </w:rPr>
           </w:pPr>
-          <w:hyperlink w:anchor="_Toc228996011" w:history="1">
+          <w:hyperlink w:anchor="_Toc229154727" w:history="1">
             <w:r>
               <w:rPr>
                 <w:rStyle w:val="a7"/>
@@ -1684,7 +1713,7 @@
                 <w:sz w:val="28"/>
                 <w:szCs w:val="28"/>
               </w:rPr>
-              <w:instrText xml:space="preserve"> PAGEREF _Toc228996011 \h </w:instrText>
+              <w:instrText xml:space="preserve"> PAGEREF _Toc229154727 \h </w:instrText>
             </w:r>
             <w:r>
               <w:rPr>
@@ -1742,7 +1771,7 @@
               <w:lang w:eastAsia="ru-RU"/>
             </w:rPr>
           </w:pPr>
-          <w:hyperlink w:anchor="_Toc228996012" w:history="1">
+          <w:hyperlink w:anchor="_Toc229154728" w:history="1">
             <w:r>
               <w:rPr>
                 <w:rStyle w:val="a7"/>
@@ -1815,7 +1844,7 @@
                 <w:sz w:val="28"/>
                 <w:szCs w:val="28"/>
               </w:rPr>
-              <w:instrText xml:space="preserve"> PAGEREF _Toc228996012 \h </w:instrText>
+              <w:instrText xml:space="preserve"> PAGEREF _Toc229154728 \h </w:instrText>
             </w:r>
             <w:r>
               <w:rPr>
@@ -1844,7 +1873,7 @@
                 <w:sz w:val="28"/>
                 <w:szCs w:val="28"/>
               </w:rPr>
-              <w:t>12</w:t>
+              <w:t>11</w:t>
             </w:r>
             <w:r>
               <w:rPr>
@@ -1873,7 +1902,7 @@
               <w:lang w:eastAsia="ru-RU"/>
             </w:rPr>
           </w:pPr>
-          <w:hyperlink w:anchor="_Toc228996013" w:history="1">
+          <w:hyperlink w:anchor="_Toc229154729" w:history="1">
             <w:r>
               <w:rPr>
                 <w:rStyle w:val="a7"/>
@@ -1934,7 +1963,7 @@
                 <w:sz w:val="28"/>
                 <w:szCs w:val="28"/>
               </w:rPr>
-              <w:instrText xml:space="preserve"> PAGEREF _Toc228996013 \h </w:instrText>
+              <w:instrText xml:space="preserve"> PAGEREF _Toc229154729 \h </w:instrText>
             </w:r>
             <w:r>
               <w:rPr>
@@ -1991,7 +2020,7 @@
               <w:lang w:eastAsia="ru-RU"/>
             </w:rPr>
           </w:pPr>
-          <w:hyperlink w:anchor="_Toc228996014" w:history="1">
+          <w:hyperlink w:anchor="_Toc229154730" w:history="1">
             <w:r>
               <w:rPr>
                 <w:rStyle w:val="a7"/>
@@ -2031,7 +2060,7 @@
                 <w:sz w:val="28"/>
                 <w:szCs w:val="28"/>
               </w:rPr>
-              <w:instrText xml:space="preserve"> PAGEREF _Toc228996014 \h </w:instrText>
+              <w:instrText xml:space="preserve"> PAGEREF _Toc229154730 \h </w:instrText>
             </w:r>
             <w:r>
               <w:rPr>
@@ -2089,7 +2118,7 @@
               <w:lang w:eastAsia="ru-RU"/>
             </w:rPr>
           </w:pPr>
-          <w:hyperlink w:anchor="_Toc228996015" w:history="1">
+          <w:hyperlink w:anchor="_Toc229154731" w:history="1">
             <w:r>
               <w:rPr>
                 <w:rStyle w:val="a7"/>
@@ -2150,7 +2179,7 @@
                 <w:sz w:val="28"/>
                 <w:szCs w:val="28"/>
               </w:rPr>
-              <w:instrText xml:space="preserve"> PAGEREF _Toc228996015 \h </w:instrText>
+              <w:instrText xml:space="preserve"> PAGEREF _Toc229154731 \h </w:instrText>
             </w:r>
             <w:r>
               <w:rPr>
@@ -2208,7 +2237,7 @@
               <w:lang w:eastAsia="ru-RU"/>
             </w:rPr>
           </w:pPr>
-          <w:hyperlink w:anchor="_Toc228996016" w:history="1">
+          <w:hyperlink w:anchor="_Toc229154732" w:history="1">
             <w:r>
               <w:rPr>
                 <w:rStyle w:val="a7"/>
@@ -2304,7 +2333,7 @@
                 <w:sz w:val="28"/>
                 <w:szCs w:val="28"/>
               </w:rPr>
-              <w:instrText xml:space="preserve"> PAGEREF _Toc228996016 \h </w:instrText>
+              <w:instrText xml:space="preserve"> PAGEREF _Toc229154732 \h </w:instrText>
             </w:r>
             <w:r>
               <w:rPr>
@@ -2362,7 +2391,7 @@
               <w:lang w:eastAsia="ru-RU"/>
             </w:rPr>
           </w:pPr>
-          <w:hyperlink w:anchor="_Toc228996017" w:history="1">
+          <w:hyperlink w:anchor="_Toc229154733" w:history="1">
             <w:r>
               <w:rPr>
                 <w:rStyle w:val="a7"/>
@@ -2423,7 +2452,7 @@
                 <w:sz w:val="28"/>
                 <w:szCs w:val="28"/>
               </w:rPr>
-              <w:instrText xml:space="preserve"> PAGEREF _Toc228996017 \h </w:instrText>
+              <w:instrText xml:space="preserve"> PAGEREF _Toc229154733 \h </w:instrText>
             </w:r>
             <w:r>
               <w:rPr>
@@ -2452,7 +2481,7 @@
                 <w:sz w:val="28"/>
                 <w:szCs w:val="28"/>
               </w:rPr>
-              <w:t>23</w:t>
+              <w:t>22</w:t>
             </w:r>
             <w:r>
               <w:rPr>
@@ -2481,7 +2510,7 @@
               <w:lang w:eastAsia="ru-RU"/>
             </w:rPr>
           </w:pPr>
-          <w:hyperlink w:anchor="_Toc228996018" w:history="1">
+          <w:hyperlink w:anchor="_Toc229154734" w:history="1">
             <w:r>
               <w:rPr>
                 <w:rStyle w:val="a7"/>
@@ -2554,7 +2583,7 @@
                 <w:sz w:val="28"/>
                 <w:szCs w:val="28"/>
               </w:rPr>
-              <w:instrText xml:space="preserve"> PAGEREF _Toc228996018 \h </w:instrText>
+              <w:instrText xml:space="preserve"> PAGEREF _Toc229154734 \h </w:instrText>
             </w:r>
             <w:r>
               <w:rPr>
@@ -2583,7 +2612,7 @@
                 <w:sz w:val="28"/>
                 <w:szCs w:val="28"/>
               </w:rPr>
-              <w:t>23</w:t>
+              <w:t>22</w:t>
             </w:r>
             <w:r>
               <w:rPr>
@@ -2612,7 +2641,7 @@
               <w:lang w:eastAsia="ru-RU"/>
             </w:rPr>
           </w:pPr>
-          <w:hyperlink w:anchor="_Toc228996019" w:history="1">
+          <w:hyperlink w:anchor="_Toc229154735" w:history="1">
             <w:r>
               <w:rPr>
                 <w:rStyle w:val="a7"/>
@@ -2673,7 +2702,7 @@
                 <w:sz w:val="28"/>
                 <w:szCs w:val="28"/>
               </w:rPr>
-              <w:instrText xml:space="preserve"> PAGEREF _Toc228996019 \h </w:instrText>
+              <w:instrText xml:space="preserve"> PAGEREF _Toc229154735 \h </w:instrText>
             </w:r>
             <w:r>
               <w:rPr>
@@ -2702,7 +2731,7 @@
                 <w:sz w:val="28"/>
                 <w:szCs w:val="28"/>
               </w:rPr>
-              <w:t>25</w:t>
+              <w:t>24</w:t>
             </w:r>
             <w:r>
               <w:rPr>
@@ -2731,7 +2760,7 @@
               <w:lang w:eastAsia="ru-RU"/>
             </w:rPr>
           </w:pPr>
-          <w:hyperlink w:anchor="_Toc228996020" w:history="1">
+          <w:hyperlink w:anchor="_Toc229154736" w:history="1">
             <w:r>
               <w:rPr>
                 <w:rStyle w:val="a7"/>
@@ -2762,7 +2791,19 @@
                 <w:sz w:val="28"/>
                 <w:szCs w:val="28"/>
               </w:rPr>
-              <w:t>Оптимизация в библиотеке</w:t>
+              <w:t xml:space="preserve">Оптимизация в библиотеке </w:t>
+            </w:r>
+            <w:r>
+              <w:rPr>
+                <w:rStyle w:val="a7"/>
+                <w:rFonts w:ascii="Times New Roman" w:hAnsi="Times New Roman" w:cs="Times New Roman"/>
+                <w:b/>
+                <w:noProof/>
+                <w:sz w:val="28"/>
+                <w:szCs w:val="28"/>
+                <w:lang w:val="en-US"/>
+              </w:rPr>
+              <w:t>RENERT</w:t>
             </w:r>
             <w:r>
               <w:rPr>
@@ -2792,7 +2833,7 @@
                 <w:sz w:val="28"/>
                 <w:szCs w:val="28"/>
               </w:rPr>
-              <w:instrText xml:space="preserve"> PAGEREF _Toc228996020 \h </w:instrText>
+              <w:instrText xml:space="preserve"> PAGEREF _Toc229154736 \h </w:instrText>
             </w:r>
             <w:r>
               <w:rPr>
@@ -2821,7 +2862,126 @@
                 <w:sz w:val="28"/>
                 <w:szCs w:val="28"/>
               </w:rPr>
-              <w:t>29</w:t>
+              <w:t>28</w:t>
+            </w:r>
+            <w:r>
+              <w:rPr>
+                <w:rFonts w:ascii="Times New Roman" w:hAnsi="Times New Roman" w:cs="Times New Roman"/>
+                <w:noProof/>
+                <w:webHidden/>
+                <w:sz w:val="28"/>
+                <w:szCs w:val="28"/>
+              </w:rPr>
+              <w:fldChar w:fldCharType="end"/>
+            </w:r>
+          </w:hyperlink>
+        </w:p>
+        <w:p>
+          <w:pPr>
+            <w:pStyle w:val="12"/>
+            <w:tabs>
+              <w:tab w:val="left" w:pos="440"/>
+              <w:tab w:val="right" w:leader="dot" w:pos="9344"/>
+            </w:tabs>
+            <w:rPr>
+              <w:rFonts w:ascii="Times New Roman" w:eastAsiaTheme="minorEastAsia" w:hAnsi="Times New Roman" w:cs="Times New Roman"/>
+              <w:noProof/>
+              <w:sz w:val="28"/>
+              <w:szCs w:val="28"/>
+              <w:lang w:eastAsia="ru-RU"/>
+            </w:rPr>
+          </w:pPr>
+          <w:hyperlink w:anchor="_Toc229154737" w:history="1">
+            <w:r>
+              <w:rPr>
+                <w:rStyle w:val="a7"/>
+                <w:rFonts w:ascii="Times New Roman" w:hAnsi="Times New Roman" w:cs="Times New Roman"/>
+                <w:b/>
+                <w:noProof/>
+                <w:sz w:val="28"/>
+                <w:szCs w:val="28"/>
+              </w:rPr>
+              <w:t>5.</w:t>
+            </w:r>
+            <w:r>
+              <w:rPr>
+                <w:rFonts w:ascii="Times New Roman" w:eastAsiaTheme="minorEastAsia" w:hAnsi="Times New Roman" w:cs="Times New Roman"/>
+                <w:noProof/>
+                <w:sz w:val="28"/>
+                <w:szCs w:val="28"/>
+                <w:lang w:eastAsia="ru-RU"/>
+              </w:rPr>
+              <w:tab/>
+            </w:r>
+            <w:r>
+              <w:rPr>
+                <w:rStyle w:val="a7"/>
+                <w:rFonts w:ascii="Times New Roman" w:hAnsi="Times New Roman" w:cs="Times New Roman"/>
+                <w:b/>
+                <w:noProof/>
+                <w:sz w:val="28"/>
+                <w:szCs w:val="28"/>
+              </w:rPr>
+              <w:t>Вычислительный эксперимент</w:t>
+            </w:r>
+            <w:r>
+              <w:rPr>
+                <w:rFonts w:ascii="Times New Roman" w:hAnsi="Times New Roman" w:cs="Times New Roman"/>
+                <w:noProof/>
+                <w:webHidden/>
+                <w:sz w:val="28"/>
+                <w:szCs w:val="28"/>
+              </w:rPr>
+              <w:tab/>
+            </w:r>
+            <w:r>
+              <w:rPr>
+                <w:rFonts w:ascii="Times New Roman" w:hAnsi="Times New Roman" w:cs="Times New Roman"/>
+                <w:noProof/>
+                <w:webHidden/>
+                <w:sz w:val="28"/>
+                <w:szCs w:val="28"/>
+              </w:rPr>
+              <w:fldChar w:fldCharType="begin"/>
+            </w:r>
+            <w:r>
+              <w:rPr>
+                <w:rFonts w:ascii="Times New Roman" w:hAnsi="Times New Roman" w:cs="Times New Roman"/>
+                <w:noProof/>
+                <w:webHidden/>
+                <w:sz w:val="28"/>
+                <w:szCs w:val="28"/>
+              </w:rPr>
+              <w:instrText xml:space="preserve"> PAGEREF _Toc229154737 \h </w:instrText>
+            </w:r>
+            <w:r>
+              <w:rPr>
+                <w:rFonts w:ascii="Times New Roman" w:hAnsi="Times New Roman" w:cs="Times New Roman"/>
+                <w:noProof/>
+                <w:webHidden/>
+                <w:sz w:val="28"/>
+                <w:szCs w:val="28"/>
+              </w:rPr>
+            </w:r>
+            <w:r>
+              <w:rPr>
+                <w:rFonts w:ascii="Times New Roman" w:hAnsi="Times New Roman" w:cs="Times New Roman"/>
+                <w:noProof/>
+                <w:webHidden/>
+                <w:sz w:val="28"/>
+                <w:szCs w:val="28"/>
+              </w:rPr>
+              <w:fldChar w:fldCharType="separate"/>
+            </w:r>
+            <w:r>
+              <w:rPr>
+                <w:rFonts w:ascii="Times New Roman" w:hAnsi="Times New Roman" w:cs="Times New Roman"/>
+                <w:noProof/>
+                <w:webHidden/>
+                <w:sz w:val="28"/>
+                <w:szCs w:val="28"/>
+              </w:rPr>
+              <w:t>32</w:t>
             </w:r>
             <w:r>
               <w:rPr>
@@ -2849,7 +3009,7 @@
               <w:lang w:eastAsia="ru-RU"/>
             </w:rPr>
           </w:pPr>
-          <w:hyperlink w:anchor="_Toc228996021" w:history="1">
+          <w:hyperlink w:anchor="_Toc229154738" w:history="1">
             <w:r>
               <w:rPr>
                 <w:rStyle w:val="a7"/>
@@ -2890,7 +3050,7 @@
                 <w:sz w:val="28"/>
                 <w:szCs w:val="28"/>
               </w:rPr>
-              <w:instrText xml:space="preserve"> PAGEREF _Toc228996021 \h </w:instrText>
+              <w:instrText xml:space="preserve"> PAGEREF _Toc229154738 \h </w:instrText>
             </w:r>
             <w:r>
               <w:rPr>
@@ -2919,7 +3079,7 @@
                 <w:sz w:val="28"/>
                 <w:szCs w:val="28"/>
               </w:rPr>
-              <w:t>29</w:t>
+              <w:t>32</w:t>
             </w:r>
             <w:r>
               <w:rPr>
@@ -2990,7 +3150,7 @@
           <w:szCs w:val="32"/>
         </w:rPr>
       </w:pPr>
-      <w:bookmarkStart w:id="0" w:name="_Toc228996007"/>
+      <w:bookmarkStart w:id="0" w:name="_Toc229154723"/>
       <w:r>
         <w:rPr>
           <w:rFonts w:ascii="Times New Roman" w:hAnsi="Times New Roman" w:cs="Times New Roman"/>
@@ -3506,7 +3666,7 @@
           <w:szCs w:val="32"/>
         </w:rPr>
       </w:pPr>
-      <w:bookmarkStart w:id="1" w:name="_Toc228996008"/>
+      <w:bookmarkStart w:id="1" w:name="_Toc229154724"/>
       <w:r>
         <w:rPr>
           <w:rFonts w:ascii="Times New Roman" w:hAnsi="Times New Roman" w:cs="Times New Roman"/>
@@ -3534,7 +3694,7 @@
           <w:szCs w:val="28"/>
         </w:rPr>
       </w:pPr>
-      <w:bookmarkStart w:id="2" w:name="_Toc228996009"/>
+      <w:bookmarkStart w:id="2" w:name="_Toc229154725"/>
       <w:r>
         <w:rPr>
           <w:rFonts w:ascii="Times New Roman" w:hAnsi="Times New Roman" w:cs="Times New Roman"/>
@@ -3997,7 +4157,7 @@
           <w:szCs w:val="28"/>
         </w:rPr>
       </w:pPr>
-      <w:bookmarkStart w:id="3" w:name="_Toc228996010"/>
+      <w:bookmarkStart w:id="3" w:name="_Toc229154726"/>
       <w:r>
         <w:rPr>
           <w:rFonts w:ascii="Times New Roman" w:hAnsi="Times New Roman" w:cs="Times New Roman"/>
@@ -4932,7 +5092,7 @@
           <w:szCs w:val="28"/>
         </w:rPr>
       </w:pPr>
-      <w:bookmarkStart w:id="4" w:name="_Toc228996011"/>
+      <w:bookmarkStart w:id="4" w:name="_Toc229154727"/>
       <w:r>
         <w:rPr>
           <w:rFonts w:ascii="Times New Roman" w:hAnsi="Times New Roman" w:cs="Times New Roman"/>
@@ -5431,7 +5591,55 @@
           <w:sz w:val="28"/>
           <w:szCs w:val="28"/>
         </w:rPr>
-        <w:t xml:space="preserve">для работы с текстом использую векторное представление слов из уже предобученных моделей и для извлечения именованных сущностей. </w:t>
+        <w:t xml:space="preserve">для работы с текстом </w:t>
+      </w:r>
+      <w:r>
+        <w:rPr>
+          <w:rFonts w:ascii="Times New Roman" w:hAnsi="Times New Roman" w:cs="Times New Roman"/>
+          <w:sz w:val="28"/>
+          <w:szCs w:val="28"/>
+        </w:rPr>
+        <w:t xml:space="preserve">и извлечения именованных сущностей </w:t>
+      </w:r>
+      <w:r>
+        <w:rPr>
+          <w:rFonts w:ascii="Times New Roman" w:hAnsi="Times New Roman" w:cs="Times New Roman"/>
+          <w:sz w:val="28"/>
+          <w:szCs w:val="28"/>
+        </w:rPr>
+        <w:t>использую</w:t>
+      </w:r>
+      <w:r>
+        <w:rPr>
+          <w:rFonts w:ascii="Times New Roman" w:hAnsi="Times New Roman" w:cs="Times New Roman"/>
+          <w:sz w:val="28"/>
+          <w:szCs w:val="28"/>
+        </w:rPr>
+        <w:t>т</w:t>
+      </w:r>
+      <w:r>
+        <w:rPr>
+          <w:rFonts w:ascii="Times New Roman" w:hAnsi="Times New Roman" w:cs="Times New Roman"/>
+          <w:sz w:val="28"/>
+          <w:szCs w:val="28"/>
+        </w:rPr>
+        <w:t xml:space="preserve"> векторное представление слов</w:t>
+      </w:r>
+      <w:r>
+        <w:rPr>
+          <w:rFonts w:ascii="Times New Roman" w:hAnsi="Times New Roman" w:cs="Times New Roman"/>
+          <w:sz w:val="28"/>
+          <w:szCs w:val="28"/>
+        </w:rPr>
+        <w:t xml:space="preserve"> и предобученные модели</w:t>
+      </w:r>
+      <w:r>
+        <w:rPr>
+          <w:rFonts w:ascii="Times New Roman" w:hAnsi="Times New Roman" w:cs="Times New Roman"/>
+          <w:sz w:val="28"/>
+          <w:szCs w:val="28"/>
+        </w:rPr>
+        <w:t xml:space="preserve">. </w:t>
       </w:r>
       <w:r>
         <w:rPr>
@@ -5577,32 +5785,6 @@
         </w:rPr>
         <w:t xml:space="preserve"> промышленной обработке данных затруднено из-за требований к ресурсам и сложностью к контролю качества.</w:t>
       </w:r>
-    </w:p>
-    <w:p>
-      <w:pPr>
-        <w:spacing w:line="360" w:lineRule="auto"/>
-        <w:ind w:firstLine="708"/>
-        <w:jc w:val="both"/>
-        <w:outlineLvl w:val="1"/>
-        <w:rPr>
-          <w:rFonts w:ascii="Times New Roman" w:hAnsi="Times New Roman" w:cs="Times New Roman"/>
-          <w:sz w:val="28"/>
-          <w:szCs w:val="28"/>
-        </w:rPr>
-      </w:pPr>
-    </w:p>
-    <w:p>
-      <w:pPr>
-        <w:spacing w:line="360" w:lineRule="auto"/>
-        <w:ind w:firstLine="708"/>
-        <w:jc w:val="both"/>
-        <w:outlineLvl w:val="1"/>
-        <w:rPr>
-          <w:rFonts w:ascii="Times New Roman" w:hAnsi="Times New Roman" w:cs="Times New Roman"/>
-          <w:sz w:val="28"/>
-          <w:szCs w:val="28"/>
-        </w:rPr>
-      </w:pPr>
     </w:p>
     <w:p>
       <w:pPr>
@@ -5621,7 +5803,7 @@
           <w:szCs w:val="28"/>
         </w:rPr>
       </w:pPr>
-      <w:bookmarkStart w:id="5" w:name="_Toc228996012"/>
+      <w:bookmarkStart w:id="5" w:name="_Toc229154728"/>
       <w:r>
         <w:rPr>
           <w:rFonts w:ascii="Times New Roman" w:hAnsi="Times New Roman" w:cs="Times New Roman"/>
@@ -5629,7 +5811,6 @@
           <w:sz w:val="28"/>
           <w:szCs w:val="28"/>
         </w:rPr>
-        <w:lastRenderedPageBreak/>
         <w:t xml:space="preserve">Грамматические подходы и библиотека </w:t>
       </w:r>
       <w:r>
@@ -5703,7 +5884,16 @@
           <w:sz w:val="28"/>
           <w:szCs w:val="28"/>
         </w:rPr>
-        <w:t>ормальных грамматик. В таких методах структура сущности задаётся с помощью контекстно-свободных грамматик, позволяющие описывать сложные и вложенные конструкции. Грамматические методы отлично подходят для задачи извлечения адресной информации, где структура может быть формализована, но допускает множество вариантов записи. Кроме того, в отличие от методов на основе машинного обучения,  такие подходы обеспечивают детерминированный и контролируемый процесс разбора текстов.</w:t>
+        <w:t xml:space="preserve">ормальных грамматик. В таких методах структура сущности </w:t>
+      </w:r>
+      <w:r>
+        <w:rPr>
+          <w:rFonts w:ascii="Times New Roman" w:hAnsi="Times New Roman" w:cs="Times New Roman"/>
+          <w:sz w:val="28"/>
+          <w:szCs w:val="28"/>
+        </w:rPr>
+        <w:lastRenderedPageBreak/>
+        <w:t>задаётся с помощью контекстно-свободных грамматик, позволяющие описывать сложные и вложенные конструкции. Грамматические методы отлично подходят для задачи извлечения адресной информации, где структура может быть формализована, но допускает множество вариантов записи. Кроме того, в отличие от методов на основе машинного обучения,  такие подходы обеспечивают детерминированный и контролируемый процесс разбора текстов.</w:t>
       </w:r>
     </w:p>
     <w:p>
@@ -5804,6 +5994,141 @@
         </w:rPr>
         <w:t>записи русских почтовых адресов.</w:t>
       </w:r>
+      <w:r>
+        <w:rPr>
+          <w:rFonts w:ascii="Times New Roman" w:hAnsi="Times New Roman" w:cs="Times New Roman"/>
+          <w:bCs/>
+          <w:sz w:val="28"/>
+          <w:szCs w:val="28"/>
+        </w:rPr>
+        <w:t xml:space="preserve"> </w:t>
+      </w:r>
+      <w:r>
+        <w:rPr>
+          <w:rFonts w:ascii="Times New Roman" w:hAnsi="Times New Roman" w:cs="Times New Roman"/>
+          <w:bCs/>
+          <w:sz w:val="28"/>
+          <w:szCs w:val="28"/>
+        </w:rPr>
+        <w:t>На рисунке 1 представлен пример извлечения из текста всех сущностей-регионов на основе ранее заданного правила</w:t>
+      </w:r>
+      <w:r>
+        <w:rPr>
+          <w:rFonts w:ascii="Times New Roman" w:hAnsi="Times New Roman" w:cs="Times New Roman"/>
+          <w:bCs/>
+          <w:sz w:val="28"/>
+          <w:szCs w:val="28"/>
+        </w:rPr>
+        <w:t xml:space="preserve"> с использованием библиотеки </w:t>
+      </w:r>
+      <w:r>
+        <w:rPr>
+          <w:rFonts w:ascii="Times New Roman" w:hAnsi="Times New Roman" w:cs="Times New Roman"/>
+          <w:sz w:val="28"/>
+          <w:szCs w:val="28"/>
+          <w:lang w:val="en-US"/>
+        </w:rPr>
+        <w:t>Yargy</w:t>
+      </w:r>
+      <w:r>
+        <w:rPr>
+          <w:rFonts w:ascii="Times New Roman" w:hAnsi="Times New Roman" w:cs="Times New Roman"/>
+          <w:bCs/>
+          <w:sz w:val="28"/>
+          <w:szCs w:val="28"/>
+        </w:rPr>
+        <w:t>:</w:t>
+      </w:r>
+    </w:p>
+    <w:p>
+      <w:pPr>
+        <w:spacing w:line="360" w:lineRule="auto"/>
+        <w:ind w:firstLine="708"/>
+        <w:jc w:val="center"/>
+        <w:rPr>
+          <w:rFonts w:ascii="Times New Roman" w:hAnsi="Times New Roman" w:cs="Times New Roman"/>
+          <w:bCs/>
+          <w:sz w:val="28"/>
+          <w:szCs w:val="28"/>
+        </w:rPr>
+      </w:pPr>
+      <w:r>
+        <w:rPr>
+          <w:rFonts w:ascii="Times New Roman" w:hAnsi="Times New Roman" w:cs="Times New Roman"/>
+          <w:bCs/>
+          <w:noProof/>
+          <w:sz w:val="28"/>
+          <w:szCs w:val="28"/>
+          <w:lang w:eastAsia="ru-RU"/>
+        </w:rPr>
+        <w:drawing>
+          <wp:inline distT="0" distB="0" distL="0" distR="0">
+            <wp:extent cx="5548975" cy="3448050"/>
+            <wp:effectExtent l="19050" t="0" r="0" b="0"/>
+            <wp:docPr id="7" name="Рисунок 7"/>
+            <wp:cNvGraphicFramePr>
+              <a:graphicFrameLocks xmlns:a="http://schemas.openxmlformats.org/drawingml/2006/main" noChangeAspect="1"/>
+            </wp:cNvGraphicFramePr>
+            <a:graphic xmlns:a="http://schemas.openxmlformats.org/drawingml/2006/main">
+              <a:graphicData uri="http://schemas.openxmlformats.org/drawingml/2006/picture">
+                <pic:pic xmlns:pic="http://schemas.openxmlformats.org/drawingml/2006/picture">
+                  <pic:nvPicPr>
+                    <pic:cNvPr id="0" name="Picture 7"/>
+                    <pic:cNvPicPr>
+                      <a:picLocks noChangeAspect="1" noChangeArrowheads="1"/>
+                    </pic:cNvPicPr>
+                  </pic:nvPicPr>
+                  <pic:blipFill>
+                    <a:blip r:embed="rId8"/>
+                    <a:srcRect/>
+                    <a:stretch>
+                      <a:fillRect/>
+                    </a:stretch>
+                  </pic:blipFill>
+                  <pic:spPr bwMode="auto">
+                    <a:xfrm>
+                      <a:off x="0" y="0"/>
+                      <a:ext cx="5558200" cy="3453783"/>
+                    </a:xfrm>
+                    <a:prstGeom prst="rect">
+                      <a:avLst/>
+                    </a:prstGeom>
+                    <a:noFill/>
+                    <a:ln w="9525">
+                      <a:noFill/>
+                      <a:miter lim="800000"/>
+                      <a:headEnd/>
+                      <a:tailEnd/>
+                    </a:ln>
+                  </pic:spPr>
+                </pic:pic>
+              </a:graphicData>
+            </a:graphic>
+          </wp:inline>
+        </w:drawing>
+      </w:r>
+    </w:p>
+    <w:p>
+      <w:pPr>
+        <w:spacing w:line="360" w:lineRule="auto"/>
+        <w:ind w:firstLine="708"/>
+        <w:jc w:val="center"/>
+        <w:rPr>
+          <w:rFonts w:ascii="Times New Roman" w:hAnsi="Times New Roman" w:cs="Times New Roman"/>
+          <w:bCs/>
+          <w:sz w:val="28"/>
+          <w:szCs w:val="28"/>
+        </w:rPr>
+      </w:pPr>
+      <w:r>
+        <w:rPr>
+          <w:rFonts w:ascii="Times New Roman" w:hAnsi="Times New Roman" w:cs="Times New Roman"/>
+          <w:bCs/>
+          <w:sz w:val="28"/>
+          <w:szCs w:val="28"/>
+        </w:rPr>
+        <w:t>Рис.1.Извлечение всех республик и федераций из текстов</w:t>
+      </w:r>
     </w:p>
     <w:p>
       <w:pPr>
@@ -5824,6 +6149,7 @@
           <w:sz w:val="28"/>
           <w:szCs w:val="28"/>
         </w:rPr>
+        <w:lastRenderedPageBreak/>
         <w:t xml:space="preserve">К преимуществам данной библиотеки можно отнести: </w:t>
       </w:r>
     </w:p>
@@ -5993,7 +6319,6 @@
           <w:sz w:val="28"/>
           <w:szCs w:val="28"/>
         </w:rPr>
-        <w:lastRenderedPageBreak/>
         <w:t xml:space="preserve">Составление правил для разбора российских почтовых адресов </w:t>
       </w:r>
       <w:r>
@@ -6315,7 +6640,16 @@
           <w:sz w:val="28"/>
           <w:szCs w:val="28"/>
         </w:rPr>
-        <w:t>, ориентированной на извлечение именованных сущностей из русскоязычных текстов. Предлагаемое решение направлено на сохранение точности и интерпретируемости исходного подхода при существенном увеличении скорости обработки текстов за счёт оптимизации алгоритмов и эффективного управления памятью.</w:t>
+        <w:t xml:space="preserve">, ориентированной на извлечение именованных сущностей из русскоязычных </w:t>
+      </w:r>
+      <w:r>
+        <w:rPr>
+          <w:rFonts w:ascii="Times New Roman" w:hAnsi="Times New Roman" w:cs="Times New Roman"/>
+          <w:sz w:val="28"/>
+          <w:szCs w:val="28"/>
+        </w:rPr>
+        <w:lastRenderedPageBreak/>
+        <w:t>текстов. Предлагаемое решение направлено на сохранение точности и интерпретируемости исходного подхода при существенном увеличении скорости обработки текстов за счёт оптимизации алгоритмов и эффективного управления памятью.</w:t>
       </w:r>
     </w:p>
     <w:p>
@@ -6391,16 +6725,7 @@
           <w:sz w:val="28"/>
           <w:szCs w:val="28"/>
         </w:rPr>
-        <w:t xml:space="preserve">В то же время повышение производительности подобных методов является ключевым </w:t>
-      </w:r>
-      <w:r>
-        <w:rPr>
-          <w:rFonts w:ascii="Times New Roman" w:hAnsi="Times New Roman" w:cs="Times New Roman"/>
-          <w:sz w:val="28"/>
-          <w:szCs w:val="28"/>
-        </w:rPr>
-        <w:lastRenderedPageBreak/>
-        <w:t xml:space="preserve">направлением их дальнейшего развития, </w:t>
+        <w:t xml:space="preserve">В то же время повышение производительности подобных методов является ключевым направлением их дальнейшего развития, </w:t>
       </w:r>
       <w:r>
         <w:rPr>
@@ -6447,7 +6772,7 @@
           <w:szCs w:val="32"/>
         </w:rPr>
       </w:pPr>
-      <w:bookmarkStart w:id="6" w:name="_Toc228996013"/>
+      <w:bookmarkStart w:id="6" w:name="_Toc229154729"/>
       <w:r>
         <w:rPr>
           <w:rFonts w:ascii="Times New Roman" w:hAnsi="Times New Roman" w:cs="Times New Roman"/>
@@ -6599,7 +6924,7 @@
           <w:szCs w:val="28"/>
         </w:rPr>
       </w:pPr>
-      <w:bookmarkStart w:id="7" w:name="_Toc228996014"/>
+      <w:bookmarkStart w:id="7" w:name="_Toc229154730"/>
       <w:r>
         <w:rPr>
           <w:rFonts w:ascii="Times New Roman" w:hAnsi="Times New Roman" w:cs="Times New Roman"/>
@@ -7324,7 +7649,15 @@
           <w:sz w:val="28"/>
           <w:szCs w:val="28"/>
         </w:rPr>
-        <w:t xml:space="preserve"> разбора на рисунке 1:</w:t>
+        <w:t xml:space="preserve"> разбора на рисунке 2</w:t>
+      </w:r>
+      <w:r>
+        <w:rPr>
+          <w:rFonts w:ascii="Times New Roman" w:hAnsi="Times New Roman" w:cs="Times New Roman"/>
+          <w:sz w:val="28"/>
+          <w:szCs w:val="28"/>
+        </w:rPr>
+        <w:t>:</w:t>
       </w:r>
     </w:p>
     <w:p>
@@ -7363,7 +7696,7 @@
                     </pic:cNvPicPr>
                   </pic:nvPicPr>
                   <pic:blipFill>
-                    <a:blip r:embed="rId8"/>
+                    <a:blip r:embed="rId9"/>
                     <a:srcRect/>
                     <a:stretch>
                       <a:fillRect/>
@@ -7408,7 +7741,15 @@
           <w:sz w:val="28"/>
           <w:szCs w:val="28"/>
         </w:rPr>
-        <w:t>Рис. 1. Вывод грамматики в виде дерева разбора</w:t>
+        <w:t>Рис. 2</w:t>
+      </w:r>
+      <w:r>
+        <w:rPr>
+          <w:rFonts w:ascii="Times New Roman" w:hAnsi="Times New Roman" w:cs="Times New Roman"/>
+          <w:sz w:val="28"/>
+          <w:szCs w:val="28"/>
+        </w:rPr>
+        <w:t>. Вывод грамматики в виде дерева разбора</w:t>
       </w:r>
       <w:r>
         <w:rPr>
@@ -7657,7 +7998,7 @@
           <w:szCs w:val="28"/>
         </w:rPr>
       </w:pPr>
-      <w:bookmarkStart w:id="8" w:name="_Toc228996015"/>
+      <w:bookmarkStart w:id="8" w:name="_Toc229154731"/>
       <w:r>
         <w:rPr>
           <w:rFonts w:ascii="Times New Roman" w:hAnsi="Times New Roman" w:cs="Times New Roman"/>
@@ -9863,23 +10204,39 @@
           <w:szCs w:val="28"/>
         </w:rPr>
         <w:tab/>
-        <w:t>В практических реализациях алгоритма правила грамматики и множества состояний хранятся в специализированных структурах данных (связных списках или индексированных хранилищах), которые позволяют ускорить поиск и обновление состояний. Также часто используется дополнительная индексация для быстрого доступа к состояниям, ожидающи</w:t>
-      </w:r>
-      <w:r>
-        <w:rPr>
-          <w:rFonts w:ascii="Times New Roman" w:hAnsi="Times New Roman" w:cs="Times New Roman"/>
-          <w:sz w:val="28"/>
-          <w:szCs w:val="28"/>
-        </w:rPr>
-        <w:t>м</w:t>
-      </w:r>
-      <w:r>
-        <w:rPr>
-          <w:rFonts w:ascii="Times New Roman" w:hAnsi="Times New Roman" w:cs="Times New Roman"/>
-          <w:sz w:val="28"/>
-          <w:szCs w:val="28"/>
-        </w:rPr>
-        <w:t xml:space="preserve"> конкретный терминал.</w:t>
+        <w:t xml:space="preserve">Одним из преимуществ алгоритма Эрли является его </w:t>
+      </w:r>
+      <w:r>
+        <w:rPr>
+          <w:rFonts w:ascii="Times New Roman" w:hAnsi="Times New Roman" w:cs="Times New Roman"/>
+          <w:sz w:val="28"/>
+          <w:szCs w:val="28"/>
+        </w:rPr>
+        <w:t>широкая применимость</w:t>
+      </w:r>
+      <w:r>
+        <w:rPr>
+          <w:rFonts w:ascii="Times New Roman" w:hAnsi="Times New Roman" w:cs="Times New Roman"/>
+          <w:sz w:val="28"/>
+          <w:szCs w:val="28"/>
+        </w:rPr>
+        <w:t xml:space="preserve">. Алгоритм можно использовать как распознаватель, определяющий принадлежность строки языку, так и анализатор, строящему деревья разбора. Такой подход особенно важен в задачах обработки естественного языка, где требуется не только обнаружение определённых сущностей в строке, но и восстановление их внутренней структуры </w:t>
+      </w:r>
+      <w:r>
+        <w:rPr>
+          <w:rFonts w:ascii="Times New Roman" w:hAnsi="Times New Roman" w:cs="Times New Roman"/>
+          <w:sz w:val="28"/>
+          <w:szCs w:val="28"/>
+        </w:rPr>
+        <w:t>[2]</w:t>
+      </w:r>
+      <w:r>
+        <w:rPr>
+          <w:rFonts w:ascii="Times New Roman" w:hAnsi="Times New Roman" w:cs="Times New Roman"/>
+          <w:sz w:val="28"/>
+          <w:szCs w:val="28"/>
+        </w:rPr>
+        <w:t>.</w:t>
       </w:r>
     </w:p>
     <w:p>
@@ -9899,23 +10256,64 @@
           <w:szCs w:val="28"/>
         </w:rPr>
         <w:tab/>
-        <w:t xml:space="preserve">Одним из преимуществ алгоритма Эрли является его </w:t>
-      </w:r>
-      <w:r>
-        <w:rPr>
-          <w:rFonts w:ascii="Times New Roman" w:hAnsi="Times New Roman" w:cs="Times New Roman"/>
-          <w:sz w:val="28"/>
-          <w:szCs w:val="28"/>
-        </w:rPr>
-        <w:t>широкая применимость</w:t>
-      </w:r>
-      <w:r>
-        <w:rPr>
-          <w:rFonts w:ascii="Times New Roman" w:hAnsi="Times New Roman" w:cs="Times New Roman"/>
-          <w:sz w:val="28"/>
-          <w:szCs w:val="28"/>
-        </w:rPr>
-        <w:t xml:space="preserve">. Алгоритм можно использовать как распознаватель, определяющий принадлежность строки языку, так и анализатор, строящему </w:t>
+        <w:t xml:space="preserve">В частности, алгоритм Эрли используется в библиотеке </w:t>
+      </w:r>
+      <w:r>
+        <w:rPr>
+          <w:rFonts w:ascii="Times New Roman" w:hAnsi="Times New Roman" w:cs="Times New Roman"/>
+          <w:sz w:val="28"/>
+          <w:szCs w:val="28"/>
+          <w:lang w:val="en-US"/>
+        </w:rPr>
+        <w:t>Yargy</w:t>
+      </w:r>
+      <w:r>
+        <w:rPr>
+          <w:rFonts w:ascii="Times New Roman" w:hAnsi="Times New Roman" w:cs="Times New Roman"/>
+          <w:sz w:val="28"/>
+          <w:szCs w:val="28"/>
+        </w:rPr>
+        <w:t xml:space="preserve"> [1</w:t>
+      </w:r>
+      <w:r>
+        <w:rPr>
+          <w:rFonts w:ascii="Times New Roman" w:hAnsi="Times New Roman" w:cs="Times New Roman"/>
+          <w:sz w:val="28"/>
+          <w:szCs w:val="28"/>
+        </w:rPr>
+        <w:t>]</w:t>
+      </w:r>
+      <w:r>
+        <w:rPr>
+          <w:rFonts w:ascii="Times New Roman" w:hAnsi="Times New Roman" w:cs="Times New Roman"/>
+          <w:sz w:val="28"/>
+          <w:szCs w:val="28"/>
+        </w:rPr>
+        <w:t xml:space="preserve"> для разбора текстов на основе контекстно-свободных грамматик. Это позволяет эффективно обрабатывать без </w:t>
+      </w:r>
+      <w:r>
+        <w:rPr>
+          <w:rFonts w:ascii="Times New Roman" w:hAnsi="Times New Roman" w:cs="Times New Roman"/>
+          <w:sz w:val="28"/>
+          <w:szCs w:val="28"/>
+        </w:rPr>
+        <w:t>предварительного преобразования грамматик</w:t>
+      </w:r>
+      <w:r>
+        <w:rPr>
+          <w:rFonts w:ascii="Times New Roman" w:hAnsi="Times New Roman" w:cs="Times New Roman"/>
+          <w:sz w:val="28"/>
+          <w:szCs w:val="28"/>
+        </w:rPr>
+        <w:t>и</w:t>
+      </w:r>
+      <w:r>
+        <w:rPr>
+          <w:rFonts w:ascii="Times New Roman" w:hAnsi="Times New Roman" w:cs="Times New Roman"/>
+          <w:sz w:val="28"/>
+          <w:szCs w:val="28"/>
+        </w:rPr>
+        <w:t xml:space="preserve"> </w:t>
       </w:r>
       <w:r>
         <w:rPr>
@@ -9924,100 +10322,7 @@
           <w:szCs w:val="28"/>
         </w:rPr>
         <w:lastRenderedPageBreak/>
-        <w:t xml:space="preserve">деревья разбора. Такой подход особенно важен в задачах обработки естественного языка, где требуется не только обнаружение определённых сущностей в строке, но и восстановление их внутренней структуры </w:t>
-      </w:r>
-      <w:r>
-        <w:rPr>
-          <w:rFonts w:ascii="Times New Roman" w:hAnsi="Times New Roman" w:cs="Times New Roman"/>
-          <w:sz w:val="28"/>
-          <w:szCs w:val="28"/>
-        </w:rPr>
-        <w:t>[2]</w:t>
-      </w:r>
-      <w:r>
-        <w:rPr>
-          <w:rFonts w:ascii="Times New Roman" w:hAnsi="Times New Roman" w:cs="Times New Roman"/>
-          <w:sz w:val="28"/>
-          <w:szCs w:val="28"/>
-        </w:rPr>
-        <w:t>.</w:t>
-      </w:r>
-    </w:p>
-    <w:p>
-      <w:pPr>
-        <w:spacing w:line="360" w:lineRule="auto"/>
-        <w:jc w:val="both"/>
-        <w:rPr>
-          <w:rFonts w:ascii="Times New Roman" w:hAnsi="Times New Roman" w:cs="Times New Roman"/>
-          <w:sz w:val="28"/>
-          <w:szCs w:val="28"/>
-        </w:rPr>
-      </w:pPr>
-      <w:r>
-        <w:rPr>
-          <w:rFonts w:ascii="Times New Roman" w:hAnsi="Times New Roman" w:cs="Times New Roman"/>
-          <w:sz w:val="28"/>
-          <w:szCs w:val="28"/>
-        </w:rPr>
-        <w:tab/>
-        <w:t xml:space="preserve">В частности, алгоритм Эрли используется в библиотеке </w:t>
-      </w:r>
-      <w:r>
-        <w:rPr>
-          <w:rFonts w:ascii="Times New Roman" w:hAnsi="Times New Roman" w:cs="Times New Roman"/>
-          <w:sz w:val="28"/>
-          <w:szCs w:val="28"/>
-          <w:lang w:val="en-US"/>
-        </w:rPr>
-        <w:t>Yargy</w:t>
-      </w:r>
-      <w:r>
-        <w:rPr>
-          <w:rFonts w:ascii="Times New Roman" w:hAnsi="Times New Roman" w:cs="Times New Roman"/>
-          <w:sz w:val="28"/>
-          <w:szCs w:val="28"/>
-        </w:rPr>
-        <w:t xml:space="preserve"> [1</w:t>
-      </w:r>
-      <w:r>
-        <w:rPr>
-          <w:rFonts w:ascii="Times New Roman" w:hAnsi="Times New Roman" w:cs="Times New Roman"/>
-          <w:sz w:val="28"/>
-          <w:szCs w:val="28"/>
-        </w:rPr>
-        <w:t>]</w:t>
-      </w:r>
-      <w:r>
-        <w:rPr>
-          <w:rFonts w:ascii="Times New Roman" w:hAnsi="Times New Roman" w:cs="Times New Roman"/>
-          <w:sz w:val="28"/>
-          <w:szCs w:val="28"/>
-        </w:rPr>
-        <w:t xml:space="preserve"> для разбора текстов на основе контекстно-свободных грамматик. Это позволяет эффективно обрабатывать без </w:t>
-      </w:r>
-      <w:r>
-        <w:rPr>
-          <w:rFonts w:ascii="Times New Roman" w:hAnsi="Times New Roman" w:cs="Times New Roman"/>
-          <w:sz w:val="28"/>
-          <w:szCs w:val="28"/>
-        </w:rPr>
-        <w:t>предварительного преобразования грамматик</w:t>
-      </w:r>
-      <w:r>
-        <w:rPr>
-          <w:rFonts w:ascii="Times New Roman" w:hAnsi="Times New Roman" w:cs="Times New Roman"/>
-          <w:sz w:val="28"/>
-          <w:szCs w:val="28"/>
-        </w:rPr>
-        <w:t>и</w:t>
-      </w:r>
-      <w:r>
-        <w:rPr>
-          <w:rFonts w:ascii="Times New Roman" w:hAnsi="Times New Roman" w:cs="Times New Roman"/>
-          <w:sz w:val="28"/>
-          <w:szCs w:val="28"/>
-        </w:rPr>
-        <w:t xml:space="preserve"> сложные и вариативные структуры, характерные для русскоязычных почтовых адресов.</w:t>
+        <w:t>сложные и вариативные структуры, характерные для русскоязычных почтовых адресов.</w:t>
       </w:r>
     </w:p>
     <w:p>
@@ -10038,7 +10343,7 @@
           <w:szCs w:val="28"/>
         </w:rPr>
       </w:pPr>
-      <w:bookmarkStart w:id="9" w:name="_Toc228996016"/>
+      <w:bookmarkStart w:id="9" w:name="_Toc229154732"/>
       <w:r>
         <w:rPr>
           <w:rFonts w:ascii="Times New Roman" w:hAnsi="Times New Roman" w:cs="Times New Roman"/>
@@ -10329,8 +10634,7 @@
           <w:szCs w:val="28"/>
           <w:lang w:val="en-US"/>
         </w:rPr>
-        <w:lastRenderedPageBreak/>
-        <w:t>Span</w:t>
+        <w:t>Morph</w:t>
       </w:r>
       <w:r>
         <w:rPr>
@@ -10364,7 +10668,7 @@
           <w:sz w:val="28"/>
           <w:szCs w:val="28"/>
         </w:rPr>
-        <w:t>описывает диапазоны токенов в исходном тексте, позволяя эффективно работать с подстроками без копирования данных;</w:t>
+        <w:t>выполняет морфологический анализ токенов, включая нормализацию и определение грамматических характеристик;</w:t>
       </w:r>
     </w:p>
     <w:p>
@@ -10393,7 +10697,7 @@
           <w:szCs w:val="28"/>
           <w:lang w:val="en-US"/>
         </w:rPr>
-        <w:t>Morph</w:t>
+        <w:t>Rule</w:t>
       </w:r>
       <w:r>
         <w:rPr>
@@ -10427,7 +10731,7 @@
           <w:sz w:val="28"/>
           <w:szCs w:val="28"/>
         </w:rPr>
-        <w:t>выполняет морфологический анализ токенов, включая нормализацию и определение грамматических характеристик;</w:t>
+        <w:t>содержит описание (правила разбора) контекстно-свободных грамматик, используемых для задания шаблонов сущностей;</w:t>
       </w:r>
     </w:p>
     <w:p>
@@ -10456,7 +10760,8 @@
           <w:szCs w:val="28"/>
           <w:lang w:val="en-US"/>
         </w:rPr>
-        <w:t>Rule</w:t>
+        <w:lastRenderedPageBreak/>
+        <w:t>Predicates</w:t>
       </w:r>
       <w:r>
         <w:rPr>
@@ -10490,7 +10795,7 @@
           <w:sz w:val="28"/>
           <w:szCs w:val="28"/>
         </w:rPr>
-        <w:t>содержит описание (правила разбора) контекстно-свободных грамматик, используемых для задания шаблонов сущностей;</w:t>
+        <w:t>реализует предикаты, применяемые к токенам (например, для проверки принадлежности словарю или соответствие морфологическим признакам);</w:t>
       </w:r>
     </w:p>
     <w:p>
@@ -10519,7 +10824,7 @@
           <w:szCs w:val="28"/>
           <w:lang w:val="en-US"/>
         </w:rPr>
-        <w:t>Predicates</w:t>
+        <w:t>Parser</w:t>
       </w:r>
       <w:r>
         <w:rPr>
@@ -10545,15 +10850,7 @@
           <w:sz w:val="28"/>
           <w:szCs w:val="28"/>
         </w:rPr>
-        <w:t xml:space="preserve"> </w:t>
-      </w:r>
-      <w:r>
-        <w:rPr>
-          <w:rFonts w:ascii="Times New Roman" w:hAnsi="Times New Roman" w:cs="Times New Roman"/>
-          <w:sz w:val="28"/>
-          <w:szCs w:val="28"/>
-        </w:rPr>
-        <w:t>реализует предикаты, применяемые к токенам (например, для проверки принадлежности словарю или соответствие морфологическим признакам);</w:t>
+        <w:t xml:space="preserve"> реализует алгоритм Эрли, выполняющий синтаксический разбор входной последовательности;</w:t>
       </w:r>
     </w:p>
     <w:p>
@@ -10582,7 +10879,7 @@
           <w:szCs w:val="28"/>
           <w:lang w:val="en-US"/>
         </w:rPr>
-        <w:t>Parser</w:t>
+        <w:t>Pipeline</w:t>
       </w:r>
       <w:r>
         <w:rPr>
@@ -10608,7 +10905,7 @@
           <w:sz w:val="28"/>
           <w:szCs w:val="28"/>
         </w:rPr>
-        <w:t xml:space="preserve"> реализует алгоритм Эрли, выполняющий синтаксический разбор входной последовательности;</w:t>
+        <w:t xml:space="preserve"> содержит словарь для создания сложных комбинированных правил разбора грамматики;</w:t>
       </w:r>
     </w:p>
     <w:p>
@@ -10637,7 +10934,7 @@
           <w:szCs w:val="28"/>
           <w:lang w:val="en-US"/>
         </w:rPr>
-        <w:t>Pipeline</w:t>
+        <w:t>Interpretation</w:t>
       </w:r>
       <w:r>
         <w:rPr>
@@ -10663,7 +10960,7 @@
           <w:sz w:val="28"/>
           <w:szCs w:val="28"/>
         </w:rPr>
-        <w:t xml:space="preserve"> содержит словарь для создания сложных комбинированных правил разбора грамматики;</w:t>
+        <w:t xml:space="preserve"> отвечает за преобразование результатов разбора в структурированные объекты;</w:t>
       </w:r>
     </w:p>
     <w:p>
@@ -10692,61 +10989,6 @@
           <w:szCs w:val="28"/>
           <w:lang w:val="en-US"/>
         </w:rPr>
-        <w:t>Interpretation</w:t>
-      </w:r>
-      <w:r>
-        <w:rPr>
-          <w:rFonts w:ascii="Times New Roman" w:hAnsi="Times New Roman" w:cs="Times New Roman"/>
-          <w:b/>
-          <w:color w:val="000000" w:themeColor="text1"/>
-          <w:sz w:val="28"/>
-          <w:szCs w:val="28"/>
-        </w:rPr>
-        <w:t xml:space="preserve"> </w:t>
-      </w:r>
-      <w:r>
-        <w:rPr>
-          <w:rFonts w:ascii="Times New Roman" w:hAnsi="Times New Roman" w:cs="Times New Roman"/>
-          <w:sz w:val="28"/>
-          <w:szCs w:val="28"/>
-        </w:rPr>
-        <w:t>—</w:t>
-      </w:r>
-      <w:r>
-        <w:rPr>
-          <w:rFonts w:ascii="Times New Roman" w:hAnsi="Times New Roman" w:cs="Times New Roman"/>
-          <w:sz w:val="28"/>
-          <w:szCs w:val="28"/>
-        </w:rPr>
-        <w:t xml:space="preserve"> отвечает за преобразование результатов разбора в структурированные объекты;</w:t>
-      </w:r>
-    </w:p>
-    <w:p>
-      <w:pPr>
-        <w:pStyle w:val="afa"/>
-        <w:numPr>
-          <w:ilvl w:val="0"/>
-          <w:numId w:val="11"/>
-        </w:numPr>
-        <w:spacing w:line="360" w:lineRule="auto"/>
-        <w:jc w:val="both"/>
-        <w:rPr>
-          <w:rFonts w:ascii="Times New Roman" w:hAnsi="Times New Roman" w:cs="Times New Roman"/>
-          <w:b/>
-          <w:color w:val="000000" w:themeColor="text1"/>
-          <w:sz w:val="28"/>
-          <w:szCs w:val="28"/>
-        </w:rPr>
-      </w:pPr>
-      <w:r>
-        <w:rPr>
-          <w:rFonts w:ascii="Times New Roman" w:hAnsi="Times New Roman" w:cs="Times New Roman"/>
-          <w:b/>
-          <w:color w:val="000000" w:themeColor="text1"/>
-          <w:sz w:val="28"/>
-          <w:szCs w:val="28"/>
-          <w:lang w:val="en-US"/>
-        </w:rPr>
         <w:t>Relations</w:t>
       </w:r>
       <w:r>
@@ -11079,17 +11321,7 @@
           <w:sz w:val="28"/>
           <w:szCs w:val="28"/>
         </w:rPr>
-        <w:t xml:space="preserve">, обусловленных выбором языка программирования. В </w:t>
-      </w:r>
-      <w:r>
-        <w:rPr>
-          <w:rFonts w:ascii="Times New Roman" w:hAnsi="Times New Roman" w:cs="Times New Roman"/>
-          <w:color w:val="000000" w:themeColor="text1"/>
-          <w:sz w:val="28"/>
-          <w:szCs w:val="28"/>
-        </w:rPr>
-        <w:lastRenderedPageBreak/>
-        <w:t xml:space="preserve">оригинальной библиотеке </w:t>
+        <w:t xml:space="preserve">, обусловленных выбором языка программирования. В библиотеке </w:t>
       </w:r>
       <w:r>
         <w:rPr>
@@ -11257,65 +11489,7 @@
           <w:sz w:val="28"/>
           <w:szCs w:val="28"/>
         </w:rPr>
-        <w:t xml:space="preserve">обработки данных, высокая производительность и т.д. Более подробно преимущества разработки на языке программирования </w:t>
-      </w:r>
-      <w:r>
-        <w:rPr>
-          <w:rFonts w:ascii="Times New Roman" w:hAnsi="Times New Roman" w:cs="Times New Roman"/>
-          <w:color w:val="000000" w:themeColor="text1"/>
-          <w:sz w:val="28"/>
-          <w:szCs w:val="28"/>
-          <w:lang w:val="en-US"/>
-        </w:rPr>
-        <w:t>Rust</w:t>
-      </w:r>
-      <w:r>
-        <w:rPr>
-          <w:rFonts w:ascii="Times New Roman" w:hAnsi="Times New Roman" w:cs="Times New Roman"/>
-          <w:color w:val="000000" w:themeColor="text1"/>
-          <w:sz w:val="28"/>
-          <w:szCs w:val="28"/>
-        </w:rPr>
-        <w:t xml:space="preserve"> будут рассмотрены в </w:t>
-      </w:r>
-      <w:r>
-        <w:rPr>
-          <w:rFonts w:ascii="Times New Roman" w:hAnsi="Times New Roman" w:cs="Times New Roman"/>
-          <w:b/>
-          <w:color w:val="000000" w:themeColor="text1"/>
-          <w:sz w:val="28"/>
-          <w:szCs w:val="28"/>
-        </w:rPr>
-        <w:t>главе 4</w:t>
-      </w:r>
-      <w:r>
-        <w:rPr>
-          <w:rFonts w:ascii="Times New Roman" w:hAnsi="Times New Roman" w:cs="Times New Roman"/>
-          <w:color w:val="000000" w:themeColor="text1"/>
-          <w:sz w:val="28"/>
-          <w:szCs w:val="28"/>
-        </w:rPr>
-        <w:t>.</w:t>
-      </w:r>
-    </w:p>
-    <w:p>
-      <w:pPr>
-        <w:spacing w:after="0" w:line="240" w:lineRule="auto"/>
-        <w:rPr>
-          <w:rFonts w:ascii="Times New Roman" w:hAnsi="Times New Roman" w:cs="Times New Roman"/>
-          <w:color w:val="000000" w:themeColor="text1"/>
-          <w:sz w:val="28"/>
-          <w:szCs w:val="28"/>
-        </w:rPr>
-      </w:pPr>
-      <w:r>
-        <w:rPr>
-          <w:rFonts w:ascii="Times New Roman" w:hAnsi="Times New Roman" w:cs="Times New Roman"/>
-          <w:color w:val="000000" w:themeColor="text1"/>
-          <w:sz w:val="28"/>
-          <w:szCs w:val="28"/>
-        </w:rPr>
-        <w:br w:type="page"/>
+        <w:t>обработки данных, высокая производительность и т.д.</w:t>
       </w:r>
     </w:p>
     <w:p>
@@ -11337,7 +11511,7 @@
           <w:szCs w:val="32"/>
         </w:rPr>
       </w:pPr>
-      <w:bookmarkStart w:id="10" w:name="_Toc228996017"/>
+      <w:bookmarkStart w:id="10" w:name="_Toc229154733"/>
       <w:r>
         <w:rPr>
           <w:rFonts w:ascii="Times New Roman" w:hAnsi="Times New Roman" w:cs="Times New Roman"/>
@@ -11596,7 +11770,7 @@
           <w:szCs w:val="28"/>
         </w:rPr>
       </w:pPr>
-      <w:bookmarkStart w:id="11" w:name="_Toc228996018"/>
+      <w:bookmarkStart w:id="11" w:name="_Toc229154734"/>
       <w:r>
         <w:rPr>
           <w:rFonts w:ascii="Times New Roman" w:hAnsi="Times New Roman" w:cs="Times New Roman"/>
@@ -12302,7 +12476,25 @@
           <w:sz w:val="28"/>
           <w:szCs w:val="28"/>
         </w:rPr>
-        <w:t xml:space="preserve">, позволяющие строить сложные архитектурные решения без потери производительности. Это даёт возможность </w:t>
+        <w:t>, позволяющие строить</w:t>
+      </w:r>
+      <w:r>
+        <w:rPr>
+          <w:rFonts w:ascii="Times New Roman" w:hAnsi="Times New Roman" w:cs="Times New Roman"/>
+          <w:color w:val="000000" w:themeColor="text1"/>
+          <w:sz w:val="28"/>
+          <w:szCs w:val="28"/>
+        </w:rPr>
+        <w:t xml:space="preserve"> сложные архитектурные решения б</w:t>
+      </w:r>
+      <w:r>
+        <w:rPr>
+          <w:rFonts w:ascii="Times New Roman" w:hAnsi="Times New Roman" w:cs="Times New Roman"/>
+          <w:color w:val="000000" w:themeColor="text1"/>
+          <w:sz w:val="28"/>
+          <w:szCs w:val="28"/>
+        </w:rPr>
+        <w:t xml:space="preserve">ез потери производительности. Это даёт возможность </w:t>
       </w:r>
       <w:r>
         <w:rPr>
@@ -12421,7 +12613,25 @@
           <w:sz w:val="28"/>
           <w:szCs w:val="28"/>
         </w:rPr>
-        <w:t>, встроенная система тестирования, генерация документации) способствует ускорению разработки, сопровождения и верификации программного обеспечивания, что является важным фактором при создании исследовательских и прикладных программ.</w:t>
+        <w:t>, встроенная система тестирования, генерация документации) способствует ускорению разработки, сопровождения и ве</w:t>
+      </w:r>
+      <w:r>
+        <w:rPr>
+          <w:rFonts w:ascii="Times New Roman" w:hAnsi="Times New Roman" w:cs="Times New Roman"/>
+          <w:color w:val="000000" w:themeColor="text1"/>
+          <w:sz w:val="28"/>
+          <w:szCs w:val="28"/>
+        </w:rPr>
+        <w:t>рификации программного обеспече</w:t>
+      </w:r>
+      <w:r>
+        <w:rPr>
+          <w:rFonts w:ascii="Times New Roman" w:hAnsi="Times New Roman" w:cs="Times New Roman"/>
+          <w:color w:val="000000" w:themeColor="text1"/>
+          <w:sz w:val="28"/>
+          <w:szCs w:val="28"/>
+        </w:rPr>
+        <w:t>ния, что является важным фактором при создании исследовательских и прикладных программ.</w:t>
       </w:r>
     </w:p>
     <w:p>
@@ -12512,7 +12722,7 @@
           <w:szCs w:val="28"/>
         </w:rPr>
       </w:pPr>
-      <w:bookmarkStart w:id="12" w:name="_Toc228996019"/>
+      <w:bookmarkStart w:id="12" w:name="_Toc229154735"/>
       <w:r>
         <w:rPr>
           <w:rFonts w:ascii="Times New Roman" w:hAnsi="Times New Roman" w:cs="Times New Roman"/>
@@ -12560,7 +12770,15 @@
           <w:sz w:val="28"/>
           <w:szCs w:val="28"/>
         </w:rPr>
-        <w:t xml:space="preserve"> центральной точкой входа является модуль </w:t>
+        <w:t xml:space="preserve"> основные типы и методы реэкспортируются из корневого модуля библиотеки</w:t>
+      </w:r>
+      <w:r>
+        <w:rPr>
+          <w:rFonts w:ascii="Times New Roman" w:hAnsi="Times New Roman" w:cs="Times New Roman"/>
+          <w:sz w:val="28"/>
+          <w:szCs w:val="28"/>
+        </w:rPr>
+        <w:t xml:space="preserve"> </w:t>
       </w:r>
       <w:r>
         <w:rPr>
@@ -12569,31 +12787,15 @@
           <w:szCs w:val="28"/>
           <w:lang w:val="en-US"/>
         </w:rPr>
-        <w:t>Parser</w:t>
-      </w:r>
-      <w:r>
-        <w:rPr>
-          <w:rFonts w:ascii="Times New Roman" w:hAnsi="Times New Roman" w:cs="Times New Roman"/>
-          <w:sz w:val="28"/>
-          <w:szCs w:val="28"/>
-        </w:rPr>
-        <w:t xml:space="preserve">, </w:t>
-      </w:r>
-      <w:r>
-        <w:rPr>
-          <w:rFonts w:ascii="Times New Roman" w:hAnsi="Times New Roman" w:cs="Times New Roman"/>
-          <w:sz w:val="28"/>
-          <w:szCs w:val="28"/>
-        </w:rPr>
-        <w:t>выполняющий синтаксический анализ текста на основе зарегистрированных грамматических правил. Для удобства использования библиотекой основные типы и методы реэкспортируются из корневого модуля библиотеки</w:t>
-      </w:r>
-      <w:r>
-        <w:rPr>
-          <w:rFonts w:ascii="Times New Roman" w:hAnsi="Times New Roman" w:cs="Times New Roman"/>
-          <w:sz w:val="28"/>
-          <w:szCs w:val="28"/>
-        </w:rPr>
-        <w:t xml:space="preserve"> </w:t>
+        <w:t>lib</w:t>
+      </w:r>
+      <w:r>
+        <w:rPr>
+          <w:rFonts w:ascii="Times New Roman" w:hAnsi="Times New Roman" w:cs="Times New Roman"/>
+          <w:sz w:val="28"/>
+          <w:szCs w:val="28"/>
+        </w:rPr>
+        <w:t>.</w:t>
       </w:r>
       <w:r>
         <w:rPr>
@@ -12602,23 +12804,6 @@
           <w:szCs w:val="28"/>
           <w:lang w:val="en-US"/>
         </w:rPr>
-        <w:t>lib</w:t>
-      </w:r>
-      <w:r>
-        <w:rPr>
-          <w:rFonts w:ascii="Times New Roman" w:hAnsi="Times New Roman" w:cs="Times New Roman"/>
-          <w:sz w:val="28"/>
-          <w:szCs w:val="28"/>
-        </w:rPr>
-        <w:t>.</w:t>
-      </w:r>
-      <w:r>
-        <w:rPr>
-          <w:rFonts w:ascii="Times New Roman" w:hAnsi="Times New Roman" w:cs="Times New Roman"/>
-          <w:sz w:val="28"/>
-          <w:szCs w:val="28"/>
-          <w:lang w:val="en-US"/>
-        </w:rPr>
         <w:t>rs</w:t>
       </w:r>
       <w:r>
@@ -12627,7 +12812,15 @@
           <w:sz w:val="28"/>
           <w:szCs w:val="28"/>
         </w:rPr>
-        <w:t xml:space="preserve"> и представлены на рисунке 2:</w:t>
+        <w:t xml:space="preserve"> и представлены на рисунке 3</w:t>
+      </w:r>
+      <w:r>
+        <w:rPr>
+          <w:rFonts w:ascii="Times New Roman" w:hAnsi="Times New Roman" w:cs="Times New Roman"/>
+          <w:sz w:val="28"/>
+          <w:szCs w:val="28"/>
+        </w:rPr>
+        <w:t>:</w:t>
       </w:r>
     </w:p>
     <w:p>
@@ -12668,7 +12861,7 @@
                     </pic:cNvPicPr>
                   </pic:nvPicPr>
                   <pic:blipFill>
-                    <a:blip r:embed="rId9"/>
+                    <a:blip r:embed="rId10"/>
                     <a:srcRect/>
                     <a:stretch>
                       <a:fillRect/>
@@ -12705,17 +12898,25 @@
           <w:rFonts w:ascii="Times New Roman" w:hAnsi="Times New Roman" w:cs="Times New Roman"/>
           <w:sz w:val="28"/>
           <w:szCs w:val="28"/>
-          <w:lang w:val="en-US"/>
-        </w:rPr>
-      </w:pPr>
-      <w:r>
-        <w:rPr>
-          <w:rFonts w:ascii="Times New Roman" w:hAnsi="Times New Roman" w:cs="Times New Roman"/>
-          <w:color w:val="000000" w:themeColor="text1"/>
-          <w:sz w:val="28"/>
-          <w:szCs w:val="28"/>
-        </w:rPr>
-        <w:t xml:space="preserve">Рис.2. </w:t>
+        </w:rPr>
+      </w:pPr>
+      <w:r>
+        <w:rPr>
+          <w:rFonts w:ascii="Times New Roman" w:hAnsi="Times New Roman" w:cs="Times New Roman"/>
+          <w:color w:val="000000" w:themeColor="text1"/>
+          <w:sz w:val="28"/>
+          <w:szCs w:val="28"/>
+        </w:rPr>
+        <w:t>Рис.3</w:t>
+      </w:r>
+      <w:r>
+        <w:rPr>
+          <w:rFonts w:ascii="Times New Roman" w:hAnsi="Times New Roman" w:cs="Times New Roman"/>
+          <w:color w:val="000000" w:themeColor="text1"/>
+          <w:sz w:val="28"/>
+          <w:szCs w:val="28"/>
+        </w:rPr>
+        <w:t xml:space="preserve">. </w:t>
       </w:r>
       <w:r>
         <w:rPr>
@@ -12745,7 +12946,6 @@
           <w:rFonts w:ascii="Times New Roman" w:hAnsi="Times New Roman" w:cs="Times New Roman"/>
           <w:sz w:val="28"/>
           <w:szCs w:val="28"/>
-          <w:lang w:val="en-US"/>
         </w:rPr>
       </w:pPr>
       <w:r>
@@ -12861,8 +13061,172 @@
           <w:sz w:val="28"/>
           <w:szCs w:val="28"/>
         </w:rPr>
+        <w:t xml:space="preserve">Описание контекстно-свободных грамматик строится </w:t>
+      </w:r>
+      <w:r>
+        <w:rPr>
+          <w:rFonts w:ascii="Times New Roman" w:hAnsi="Times New Roman" w:cs="Times New Roman"/>
+          <w:color w:val="000000" w:themeColor="text1"/>
+          <w:sz w:val="28"/>
+          <w:szCs w:val="28"/>
+        </w:rPr>
+        <w:t xml:space="preserve">через </w:t>
+      </w:r>
+      <w:r>
+        <w:rPr>
+          <w:rFonts w:ascii="Times New Roman" w:hAnsi="Times New Roman" w:cs="Times New Roman"/>
+          <w:i/>
+          <w:color w:val="000000" w:themeColor="text1"/>
+          <w:sz w:val="28"/>
+          <w:szCs w:val="28"/>
+          <w:lang w:val="en-US"/>
+        </w:rPr>
+        <w:t>RuleBuilder</w:t>
+      </w:r>
+      <w:r>
+        <w:rPr>
+          <w:rFonts w:ascii="Times New Roman" w:hAnsi="Times New Roman" w:cs="Times New Roman"/>
+          <w:color w:val="000000" w:themeColor="text1"/>
+          <w:sz w:val="28"/>
+          <w:szCs w:val="28"/>
+        </w:rPr>
+        <w:t>, реализующи</w:t>
+      </w:r>
+      <w:r>
+        <w:rPr>
+          <w:rFonts w:ascii="Times New Roman" w:hAnsi="Times New Roman" w:cs="Times New Roman"/>
+          <w:color w:val="000000" w:themeColor="text1"/>
+          <w:sz w:val="28"/>
+          <w:szCs w:val="28"/>
+        </w:rPr>
+        <w:t xml:space="preserve">м </w:t>
+      </w:r>
+      <w:r>
+        <w:rPr>
+          <w:rFonts w:ascii="Times New Roman" w:hAnsi="Times New Roman" w:cs="Times New Roman"/>
+          <w:color w:val="000000" w:themeColor="text1"/>
+          <w:sz w:val="28"/>
+          <w:szCs w:val="28"/>
+          <w:lang w:val="en-US"/>
+        </w:rPr>
+        <w:t>fluent</w:t>
+      </w:r>
+      <w:r>
+        <w:rPr>
+          <w:rFonts w:ascii="Times New Roman" w:hAnsi="Times New Roman" w:cs="Times New Roman"/>
+          <w:color w:val="000000" w:themeColor="text1"/>
+          <w:sz w:val="28"/>
+          <w:szCs w:val="28"/>
+        </w:rPr>
+        <w:t xml:space="preserve">-интерфейс. Поддерживаются конкатенация (через </w:t>
+      </w:r>
+      <w:r>
+        <w:rPr>
+          <w:rFonts w:ascii="Times New Roman" w:hAnsi="Times New Roman" w:cs="Times New Roman"/>
+          <w:i/>
+          <w:color w:val="000000" w:themeColor="text1"/>
+          <w:sz w:val="28"/>
+          <w:szCs w:val="28"/>
+          <w:lang w:val="en-US"/>
+        </w:rPr>
+        <w:t>rule</w:t>
+      </w:r>
+      <w:r>
+        <w:rPr>
+          <w:rFonts w:ascii="Times New Roman" w:hAnsi="Times New Roman" w:cs="Times New Roman"/>
+          <w:i/>
+          <w:color w:val="000000" w:themeColor="text1"/>
+          <w:sz w:val="28"/>
+          <w:szCs w:val="28"/>
+        </w:rPr>
+        <w:t>([…]</w:t>
+      </w:r>
+      <w:r>
+        <w:rPr>
+          <w:rFonts w:ascii="Times New Roman" w:hAnsi="Times New Roman" w:cs="Times New Roman"/>
+          <w:color w:val="000000" w:themeColor="text1"/>
+          <w:sz w:val="28"/>
+          <w:szCs w:val="28"/>
+        </w:rPr>
+        <w:t xml:space="preserve">) или оператор </w:t>
+      </w:r>
+      <w:r>
+        <w:rPr>
+          <w:rFonts w:ascii="Times New Roman" w:hAnsi="Times New Roman" w:cs="Times New Roman"/>
+          <w:i/>
+          <w:color w:val="000000" w:themeColor="text1"/>
+          <w:sz w:val="28"/>
+          <w:szCs w:val="28"/>
+        </w:rPr>
+        <w:t>+</w:t>
+      </w:r>
+      <w:r>
+        <w:rPr>
+          <w:rFonts w:ascii="Times New Roman" w:hAnsi="Times New Roman" w:cs="Times New Roman"/>
+          <w:color w:val="000000" w:themeColor="text1"/>
+          <w:sz w:val="28"/>
+          <w:szCs w:val="28"/>
+        </w:rPr>
+        <w:t>), альтернатива (</w:t>
+      </w:r>
+      <w:r>
+        <w:rPr>
+          <w:rFonts w:ascii="Times New Roman" w:hAnsi="Times New Roman" w:cs="Times New Roman"/>
+          <w:i/>
+          <w:color w:val="000000" w:themeColor="text1"/>
+          <w:sz w:val="28"/>
+          <w:szCs w:val="28"/>
+          <w:lang w:val="en-US"/>
+        </w:rPr>
+        <w:t>or</w:t>
+      </w:r>
+      <w:r>
+        <w:rPr>
+          <w:rFonts w:ascii="Times New Roman" w:hAnsi="Times New Roman" w:cs="Times New Roman"/>
+          <w:i/>
+          <w:color w:val="000000" w:themeColor="text1"/>
+          <w:sz w:val="28"/>
+          <w:szCs w:val="28"/>
+        </w:rPr>
+        <w:t>_([…])</w:t>
+      </w:r>
+      <w:r>
+        <w:rPr>
+          <w:rFonts w:ascii="Times New Roman" w:hAnsi="Times New Roman" w:cs="Times New Roman"/>
+          <w:color w:val="000000" w:themeColor="text1"/>
+          <w:sz w:val="28"/>
+          <w:szCs w:val="28"/>
+        </w:rPr>
+        <w:t xml:space="preserve"> или оператор </w:t>
+      </w:r>
+      <w:r>
+        <w:rPr>
+          <w:rFonts w:ascii="Times New Roman" w:hAnsi="Times New Roman" w:cs="Times New Roman"/>
+          <w:i/>
+          <w:color w:val="000000" w:themeColor="text1"/>
+          <w:sz w:val="28"/>
+          <w:szCs w:val="28"/>
+        </w:rPr>
+        <w:t>|</w:t>
+      </w:r>
+      <w:r>
+        <w:rPr>
+          <w:rFonts w:ascii="Times New Roman" w:hAnsi="Times New Roman" w:cs="Times New Roman"/>
+          <w:color w:val="000000" w:themeColor="text1"/>
+          <w:sz w:val="28"/>
+          <w:szCs w:val="28"/>
+        </w:rPr>
+        <w:t xml:space="preserve">), </w:t>
+      </w:r>
+      <w:r>
+        <w:rPr>
+          <w:rFonts w:ascii="Times New Roman" w:hAnsi="Times New Roman" w:cs="Times New Roman"/>
+          <w:color w:val="000000" w:themeColor="text1"/>
+          <w:sz w:val="28"/>
+          <w:szCs w:val="28"/>
+        </w:rPr>
         <w:lastRenderedPageBreak/>
-        <w:t xml:space="preserve">Описание контекстно-свободных грамматик строится на типе </w:t>
+        <w:t>опциональные элементы (</w:t>
       </w:r>
       <w:r>
         <w:rPr>
@@ -12871,37 +13235,49 @@
           <w:color w:val="000000" w:themeColor="text1"/>
           <w:sz w:val="28"/>
           <w:szCs w:val="28"/>
+        </w:rPr>
+        <w:t>.</w:t>
+      </w:r>
+      <w:r>
+        <w:rPr>
+          <w:rFonts w:ascii="Times New Roman" w:hAnsi="Times New Roman" w:cs="Times New Roman"/>
+          <w:i/>
+          <w:color w:val="000000" w:themeColor="text1"/>
+          <w:sz w:val="28"/>
+          <w:szCs w:val="28"/>
           <w:lang w:val="en-US"/>
         </w:rPr>
-        <w:t>RuleBuilder</w:t>
-      </w:r>
-      <w:r>
-        <w:rPr>
-          <w:rFonts w:ascii="Times New Roman" w:hAnsi="Times New Roman" w:cs="Times New Roman"/>
-          <w:color w:val="000000" w:themeColor="text1"/>
-          <w:sz w:val="28"/>
-          <w:szCs w:val="28"/>
-        </w:rPr>
-        <w:t xml:space="preserve">, реализующем </w:t>
-      </w:r>
-      <w:r>
-        <w:rPr>
-          <w:rFonts w:ascii="Times New Roman" w:hAnsi="Times New Roman" w:cs="Times New Roman"/>
+        <w:t>optional</w:t>
+      </w:r>
+      <w:r>
+        <w:rPr>
+          <w:rFonts w:ascii="Times New Roman" w:hAnsi="Times New Roman" w:cs="Times New Roman"/>
+          <w:i/>
+          <w:color w:val="000000" w:themeColor="text1"/>
+          <w:sz w:val="28"/>
+          <w:szCs w:val="28"/>
+        </w:rPr>
+        <w:t>()</w:t>
+      </w:r>
+      <w:r>
+        <w:rPr>
+          <w:rFonts w:ascii="Times New Roman" w:hAnsi="Times New Roman" w:cs="Times New Roman"/>
+          <w:color w:val="000000" w:themeColor="text1"/>
+          <w:sz w:val="28"/>
+          <w:szCs w:val="28"/>
+        </w:rPr>
+        <w:t>), повторения с произвольными или ограниченными границами (.</w:t>
+      </w:r>
+      <w:r>
+        <w:rPr>
+          <w:rFonts w:ascii="Times New Roman" w:hAnsi="Times New Roman" w:cs="Times New Roman"/>
+          <w:i/>
           <w:color w:val="000000" w:themeColor="text1"/>
           <w:sz w:val="28"/>
           <w:szCs w:val="28"/>
           <w:lang w:val="en-US"/>
         </w:rPr>
-        <w:t>fluent</w:t>
-      </w:r>
-      <w:r>
-        <w:rPr>
-          <w:rFonts w:ascii="Times New Roman" w:hAnsi="Times New Roman" w:cs="Times New Roman"/>
-          <w:color w:val="000000" w:themeColor="text1"/>
-          <w:sz w:val="28"/>
-          <w:szCs w:val="28"/>
-        </w:rPr>
-        <w:t xml:space="preserve">-интерфейс. Поддерживаются конкатенация (через </w:t>
+        <w:t>repeatable</w:t>
       </w:r>
       <w:r>
         <w:rPr>
@@ -12910,9 +13286,19 @@
           <w:color w:val="000000" w:themeColor="text1"/>
           <w:sz w:val="28"/>
           <w:szCs w:val="28"/>
+        </w:rPr>
+        <w:t>(), .</w:t>
+      </w:r>
+      <w:r>
+        <w:rPr>
+          <w:rFonts w:ascii="Times New Roman" w:hAnsi="Times New Roman" w:cs="Times New Roman"/>
+          <w:i/>
+          <w:color w:val="000000" w:themeColor="text1"/>
+          <w:sz w:val="28"/>
+          <w:szCs w:val="28"/>
           <w:lang w:val="en-US"/>
         </w:rPr>
-        <w:t>rule</w:t>
+        <w:t>repeatable</w:t>
       </w:r>
       <w:r>
         <w:rPr>
@@ -12922,16 +13308,7 @@
           <w:sz w:val="28"/>
           <w:szCs w:val="28"/>
         </w:rPr>
-        <w:t>([…]</w:t>
-      </w:r>
-      <w:r>
-        <w:rPr>
-          <w:rFonts w:ascii="Times New Roman" w:hAnsi="Times New Roman" w:cs="Times New Roman"/>
-          <w:color w:val="000000" w:themeColor="text1"/>
-          <w:sz w:val="28"/>
-          <w:szCs w:val="28"/>
-        </w:rPr>
-        <w:t xml:space="preserve">) или оператор </w:t>
+        <w:t>_</w:t>
       </w:r>
       <w:r>
         <w:rPr>
@@ -12940,17 +13317,9 @@
           <w:color w:val="000000" w:themeColor="text1"/>
           <w:sz w:val="28"/>
           <w:szCs w:val="28"/>
-        </w:rPr>
-        <w:t>+</w:t>
-      </w:r>
-      <w:r>
-        <w:rPr>
-          <w:rFonts w:ascii="Times New Roman" w:hAnsi="Times New Roman" w:cs="Times New Roman"/>
-          <w:color w:val="000000" w:themeColor="text1"/>
-          <w:sz w:val="28"/>
-          <w:szCs w:val="28"/>
-        </w:rPr>
-        <w:t>), альтернатива (</w:t>
+          <w:lang w:val="en-US"/>
+        </w:rPr>
+        <w:t>with</w:t>
       </w:r>
       <w:r>
         <w:rPr>
@@ -12959,9 +13328,19 @@
           <w:color w:val="000000" w:themeColor="text1"/>
           <w:sz w:val="28"/>
           <w:szCs w:val="28"/>
+        </w:rPr>
+        <w:t>(</w:t>
+      </w:r>
+      <w:r>
+        <w:rPr>
+          <w:rFonts w:ascii="Times New Roman" w:hAnsi="Times New Roman" w:cs="Times New Roman"/>
+          <w:i/>
+          <w:color w:val="000000" w:themeColor="text1"/>
+          <w:sz w:val="28"/>
+          <w:szCs w:val="28"/>
           <w:lang w:val="en-US"/>
         </w:rPr>
-        <w:t>or</w:t>
+        <w:t>min</w:t>
       </w:r>
       <w:r>
         <w:rPr>
@@ -12971,16 +13350,7 @@
           <w:sz w:val="28"/>
           <w:szCs w:val="28"/>
         </w:rPr>
-        <w:t>_([…])</w:t>
-      </w:r>
-      <w:r>
-        <w:rPr>
-          <w:rFonts w:ascii="Times New Roman" w:hAnsi="Times New Roman" w:cs="Times New Roman"/>
-          <w:color w:val="000000" w:themeColor="text1"/>
-          <w:sz w:val="28"/>
-          <w:szCs w:val="28"/>
-        </w:rPr>
-        <w:t xml:space="preserve"> или оператор </w:t>
+        <w:t xml:space="preserve">, </w:t>
       </w:r>
       <w:r>
         <w:rPr>
@@ -12989,17 +13359,9 @@
           <w:color w:val="000000" w:themeColor="text1"/>
           <w:sz w:val="28"/>
           <w:szCs w:val="28"/>
-        </w:rPr>
-        <w:t>|</w:t>
-      </w:r>
-      <w:r>
-        <w:rPr>
-          <w:rFonts w:ascii="Times New Roman" w:hAnsi="Times New Roman" w:cs="Times New Roman"/>
-          <w:color w:val="000000" w:themeColor="text1"/>
-          <w:sz w:val="28"/>
-          <w:szCs w:val="28"/>
-        </w:rPr>
-        <w:t>), опциональные элементы (</w:t>
+          <w:lang w:val="en-US"/>
+        </w:rPr>
+        <w:t>max</w:t>
       </w:r>
       <w:r>
         <w:rPr>
@@ -13009,7 +13371,16 @@
           <w:sz w:val="28"/>
           <w:szCs w:val="28"/>
         </w:rPr>
-        <w:t>.</w:t>
+        <w:t>, …)</w:t>
+      </w:r>
+      <w:r>
+        <w:rPr>
+          <w:rFonts w:ascii="Times New Roman" w:hAnsi="Times New Roman" w:cs="Times New Roman"/>
+          <w:color w:val="000000" w:themeColor="text1"/>
+          <w:sz w:val="28"/>
+          <w:szCs w:val="28"/>
+        </w:rPr>
+        <w:t>), именование (.</w:t>
       </w:r>
       <w:r>
         <w:rPr>
@@ -13020,7 +13391,7 @@
           <w:szCs w:val="28"/>
           <w:lang w:val="en-US"/>
         </w:rPr>
-        <w:t>optional</w:t>
+        <w:t>named</w:t>
       </w:r>
       <w:r>
         <w:rPr>
@@ -13030,6 +13401,36 @@
           <w:sz w:val="28"/>
           <w:szCs w:val="28"/>
         </w:rPr>
+        <w:t>("…")</w:t>
+      </w:r>
+      <w:r>
+        <w:rPr>
+          <w:rFonts w:ascii="Times New Roman" w:hAnsi="Times New Roman" w:cs="Times New Roman"/>
+          <w:color w:val="000000" w:themeColor="text1"/>
+          <w:sz w:val="28"/>
+          <w:szCs w:val="28"/>
+        </w:rPr>
+        <w:t xml:space="preserve">) и рекурсивные правила через </w:t>
+      </w:r>
+      <w:r>
+        <w:rPr>
+          <w:rFonts w:ascii="Times New Roman" w:hAnsi="Times New Roman" w:cs="Times New Roman"/>
+          <w:i/>
+          <w:color w:val="000000" w:themeColor="text1"/>
+          <w:sz w:val="28"/>
+          <w:szCs w:val="28"/>
+          <w:lang w:val="en-US"/>
+        </w:rPr>
+        <w:t>forward</w:t>
+      </w:r>
+      <w:r>
+        <w:rPr>
+          <w:rFonts w:ascii="Times New Roman" w:hAnsi="Times New Roman" w:cs="Times New Roman"/>
+          <w:i/>
+          <w:color w:val="000000" w:themeColor="text1"/>
+          <w:sz w:val="28"/>
+          <w:szCs w:val="28"/>
+        </w:rPr>
         <w:t>()</w:t>
       </w:r>
       <w:r>
@@ -13039,7 +13440,7 @@
           <w:sz w:val="28"/>
           <w:szCs w:val="28"/>
         </w:rPr>
-        <w:t>), повторения с произвольными или ограниченными границами (.</w:t>
+        <w:t xml:space="preserve"> с отложенным </w:t>
       </w:r>
       <w:r>
         <w:rPr>
@@ -13050,7 +13451,44 @@
           <w:szCs w:val="28"/>
           <w:lang w:val="en-US"/>
         </w:rPr>
-        <w:t>repeatable</w:t>
+        <w:t>define</w:t>
+      </w:r>
+      <w:r>
+        <w:rPr>
+          <w:rFonts w:ascii="Times New Roman" w:hAnsi="Times New Roman" w:cs="Times New Roman"/>
+          <w:color w:val="000000" w:themeColor="text1"/>
+          <w:sz w:val="28"/>
+          <w:szCs w:val="28"/>
+        </w:rPr>
+        <w:t>. Терминалы г</w:t>
+      </w:r>
+      <w:r>
+        <w:rPr>
+          <w:rFonts w:ascii="Times New Roman" w:hAnsi="Times New Roman" w:cs="Times New Roman"/>
+          <w:color w:val="000000" w:themeColor="text1"/>
+          <w:sz w:val="28"/>
+          <w:szCs w:val="28"/>
+        </w:rPr>
+        <w:t>рамматики выражаются через предикаты</w:t>
+      </w:r>
+      <w:r>
+        <w:rPr>
+          <w:rFonts w:ascii="Times New Roman" w:hAnsi="Times New Roman" w:cs="Times New Roman"/>
+          <w:color w:val="000000" w:themeColor="text1"/>
+          <w:sz w:val="28"/>
+          <w:szCs w:val="28"/>
+        </w:rPr>
+        <w:t xml:space="preserve"> над токенами, что позволяет задавать ограничения как по строковому значению </w:t>
+      </w:r>
+      <w:r>
+        <w:rPr>
+          <w:rFonts w:ascii="Times New Roman" w:hAnsi="Times New Roman" w:cs="Times New Roman"/>
+          <w:color w:val="000000" w:themeColor="text1"/>
+          <w:sz w:val="28"/>
+          <w:szCs w:val="28"/>
+          <w:lang w:val="en-US"/>
+        </w:rPr>
+        <w:t>(</w:t>
       </w:r>
       <w:r>
         <w:rPr>
@@ -13059,8 +13497,29 @@
           <w:color w:val="000000" w:themeColor="text1"/>
           <w:sz w:val="28"/>
           <w:szCs w:val="28"/>
-        </w:rPr>
-        <w:t>(), .</w:t>
+          <w:lang w:val="en-US"/>
+        </w:rPr>
+        <w:t>eq, caseless, normalized, dictionary, in_</w:t>
+      </w:r>
+      <w:r>
+        <w:rPr>
+          <w:rFonts w:ascii="Times New Roman" w:hAnsi="Times New Roman" w:cs="Times New Roman"/>
+          <w:color w:val="000000" w:themeColor="text1"/>
+          <w:sz w:val="28"/>
+          <w:szCs w:val="28"/>
+          <w:lang w:val="en-US"/>
+        </w:rPr>
+        <w:t xml:space="preserve">), </w:t>
+      </w:r>
+      <w:r>
+        <w:rPr>
+          <w:rFonts w:ascii="Times New Roman" w:hAnsi="Times New Roman" w:cs="Times New Roman"/>
+          <w:color w:val="000000" w:themeColor="text1"/>
+          <w:sz w:val="28"/>
+          <w:szCs w:val="28"/>
+          <w:lang w:val="en-US"/>
+        </w:rPr>
+        <w:t>по числовым (</w:t>
       </w:r>
       <w:r>
         <w:rPr>
@@ -13071,7 +13530,17 @@
           <w:szCs w:val="28"/>
           <w:lang w:val="en-US"/>
         </w:rPr>
-        <w:t>repeatable</w:t>
+        <w:t>gte, lte</w:t>
+      </w:r>
+      <w:r>
+        <w:rPr>
+          <w:rFonts w:ascii="Times New Roman" w:hAnsi="Times New Roman" w:cs="Times New Roman"/>
+          <w:color w:val="000000" w:themeColor="text1"/>
+          <w:sz w:val="28"/>
+          <w:szCs w:val="28"/>
+          <w:lang w:val="en-US"/>
+        </w:rPr>
+        <w:t>) и морфологическим признакам (</w:t>
       </w:r>
       <w:r>
         <w:rPr>
@@ -13080,8 +13549,9 @@
           <w:color w:val="000000" w:themeColor="text1"/>
           <w:sz w:val="28"/>
           <w:szCs w:val="28"/>
-        </w:rPr>
-        <w:t>_</w:t>
+          <w:lang w:val="en-US"/>
+        </w:rPr>
+        <w:t>gram</w:t>
       </w:r>
       <w:r>
         <w:rPr>
@@ -13092,7 +13562,7 @@
           <w:szCs w:val="28"/>
           <w:lang w:val="en-US"/>
         </w:rPr>
-        <w:t>with</w:t>
+        <w:t>()</w:t>
       </w:r>
       <w:r>
         <w:rPr>
@@ -13101,6 +13571,84 @@
           <w:color w:val="000000" w:themeColor="text1"/>
           <w:sz w:val="28"/>
           <w:szCs w:val="28"/>
+          <w:lang w:val="en-US"/>
+        </w:rPr>
+        <w:t>, is_title</w:t>
+      </w:r>
+      <w:r>
+        <w:rPr>
+          <w:rFonts w:ascii="Times New Roman" w:hAnsi="Times New Roman" w:cs="Times New Roman"/>
+          <w:i/>
+          <w:color w:val="000000" w:themeColor="text1"/>
+          <w:sz w:val="28"/>
+          <w:szCs w:val="28"/>
+          <w:lang w:val="en-US"/>
+        </w:rPr>
+        <w:t>()</w:t>
+      </w:r>
+      <w:r>
+        <w:rPr>
+          <w:rFonts w:ascii="Times New Roman" w:hAnsi="Times New Roman" w:cs="Times New Roman"/>
+          <w:i/>
+          <w:color w:val="000000" w:themeColor="text1"/>
+          <w:sz w:val="28"/>
+          <w:szCs w:val="28"/>
+          <w:lang w:val="en-US"/>
+        </w:rPr>
+        <w:t>, is_upper</w:t>
+      </w:r>
+      <w:r>
+        <w:rPr>
+          <w:rFonts w:ascii="Times New Roman" w:hAnsi="Times New Roman" w:cs="Times New Roman"/>
+          <w:i/>
+          <w:color w:val="000000" w:themeColor="text1"/>
+          <w:sz w:val="28"/>
+          <w:szCs w:val="28"/>
+          <w:lang w:val="en-US"/>
+        </w:rPr>
+        <w:t>()</w:t>
+      </w:r>
+      <w:r>
+        <w:rPr>
+          <w:rFonts w:ascii="Times New Roman" w:hAnsi="Times New Roman" w:cs="Times New Roman"/>
+          <w:i/>
+          <w:color w:val="000000" w:themeColor="text1"/>
+          <w:sz w:val="28"/>
+          <w:szCs w:val="28"/>
+          <w:lang w:val="en-US"/>
+        </w:rPr>
+        <w:t>, is_digit</w:t>
+      </w:r>
+      <w:r>
+        <w:rPr>
+          <w:rFonts w:ascii="Times New Roman" w:hAnsi="Times New Roman" w:cs="Times New Roman"/>
+          <w:i/>
+          <w:color w:val="000000" w:themeColor="text1"/>
+          <w:sz w:val="28"/>
+          <w:szCs w:val="28"/>
+          <w:lang w:val="en-US"/>
+        </w:rPr>
+        <w:t>()</w:t>
+      </w:r>
+      <w:r>
+        <w:rPr>
+          <w:rFonts w:ascii="Times New Roman" w:hAnsi="Times New Roman" w:cs="Times New Roman"/>
+          <w:i/>
+          <w:color w:val="000000" w:themeColor="text1"/>
+          <w:sz w:val="28"/>
+          <w:szCs w:val="28"/>
+          <w:lang w:val="en-US"/>
+        </w:rPr>
+        <w:t>, length_eq</w:t>
+      </w:r>
+      <w:r>
+        <w:rPr>
+          <w:rFonts w:ascii="Times New Roman" w:hAnsi="Times New Roman" w:cs="Times New Roman"/>
+          <w:i/>
+          <w:color w:val="000000" w:themeColor="text1"/>
+          <w:sz w:val="28"/>
+          <w:szCs w:val="28"/>
+          <w:lang w:val="en-US"/>
         </w:rPr>
         <w:t>(</w:t>
       </w:r>
@@ -13113,319 +13661,26 @@
           <w:szCs w:val="28"/>
           <w:lang w:val="en-US"/>
         </w:rPr>
-        <w:t>min</w:t>
-      </w:r>
-      <w:r>
-        <w:rPr>
-          <w:rFonts w:ascii="Times New Roman" w:hAnsi="Times New Roman" w:cs="Times New Roman"/>
-          <w:i/>
-          <w:color w:val="000000" w:themeColor="text1"/>
-          <w:sz w:val="28"/>
-          <w:szCs w:val="28"/>
-        </w:rPr>
-        <w:t xml:space="preserve">, </w:t>
-      </w:r>
-      <w:r>
-        <w:rPr>
-          <w:rFonts w:ascii="Times New Roman" w:hAnsi="Times New Roman" w:cs="Times New Roman"/>
-          <w:i/>
+        <w:t>)</w:t>
+      </w:r>
+      <w:r>
+        <w:rPr>
+          <w:rFonts w:ascii="Times New Roman" w:hAnsi="Times New Roman" w:cs="Times New Roman"/>
           <w:color w:val="000000" w:themeColor="text1"/>
           <w:sz w:val="28"/>
           <w:szCs w:val="28"/>
           <w:lang w:val="en-US"/>
         </w:rPr>
-        <w:t>max</w:t>
-      </w:r>
-      <w:r>
-        <w:rPr>
-          <w:rFonts w:ascii="Times New Roman" w:hAnsi="Times New Roman" w:cs="Times New Roman"/>
-          <w:i/>
-          <w:color w:val="000000" w:themeColor="text1"/>
-          <w:sz w:val="28"/>
-          <w:szCs w:val="28"/>
-        </w:rPr>
-        <w:t>, …)</w:t>
-      </w:r>
-      <w:r>
-        <w:rPr>
-          <w:rFonts w:ascii="Times New Roman" w:hAnsi="Times New Roman" w:cs="Times New Roman"/>
-          <w:color w:val="000000" w:themeColor="text1"/>
-          <w:sz w:val="28"/>
-          <w:szCs w:val="28"/>
-        </w:rPr>
-        <w:t>), именование (.</w:t>
-      </w:r>
-      <w:r>
-        <w:rPr>
-          <w:rFonts w:ascii="Times New Roman" w:hAnsi="Times New Roman" w:cs="Times New Roman"/>
-          <w:i/>
+        <w:t>).</w:t>
+      </w:r>
+      <w:r>
+        <w:rPr>
+          <w:rFonts w:ascii="Times New Roman" w:hAnsi="Times New Roman" w:cs="Times New Roman"/>
           <w:color w:val="000000" w:themeColor="text1"/>
           <w:sz w:val="28"/>
           <w:szCs w:val="28"/>
           <w:lang w:val="en-US"/>
         </w:rPr>
-        <w:t>named</w:t>
-      </w:r>
-      <w:r>
-        <w:rPr>
-          <w:rFonts w:ascii="Times New Roman" w:hAnsi="Times New Roman" w:cs="Times New Roman"/>
-          <w:i/>
-          <w:color w:val="000000" w:themeColor="text1"/>
-          <w:sz w:val="28"/>
-          <w:szCs w:val="28"/>
-        </w:rPr>
-        <w:t>("…")</w:t>
-      </w:r>
-      <w:r>
-        <w:rPr>
-          <w:rFonts w:ascii="Times New Roman" w:hAnsi="Times New Roman" w:cs="Times New Roman"/>
-          <w:color w:val="000000" w:themeColor="text1"/>
-          <w:sz w:val="28"/>
-          <w:szCs w:val="28"/>
-        </w:rPr>
-        <w:t xml:space="preserve">) и рекурсивные правила через </w:t>
-      </w:r>
-      <w:r>
-        <w:rPr>
-          <w:rFonts w:ascii="Times New Roman" w:hAnsi="Times New Roman" w:cs="Times New Roman"/>
-          <w:i/>
-          <w:color w:val="000000" w:themeColor="text1"/>
-          <w:sz w:val="28"/>
-          <w:szCs w:val="28"/>
-          <w:lang w:val="en-US"/>
-        </w:rPr>
-        <w:t>forward</w:t>
-      </w:r>
-      <w:r>
-        <w:rPr>
-          <w:rFonts w:ascii="Times New Roman" w:hAnsi="Times New Roman" w:cs="Times New Roman"/>
-          <w:i/>
-          <w:color w:val="000000" w:themeColor="text1"/>
-          <w:sz w:val="28"/>
-          <w:szCs w:val="28"/>
-        </w:rPr>
-        <w:t>()</w:t>
-      </w:r>
-      <w:r>
-        <w:rPr>
-          <w:rFonts w:ascii="Times New Roman" w:hAnsi="Times New Roman" w:cs="Times New Roman"/>
-          <w:color w:val="000000" w:themeColor="text1"/>
-          <w:sz w:val="28"/>
-          <w:szCs w:val="28"/>
-        </w:rPr>
-        <w:t xml:space="preserve"> с отложенным </w:t>
-      </w:r>
-      <w:r>
-        <w:rPr>
-          <w:rFonts w:ascii="Times New Roman" w:hAnsi="Times New Roman" w:cs="Times New Roman"/>
-          <w:i/>
-          <w:color w:val="000000" w:themeColor="text1"/>
-          <w:sz w:val="28"/>
-          <w:szCs w:val="28"/>
-          <w:lang w:val="en-US"/>
-        </w:rPr>
-        <w:t>define</w:t>
-      </w:r>
-      <w:r>
-        <w:rPr>
-          <w:rFonts w:ascii="Times New Roman" w:hAnsi="Times New Roman" w:cs="Times New Roman"/>
-          <w:color w:val="000000" w:themeColor="text1"/>
-          <w:sz w:val="28"/>
-          <w:szCs w:val="28"/>
-        </w:rPr>
-        <w:t xml:space="preserve">. Терминалы грамматики выражаются предикатами над токенами, что позволяет задавать ограничения как по строковому значению </w:t>
-      </w:r>
-      <w:r>
-        <w:rPr>
-          <w:rFonts w:ascii="Times New Roman" w:hAnsi="Times New Roman" w:cs="Times New Roman"/>
-          <w:color w:val="000000" w:themeColor="text1"/>
-          <w:sz w:val="28"/>
-          <w:szCs w:val="28"/>
-          <w:lang w:val="en-US"/>
-        </w:rPr>
-        <w:t>(</w:t>
-      </w:r>
-      <w:r>
-        <w:rPr>
-          <w:rFonts w:ascii="Times New Roman" w:hAnsi="Times New Roman" w:cs="Times New Roman"/>
-          <w:i/>
-          <w:color w:val="000000" w:themeColor="text1"/>
-          <w:sz w:val="28"/>
-          <w:szCs w:val="28"/>
-          <w:lang w:val="en-US"/>
-        </w:rPr>
-        <w:t>eq, caseless, normalized, dictionary, in_</w:t>
-      </w:r>
-      <w:r>
-        <w:rPr>
-          <w:rFonts w:ascii="Times New Roman" w:hAnsi="Times New Roman" w:cs="Times New Roman"/>
-          <w:color w:val="000000" w:themeColor="text1"/>
-          <w:sz w:val="28"/>
-          <w:szCs w:val="28"/>
-          <w:lang w:val="en-US"/>
-        </w:rPr>
-        <w:t>), так и по числовым (</w:t>
-      </w:r>
-      <w:r>
-        <w:rPr>
-          <w:rFonts w:ascii="Times New Roman" w:hAnsi="Times New Roman" w:cs="Times New Roman"/>
-          <w:i/>
-          <w:color w:val="000000" w:themeColor="text1"/>
-          <w:sz w:val="28"/>
-          <w:szCs w:val="28"/>
-          <w:lang w:val="en-US"/>
-        </w:rPr>
-        <w:t>gte, lte</w:t>
-      </w:r>
-      <w:r>
-        <w:rPr>
-          <w:rFonts w:ascii="Times New Roman" w:hAnsi="Times New Roman" w:cs="Times New Roman"/>
-          <w:color w:val="000000" w:themeColor="text1"/>
-          <w:sz w:val="28"/>
-          <w:szCs w:val="28"/>
-          <w:lang w:val="en-US"/>
-        </w:rPr>
-        <w:t>) и морфологическим признакам (</w:t>
-      </w:r>
-      <w:r>
-        <w:rPr>
-          <w:rFonts w:ascii="Times New Roman" w:hAnsi="Times New Roman" w:cs="Times New Roman"/>
-          <w:i/>
-          <w:color w:val="000000" w:themeColor="text1"/>
-          <w:sz w:val="28"/>
-          <w:szCs w:val="28"/>
-          <w:lang w:val="en-US"/>
-        </w:rPr>
-        <w:t>gram</w:t>
-      </w:r>
-      <w:r>
-        <w:rPr>
-          <w:rFonts w:ascii="Times New Roman" w:hAnsi="Times New Roman" w:cs="Times New Roman"/>
-          <w:i/>
-          <w:color w:val="000000" w:themeColor="text1"/>
-          <w:sz w:val="28"/>
-          <w:szCs w:val="28"/>
-          <w:lang w:val="en-US"/>
-        </w:rPr>
-        <w:t>()</w:t>
-      </w:r>
-      <w:r>
-        <w:rPr>
-          <w:rFonts w:ascii="Times New Roman" w:hAnsi="Times New Roman" w:cs="Times New Roman"/>
-          <w:i/>
-          <w:color w:val="000000" w:themeColor="text1"/>
-          <w:sz w:val="28"/>
-          <w:szCs w:val="28"/>
-          <w:lang w:val="en-US"/>
-        </w:rPr>
-        <w:t>, is_title</w:t>
-      </w:r>
-      <w:r>
-        <w:rPr>
-          <w:rFonts w:ascii="Times New Roman" w:hAnsi="Times New Roman" w:cs="Times New Roman"/>
-          <w:i/>
-          <w:color w:val="000000" w:themeColor="text1"/>
-          <w:sz w:val="28"/>
-          <w:szCs w:val="28"/>
-          <w:lang w:val="en-US"/>
-        </w:rPr>
-        <w:t>()</w:t>
-      </w:r>
-      <w:r>
-        <w:rPr>
-          <w:rFonts w:ascii="Times New Roman" w:hAnsi="Times New Roman" w:cs="Times New Roman"/>
-          <w:i/>
-          <w:color w:val="000000" w:themeColor="text1"/>
-          <w:sz w:val="28"/>
-          <w:szCs w:val="28"/>
-          <w:lang w:val="en-US"/>
-        </w:rPr>
-        <w:t>, is_upper</w:t>
-      </w:r>
-      <w:r>
-        <w:rPr>
-          <w:rFonts w:ascii="Times New Roman" w:hAnsi="Times New Roman" w:cs="Times New Roman"/>
-          <w:i/>
-          <w:color w:val="000000" w:themeColor="text1"/>
-          <w:sz w:val="28"/>
-          <w:szCs w:val="28"/>
-          <w:lang w:val="en-US"/>
-        </w:rPr>
-        <w:t>()</w:t>
-      </w:r>
-      <w:r>
-        <w:rPr>
-          <w:rFonts w:ascii="Times New Roman" w:hAnsi="Times New Roman" w:cs="Times New Roman"/>
-          <w:i/>
-          <w:color w:val="000000" w:themeColor="text1"/>
-          <w:sz w:val="28"/>
-          <w:szCs w:val="28"/>
-          <w:lang w:val="en-US"/>
-        </w:rPr>
-        <w:t>, is_digit</w:t>
-      </w:r>
-      <w:r>
-        <w:rPr>
-          <w:rFonts w:ascii="Times New Roman" w:hAnsi="Times New Roman" w:cs="Times New Roman"/>
-          <w:i/>
-          <w:color w:val="000000" w:themeColor="text1"/>
-          <w:sz w:val="28"/>
-          <w:szCs w:val="28"/>
-          <w:lang w:val="en-US"/>
-        </w:rPr>
-        <w:t>()</w:t>
-      </w:r>
-      <w:r>
-        <w:rPr>
-          <w:rFonts w:ascii="Times New Roman" w:hAnsi="Times New Roman" w:cs="Times New Roman"/>
-          <w:i/>
-          <w:color w:val="000000" w:themeColor="text1"/>
-          <w:sz w:val="28"/>
-          <w:szCs w:val="28"/>
-          <w:lang w:val="en-US"/>
-        </w:rPr>
-        <w:t>, length_eq</w:t>
-      </w:r>
-      <w:r>
-        <w:rPr>
-          <w:rFonts w:ascii="Times New Roman" w:hAnsi="Times New Roman" w:cs="Times New Roman"/>
-          <w:i/>
-          <w:color w:val="000000" w:themeColor="text1"/>
-          <w:sz w:val="28"/>
-          <w:szCs w:val="28"/>
-          <w:lang w:val="en-US"/>
-        </w:rPr>
-        <w:t>(</w:t>
-      </w:r>
-      <w:r>
-        <w:rPr>
-          <w:rFonts w:ascii="Times New Roman" w:hAnsi="Times New Roman" w:cs="Times New Roman"/>
-          <w:i/>
-          <w:color w:val="000000" w:themeColor="text1"/>
-          <w:sz w:val="28"/>
-          <w:szCs w:val="28"/>
-          <w:lang w:val="en-US"/>
-        </w:rPr>
-        <w:t>)</w:t>
-      </w:r>
-      <w:r>
-        <w:rPr>
-          <w:rFonts w:ascii="Times New Roman" w:hAnsi="Times New Roman" w:cs="Times New Roman"/>
-          <w:color w:val="000000" w:themeColor="text1"/>
-          <w:sz w:val="28"/>
-          <w:szCs w:val="28"/>
-          <w:lang w:val="en-US"/>
-        </w:rPr>
-        <w:t>).</w:t>
-      </w:r>
-      <w:r>
-        <w:rPr>
-          <w:rFonts w:ascii="Times New Roman" w:hAnsi="Times New Roman" w:cs="Times New Roman"/>
-          <w:color w:val="000000" w:themeColor="text1"/>
-          <w:sz w:val="28"/>
-          <w:szCs w:val="28"/>
-          <w:lang w:val="en-US"/>
-        </w:rPr>
         <w:t xml:space="preserve"> </w:t>
       </w:r>
       <w:r>
@@ -13435,16 +13690,52 @@
           <w:sz w:val="28"/>
           <w:szCs w:val="28"/>
         </w:rPr>
-        <w:t>Например, проверка принадлежности токена-существительного к титульному регистру с одновременным вхождением в словарь городов записывается одной композицией</w:t>
-      </w:r>
-      <w:r>
-        <w:rPr>
-          <w:rFonts w:ascii="Times New Roman" w:hAnsi="Times New Roman" w:cs="Times New Roman"/>
-          <w:color w:val="000000" w:themeColor="text1"/>
-          <w:sz w:val="28"/>
-          <w:szCs w:val="28"/>
-        </w:rPr>
-        <w:t xml:space="preserve"> и представлен на рис.3</w:t>
+        <w:t>Например,</w:t>
+      </w:r>
+      <w:r>
+        <w:rPr>
+          <w:rFonts w:ascii="Times New Roman" w:hAnsi="Times New Roman" w:cs="Times New Roman"/>
+          <w:color w:val="000000" w:themeColor="text1"/>
+          <w:sz w:val="28"/>
+          <w:szCs w:val="28"/>
+        </w:rPr>
+        <w:t xml:space="preserve"> проверка принадлежности токена </w:t>
+      </w:r>
+      <w:r>
+        <w:rPr>
+          <w:rFonts w:ascii="Times New Roman" w:hAnsi="Times New Roman" w:cs="Times New Roman"/>
+          <w:color w:val="000000" w:themeColor="text1"/>
+          <w:sz w:val="28"/>
+          <w:szCs w:val="28"/>
+        </w:rPr>
+        <w:t>существительного к титульному регистру с одновременным вхождением в словарь городов записывается одной композицией</w:t>
+      </w:r>
+      <w:r>
+        <w:rPr>
+          <w:rFonts w:ascii="Times New Roman" w:hAnsi="Times New Roman" w:cs="Times New Roman"/>
+          <w:color w:val="000000" w:themeColor="text1"/>
+          <w:sz w:val="28"/>
+          <w:szCs w:val="28"/>
+        </w:rPr>
+        <w:t>, представлен</w:t>
+      </w:r>
+      <w:r>
+        <w:rPr>
+          <w:rFonts w:ascii="Times New Roman" w:hAnsi="Times New Roman" w:cs="Times New Roman"/>
+          <w:color w:val="000000" w:themeColor="text1"/>
+          <w:sz w:val="28"/>
+          <w:szCs w:val="28"/>
+        </w:rPr>
+        <w:t>ой</w:t>
+      </w:r>
+      <w:r>
+        <w:rPr>
+          <w:rFonts w:ascii="Times New Roman" w:hAnsi="Times New Roman" w:cs="Times New Roman"/>
+          <w:color w:val="000000" w:themeColor="text1"/>
+          <w:sz w:val="28"/>
+          <w:szCs w:val="28"/>
+        </w:rPr>
+        <w:t xml:space="preserve"> на рисунке 4</w:t>
       </w:r>
       <w:r>
         <w:rPr>
@@ -13504,7 +13795,7 @@
                     </pic:cNvPicPr>
                   </pic:nvPicPr>
                   <pic:blipFill>
-                    <a:blip r:embed="rId10"/>
+                    <a:blip r:embed="rId11"/>
                     <a:srcRect/>
                     <a:stretch>
                       <a:fillRect/>
@@ -13551,15 +13842,40 @@
           <w:sz w:val="28"/>
           <w:szCs w:val="28"/>
         </w:rPr>
-        <w:t xml:space="preserve">Рис.3. Пример построения правила на основе </w:t>
-      </w:r>
-      <w:r>
-        <w:rPr>
-          <w:rFonts w:ascii="Times New Roman" w:hAnsi="Times New Roman" w:cs="Times New Roman"/>
-          <w:sz w:val="28"/>
-          <w:szCs w:val="28"/>
-        </w:rPr>
-        <w:t>DSL-подобный интерфейс</w:t>
+        <w:t>Рис.4</w:t>
+      </w:r>
+      <w:r>
+        <w:rPr>
+          <w:rFonts w:ascii="Times New Roman" w:hAnsi="Times New Roman" w:cs="Times New Roman"/>
+          <w:color w:val="000000" w:themeColor="text1"/>
+          <w:sz w:val="28"/>
+          <w:szCs w:val="28"/>
+        </w:rPr>
+        <w:t xml:space="preserve">. Пример построения правила на основе </w:t>
+      </w:r>
+      <w:r>
+        <w:rPr>
+          <w:rFonts w:ascii="Times New Roman" w:hAnsi="Times New Roman" w:cs="Times New Roman"/>
+          <w:sz w:val="28"/>
+          <w:szCs w:val="28"/>
+        </w:rPr>
+        <w:t>DSL-подобного</w:t>
+      </w:r>
+      <w:r>
+        <w:rPr>
+          <w:rFonts w:ascii="Times New Roman" w:hAnsi="Times New Roman" w:cs="Times New Roman"/>
+          <w:sz w:val="28"/>
+          <w:szCs w:val="28"/>
+        </w:rPr>
+        <w:t xml:space="preserve"> интерфейс</w:t>
+      </w:r>
+      <w:r>
+        <w:rPr>
+          <w:rFonts w:ascii="Times New Roman" w:hAnsi="Times New Roman" w:cs="Times New Roman"/>
+          <w:sz w:val="28"/>
+          <w:szCs w:val="28"/>
+        </w:rPr>
+        <w:t>а</w:t>
       </w:r>
     </w:p>
     <w:p>
@@ -13581,7 +13897,25 @@
           <w:sz w:val="28"/>
           <w:szCs w:val="28"/>
         </w:rPr>
-        <w:t>Подобный подход позволяет декларативно описывать синтаксические конструкции и учитывать особенности русского языка — падежи, род и число — без ручной обработки морфоформ.</w:t>
+        <w:t>Подобный подход позволяет декларативно описывать синтаксические конструкции и учитывать особенности русского языка — падежи, род и число — без ручной обработки морфо</w:t>
+      </w:r>
+      <w:r>
+        <w:rPr>
+          <w:rFonts w:ascii="Times New Roman" w:hAnsi="Times New Roman" w:cs="Times New Roman"/>
+          <w:color w:val="000000" w:themeColor="text1"/>
+          <w:sz w:val="28"/>
+          <w:szCs w:val="28"/>
+        </w:rPr>
+        <w:t xml:space="preserve">логических </w:t>
+      </w:r>
+      <w:r>
+        <w:rPr>
+          <w:rFonts w:ascii="Times New Roman" w:hAnsi="Times New Roman" w:cs="Times New Roman"/>
+          <w:color w:val="000000" w:themeColor="text1"/>
+          <w:sz w:val="28"/>
+          <w:szCs w:val="28"/>
+        </w:rPr>
+        <w:t>форм.</w:t>
       </w:r>
     </w:p>
     <w:p>
@@ -13739,7 +14073,44 @@
           <w:sz w:val="28"/>
           <w:szCs w:val="28"/>
         </w:rPr>
-        <w:t xml:space="preserve"> использует регулярные выражения и выделяет фиксированный набор типов (Russian, Latin, Int, Punct, Email, Phone, Domain, EOL, Other); </w:t>
+        <w:t xml:space="preserve"> использует регулярные выражения и выделяет фиксированный набор типов (Russian, Latin, Int, Punct, Email, Phone, Domain, EOL, Other)</w:t>
+      </w:r>
+      <w:r>
+        <w:rPr>
+          <w:rFonts w:ascii="Times New Roman" w:hAnsi="Times New Roman" w:cs="Times New Roman"/>
+          <w:color w:val="000000" w:themeColor="text1"/>
+          <w:sz w:val="28"/>
+          <w:szCs w:val="28"/>
+        </w:rPr>
+        <w:t xml:space="preserve">. </w:t>
+      </w:r>
+      <w:r>
+        <w:rPr>
+          <w:rFonts w:ascii="Times New Roman" w:hAnsi="Times New Roman" w:cs="Times New Roman"/>
+          <w:color w:val="000000" w:themeColor="text1"/>
+          <w:sz w:val="28"/>
+          <w:szCs w:val="28"/>
+        </w:rPr>
+        <w:t xml:space="preserve">Морфологический токенизатор </w:t>
+      </w:r>
+      <w:r>
+        <w:rPr>
+          <w:rFonts w:ascii="Times New Roman" w:hAnsi="Times New Roman" w:cs="Times New Roman"/>
+          <w:i/>
+          <w:color w:val="000000" w:themeColor="text1"/>
+          <w:sz w:val="28"/>
+          <w:szCs w:val="28"/>
+        </w:rPr>
+        <w:t>MorphTokenizer</w:t>
+      </w:r>
+      <w:r>
+        <w:rPr>
+          <w:rFonts w:ascii="Times New Roman" w:hAnsi="Times New Roman" w:cs="Times New Roman"/>
+          <w:color w:val="000000" w:themeColor="text1"/>
+          <w:sz w:val="28"/>
+          <w:szCs w:val="28"/>
+        </w:rPr>
+        <w:t xml:space="preserve"> оборачивает базовый токенизатор и для русских слов добавляет полный набор морфологических </w:t>
       </w:r>
       <w:r>
         <w:rPr>
@@ -13749,26 +14120,7 @@
           <w:szCs w:val="28"/>
         </w:rPr>
         <w:lastRenderedPageBreak/>
-        <w:t xml:space="preserve">каждый токен хранит свою позицию в исходном тексте через структуру Span вида полуинтервала [start, stop). Морфологический токенизатор </w:t>
-      </w:r>
-      <w:r>
-        <w:rPr>
-          <w:rFonts w:ascii="Times New Roman" w:hAnsi="Times New Roman" w:cs="Times New Roman"/>
-          <w:i/>
-          <w:color w:val="000000" w:themeColor="text1"/>
-          <w:sz w:val="28"/>
-          <w:szCs w:val="28"/>
-        </w:rPr>
-        <w:t>MorphTokenizer</w:t>
-      </w:r>
-      <w:r>
-        <w:rPr>
-          <w:rFonts w:ascii="Times New Roman" w:hAnsi="Times New Roman" w:cs="Times New Roman"/>
-          <w:color w:val="000000" w:themeColor="text1"/>
-          <w:sz w:val="28"/>
-          <w:szCs w:val="28"/>
-        </w:rPr>
-        <w:t xml:space="preserve"> оборачивает базовый токенизатор и для русских слов добавляет полный набор морфологических разборов (Vec&lt;Form&gt;) на основе словаря OpenCorpora, формируя унифицированное перечисление AnyToken::{Plain, Morph}. Сам словарь подготавливается однократным вызовом </w:t>
+        <w:t xml:space="preserve">разборов (Vec&lt;Form&gt;) на основе словаря OpenCorpora, формируя унифицированное перечисление AnyToken::{Plain, Morph}. Сам словарь подготавливается однократным вызовом </w:t>
       </w:r>
       <w:r>
         <w:rPr>
@@ -14310,17 +14662,7 @@
           <w:sz w:val="28"/>
           <w:szCs w:val="28"/>
         </w:rPr>
-        <w:t xml:space="preserve"> принимают список фраз и </w:t>
-      </w:r>
-      <w:r>
-        <w:rPr>
-          <w:rFonts w:ascii="Times New Roman" w:hAnsi="Times New Roman" w:cs="Times New Roman"/>
-          <w:color w:val="000000" w:themeColor="text1"/>
-          <w:sz w:val="28"/>
-          <w:szCs w:val="28"/>
-        </w:rPr>
-        <w:lastRenderedPageBreak/>
-        <w:t xml:space="preserve">автоматически собирают соответствующее правило: например, </w:t>
+        <w:t xml:space="preserve"> принимают список фраз и автоматически собирают соответствующее правило: например, </w:t>
       </w:r>
       <w:r>
         <w:rPr>
@@ -14379,6 +14721,7 @@
           <w:sz w:val="28"/>
           <w:szCs w:val="28"/>
         </w:rPr>
+        <w:lastRenderedPageBreak/>
         <w:t xml:space="preserve">Дополнительно реализован механизм интерпретации совпадений в структурированные факты — модуль </w:t>
       </w:r>
       <w:r>
@@ -14623,7 +14966,6 @@
           <w:color w:val="000000" w:themeColor="text1"/>
           <w:sz w:val="28"/>
           <w:szCs w:val="28"/>
-          <w:lang w:val="en-US"/>
         </w:rPr>
       </w:pPr>
       <w:r>
@@ -14761,6 +15103,7 @@
         <w:jc w:val="both"/>
         <w:rPr>
           <w:rFonts w:ascii="Times New Roman" w:hAnsi="Times New Roman" w:cs="Times New Roman"/>
+          <w:color w:val="000000" w:themeColor="text1"/>
           <w:sz w:val="28"/>
           <w:szCs w:val="28"/>
         </w:rPr>
@@ -14781,32 +15124,59 @@
           <w:sz w:val="28"/>
           <w:szCs w:val="28"/>
         </w:rPr>
-        <w:t xml:space="preserve">позволяет сохранить концептуальную и синтаксическую близость между API библиотек </w:t>
-      </w:r>
-      <w:r>
-        <w:rPr>
-          <w:rFonts w:ascii="Times New Roman" w:hAnsi="Times New Roman" w:cs="Times New Roman"/>
-          <w:color w:val="000000" w:themeColor="text1"/>
-          <w:sz w:val="28"/>
-          <w:szCs w:val="28"/>
-        </w:rPr>
-        <w:lastRenderedPageBreak/>
-        <w:t>Yargy и RENERT. В результате описание грамматик и правил в обеих системах выполняется схожим образом. Сравнение двух функционально эквивалентных реализаций приведено на рисунке 4.</w:t>
-      </w:r>
-      <w:r>
-        <w:rPr>
-          <w:rFonts w:ascii="Times New Roman" w:hAnsi="Times New Roman" w:cs="Times New Roman"/>
+        <w:t xml:space="preserve">позволяет сохранить концептуальную и синтаксическую близость между API библиотек Yargy и RENERT. В результате описание грамматик и правил в обеих системах выполняется схожим образом. </w:t>
+      </w:r>
+      <w:r>
+        <w:rPr>
+          <w:rFonts w:ascii="Times New Roman" w:hAnsi="Times New Roman" w:cs="Times New Roman"/>
+          <w:color w:val="000000" w:themeColor="text1"/>
+          <w:sz w:val="28"/>
+          <w:szCs w:val="28"/>
+        </w:rPr>
+        <w:t>На рисунке 5 представлен код на основе библиотеки</w:t>
+      </w:r>
+      <w:r>
+        <w:rPr>
+          <w:rFonts w:ascii="Times New Roman" w:hAnsi="Times New Roman" w:cs="Times New Roman"/>
+          <w:color w:val="000000" w:themeColor="text1"/>
           <w:sz w:val="28"/>
           <w:szCs w:val="28"/>
         </w:rPr>
         <w:t xml:space="preserve"> </w:t>
+      </w:r>
+      <w:r>
+        <w:rPr>
+          <w:rFonts w:ascii="Times New Roman" w:hAnsi="Times New Roman" w:cs="Times New Roman"/>
+          <w:color w:val="000000" w:themeColor="text1"/>
+          <w:sz w:val="28"/>
+          <w:szCs w:val="28"/>
+        </w:rPr>
+        <w:t>RENERT</w:t>
+      </w:r>
+      <w:r>
+        <w:rPr>
+          <w:rFonts w:ascii="Times New Roman" w:hAnsi="Times New Roman" w:cs="Times New Roman"/>
+          <w:color w:val="000000" w:themeColor="text1"/>
+          <w:sz w:val="28"/>
+          <w:szCs w:val="28"/>
+        </w:rPr>
+        <w:t xml:space="preserve">, </w:t>
+      </w:r>
+      <w:r>
+        <w:rPr>
+          <w:rFonts w:ascii="Times New Roman" w:hAnsi="Times New Roman" w:cs="Times New Roman"/>
+          <w:color w:val="000000" w:themeColor="text1"/>
+          <w:sz w:val="28"/>
+          <w:szCs w:val="28"/>
+        </w:rPr>
+        <w:t>аналогичный по функциональности коду из рисунка 1:</w:t>
       </w:r>
     </w:p>
     <w:p>
       <w:pPr>
         <w:spacing w:line="360" w:lineRule="auto"/>
         <w:ind w:firstLine="708"/>
-        <w:jc w:val="center"/>
+        <w:jc w:val="both"/>
         <w:rPr>
           <w:rFonts w:ascii="Times New Roman" w:hAnsi="Times New Roman" w:cs="Times New Roman"/>
           <w:color w:val="000000" w:themeColor="text1"/>
@@ -14823,11 +15193,12 @@
           <w:szCs w:val="28"/>
           <w:lang w:eastAsia="ru-RU"/>
         </w:rPr>
+        <w:lastRenderedPageBreak/>
         <w:drawing>
           <wp:inline distT="0" distB="0" distL="0" distR="0">
-            <wp:extent cx="5939790" cy="3111319"/>
-            <wp:effectExtent l="19050" t="0" r="3810" b="0"/>
-            <wp:docPr id="28" name="Рисунок 28"/>
+            <wp:extent cx="5471250" cy="5848350"/>
+            <wp:effectExtent l="19050" t="0" r="0" b="0"/>
+            <wp:docPr id="4" name="Рисунок 16"/>
             <wp:cNvGraphicFramePr>
               <a:graphicFrameLocks xmlns:a="http://schemas.openxmlformats.org/drawingml/2006/main" noChangeAspect="1"/>
             </wp:cNvGraphicFramePr>
@@ -14835,13 +15206,13 @@
               <a:graphicData uri="http://schemas.openxmlformats.org/drawingml/2006/picture">
                 <pic:pic xmlns:pic="http://schemas.openxmlformats.org/drawingml/2006/picture">
                   <pic:nvPicPr>
-                    <pic:cNvPr id="0" name="Picture 28"/>
+                    <pic:cNvPr id="0" name="Picture 16"/>
                     <pic:cNvPicPr>
                       <a:picLocks noChangeAspect="1" noChangeArrowheads="1"/>
                     </pic:cNvPicPr>
                   </pic:nvPicPr>
                   <pic:blipFill>
-                    <a:blip r:embed="rId11"/>
+                    <a:blip r:embed="rId12"/>
                     <a:srcRect/>
                     <a:stretch>
                       <a:fillRect/>
@@ -14850,7 +15221,7 @@
                   <pic:spPr bwMode="auto">
                     <a:xfrm>
                       <a:off x="0" y="0"/>
-                      <a:ext cx="5939790" cy="3111319"/>
+                      <a:ext cx="5474930" cy="5852284"/>
                     </a:xfrm>
                     <a:prstGeom prst="rect">
                       <a:avLst/>
@@ -14877,28 +15248,136 @@
         <w:jc w:val="center"/>
         <w:rPr>
           <w:rFonts w:ascii="Times New Roman" w:hAnsi="Times New Roman" w:cs="Times New Roman"/>
-          <w:color w:val="000000" w:themeColor="text1"/>
-          <w:sz w:val="28"/>
-          <w:szCs w:val="28"/>
-        </w:rPr>
-      </w:pPr>
-      <w:r>
-        <w:rPr>
-          <w:rFonts w:ascii="Times New Roman" w:hAnsi="Times New Roman" w:cs="Times New Roman"/>
-          <w:color w:val="000000" w:themeColor="text1"/>
-          <w:sz w:val="28"/>
-          <w:szCs w:val="28"/>
-        </w:rPr>
-        <w:t xml:space="preserve">Рис.4. </w:t>
-      </w:r>
-      <w:r>
-        <w:rPr>
-          <w:rFonts w:ascii="Times New Roman" w:hAnsi="Times New Roman" w:cs="Times New Roman"/>
-          <w:color w:val="000000" w:themeColor="text1"/>
-          <w:sz w:val="28"/>
-          <w:szCs w:val="28"/>
-        </w:rPr>
-        <w:t>Сравнение двух функционально эквивалентных реализаций</w:t>
+          <w:bCs/>
+          <w:sz w:val="28"/>
+          <w:szCs w:val="28"/>
+          <w:lang w:val="en-US"/>
+        </w:rPr>
+      </w:pPr>
+      <w:r>
+        <w:rPr>
+          <w:rFonts w:ascii="Times New Roman" w:hAnsi="Times New Roman" w:cs="Times New Roman"/>
+          <w:color w:val="000000" w:themeColor="text1"/>
+          <w:sz w:val="28"/>
+          <w:szCs w:val="28"/>
+        </w:rPr>
+        <w:t xml:space="preserve">Рис.5. </w:t>
+      </w:r>
+      <w:r>
+        <w:rPr>
+          <w:rFonts w:ascii="Times New Roman" w:hAnsi="Times New Roman" w:cs="Times New Roman"/>
+          <w:bCs/>
+          <w:sz w:val="28"/>
+          <w:szCs w:val="28"/>
+        </w:rPr>
+        <w:t xml:space="preserve">Извлечение всех республик и федераций из текстов с помощью библиотеки </w:t>
+      </w:r>
+      <w:r>
+        <w:rPr>
+          <w:rFonts w:ascii="Times New Roman" w:hAnsi="Times New Roman" w:cs="Times New Roman"/>
+          <w:bCs/>
+          <w:sz w:val="28"/>
+          <w:szCs w:val="28"/>
+          <w:lang w:val="en-US"/>
+        </w:rPr>
+        <w:t>RENERT</w:t>
+      </w:r>
+    </w:p>
+    <w:p>
+      <w:pPr>
+        <w:spacing w:line="360" w:lineRule="auto"/>
+        <w:ind w:firstLine="708"/>
+        <w:jc w:val="both"/>
+        <w:rPr>
+          <w:rFonts w:ascii="Times New Roman" w:hAnsi="Times New Roman" w:cs="Times New Roman"/>
+          <w:bCs/>
+          <w:sz w:val="28"/>
+          <w:szCs w:val="28"/>
+        </w:rPr>
+      </w:pPr>
+      <w:r>
+        <w:rPr>
+          <w:rFonts w:ascii="Times New Roman" w:hAnsi="Times New Roman" w:cs="Times New Roman"/>
+          <w:bCs/>
+          <w:sz w:val="28"/>
+          <w:szCs w:val="28"/>
+        </w:rPr>
+        <w:t xml:space="preserve">Можно заметить, что интерфейс </w:t>
+      </w:r>
+      <w:r>
+        <w:rPr>
+          <w:rFonts w:ascii="Times New Roman" w:hAnsi="Times New Roman" w:cs="Times New Roman"/>
+          <w:bCs/>
+          <w:sz w:val="28"/>
+          <w:szCs w:val="28"/>
+          <w:lang w:val="en-US"/>
+        </w:rPr>
+        <w:t>RENERT</w:t>
+      </w:r>
+      <w:r>
+        <w:rPr>
+          <w:rFonts w:ascii="Times New Roman" w:hAnsi="Times New Roman" w:cs="Times New Roman"/>
+          <w:bCs/>
+          <w:sz w:val="28"/>
+          <w:szCs w:val="28"/>
+        </w:rPr>
+        <w:t xml:space="preserve"> не сильно различается от </w:t>
+      </w:r>
+      <w:r>
+        <w:rPr>
+          <w:rFonts w:ascii="Times New Roman" w:hAnsi="Times New Roman" w:cs="Times New Roman"/>
+          <w:bCs/>
+          <w:sz w:val="28"/>
+          <w:szCs w:val="28"/>
+          <w:lang w:val="en-US"/>
+        </w:rPr>
+        <w:t>API</w:t>
+      </w:r>
+      <w:r>
+        <w:rPr>
+          <w:rFonts w:ascii="Times New Roman" w:hAnsi="Times New Roman" w:cs="Times New Roman"/>
+          <w:bCs/>
+          <w:sz w:val="28"/>
+          <w:szCs w:val="28"/>
+        </w:rPr>
+        <w:t xml:space="preserve"> </w:t>
+      </w:r>
+      <w:r>
+        <w:rPr>
+          <w:rFonts w:ascii="Times New Roman" w:hAnsi="Times New Roman" w:cs="Times New Roman"/>
+          <w:bCs/>
+          <w:sz w:val="28"/>
+          <w:szCs w:val="28"/>
+          <w:lang w:val="en-US"/>
+        </w:rPr>
+        <w:t>Yargy</w:t>
+      </w:r>
+      <w:r>
+        <w:rPr>
+          <w:rFonts w:ascii="Times New Roman" w:hAnsi="Times New Roman" w:cs="Times New Roman"/>
+          <w:bCs/>
+          <w:sz w:val="28"/>
+          <w:szCs w:val="28"/>
+        </w:rPr>
+        <w:t xml:space="preserve">, </w:t>
+      </w:r>
+      <w:r>
+        <w:rPr>
+          <w:rFonts w:ascii="Times New Roman" w:hAnsi="Times New Roman" w:cs="Times New Roman"/>
+          <w:bCs/>
+          <w:sz w:val="28"/>
+          <w:szCs w:val="28"/>
+        </w:rPr>
+        <w:t>что бы и составляло одной из приоритетной задачи при реализации библиотеки</w:t>
+      </w:r>
+      <w:r>
+        <w:rPr>
+          <w:rFonts w:ascii="Times New Roman" w:hAnsi="Times New Roman" w:cs="Times New Roman"/>
+          <w:bCs/>
+          <w:sz w:val="28"/>
+          <w:szCs w:val="28"/>
+        </w:rPr>
+        <w:t>.</w:t>
       </w:r>
     </w:p>
     <w:p>
@@ -14920,7 +15399,7 @@
           <w:szCs w:val="28"/>
         </w:rPr>
       </w:pPr>
-      <w:bookmarkStart w:id="13" w:name="_Toc228996020"/>
+      <w:bookmarkStart w:id="13" w:name="_Toc229154736"/>
       <w:r>
         <w:rPr>
           <w:rFonts w:ascii="Times New Roman" w:hAnsi="Times New Roman" w:cs="Times New Roman"/>
@@ -14931,27 +15410,540 @@
         </w:rPr>
         <w:t>Оптимизация в библиотеке</w:t>
       </w:r>
+      <w:r>
+        <w:rPr>
+          <w:rFonts w:ascii="Times New Roman" w:hAnsi="Times New Roman" w:cs="Times New Roman"/>
+          <w:b/>
+          <w:color w:val="000000" w:themeColor="text1"/>
+          <w:sz w:val="28"/>
+          <w:szCs w:val="28"/>
+        </w:rPr>
+        <w:t xml:space="preserve"> </w:t>
+      </w:r>
+      <w:r>
+        <w:rPr>
+          <w:rFonts w:ascii="Times New Roman" w:hAnsi="Times New Roman" w:cs="Times New Roman"/>
+          <w:b/>
+          <w:color w:val="000000" w:themeColor="text1"/>
+          <w:sz w:val="28"/>
+          <w:szCs w:val="28"/>
+          <w:lang w:val="en-US"/>
+        </w:rPr>
+        <w:t>RENERT</w:t>
+      </w:r>
       <w:bookmarkEnd w:id="13"/>
     </w:p>
     <w:p>
       <w:pPr>
         <w:spacing w:line="360" w:lineRule="auto"/>
+        <w:ind w:firstLine="708"/>
         <w:jc w:val="both"/>
         <w:rPr>
           <w:rFonts w:ascii="Times New Roman" w:hAnsi="Times New Roman" w:cs="Times New Roman"/>
           <w:color w:val="000000" w:themeColor="text1"/>
           <w:sz w:val="28"/>
           <w:szCs w:val="28"/>
-        </w:rPr>
-      </w:pPr>
-      <w:r>
-        <w:rPr>
-          <w:rFonts w:ascii="Times New Roman" w:hAnsi="Times New Roman" w:cs="Times New Roman"/>
-          <w:color w:val="000000" w:themeColor="text1"/>
-          <w:sz w:val="28"/>
-          <w:szCs w:val="28"/>
-        </w:rPr>
-        <w:t>В библиотеке</w:t>
+          <w:lang w:val="en-US"/>
+        </w:rPr>
+      </w:pPr>
+      <w:r>
+        <w:rPr>
+          <w:rFonts w:ascii="Times New Roman" w:hAnsi="Times New Roman" w:cs="Times New Roman"/>
+          <w:color w:val="000000" w:themeColor="text1"/>
+          <w:sz w:val="28"/>
+          <w:szCs w:val="28"/>
+        </w:rPr>
+        <w:t xml:space="preserve">Производительность библиотеки RENERT обеспечивается совокупностью алгоритмических, архитектурных и низкоуровневых </w:t>
+      </w:r>
+      <w:r>
+        <w:rPr>
+          <w:rFonts w:ascii="Times New Roman" w:hAnsi="Times New Roman" w:cs="Times New Roman"/>
+          <w:color w:val="000000" w:themeColor="text1"/>
+          <w:sz w:val="28"/>
+          <w:szCs w:val="28"/>
+        </w:rPr>
+        <w:lastRenderedPageBreak/>
+        <w:t xml:space="preserve">оптимизаций, направленных на сокращение количества состояний парсера, уменьшение числа операций копирования данных и повторного выполнения вычислений. Основное внимание при разработке уделялось оптимизации алгоритма Эрли, морфологического анализа и работы с памятью, поскольку именно эти компоненты формируют основную вычислительную нагрузку при обработке русскоязычных текстов. </w:t>
+      </w:r>
+    </w:p>
+    <w:p>
+      <w:pPr>
+        <w:spacing w:line="360" w:lineRule="auto"/>
+        <w:ind w:firstLine="708"/>
+        <w:jc w:val="both"/>
+        <w:rPr>
+          <w:rFonts w:ascii="Times New Roman" w:hAnsi="Times New Roman" w:cs="Times New Roman"/>
+          <w:color w:val="000000" w:themeColor="text1"/>
+          <w:sz w:val="28"/>
+          <w:szCs w:val="28"/>
+        </w:rPr>
+      </w:pPr>
+      <w:r>
+        <w:rPr>
+          <w:rFonts w:ascii="Times New Roman" w:hAnsi="Times New Roman" w:cs="Times New Roman"/>
+          <w:color w:val="000000" w:themeColor="text1"/>
+          <w:sz w:val="28"/>
+          <w:szCs w:val="28"/>
+        </w:rPr>
+        <w:t xml:space="preserve">Одной из ключевых проблем классического алгоритма Эрли является быстрый рост количества состояний на этапе </w:t>
+      </w:r>
+      <w:r>
+        <w:rPr>
+          <w:rFonts w:ascii="Times New Roman" w:hAnsi="Times New Roman" w:cs="Times New Roman"/>
+          <w:b/>
+          <w:color w:val="000000" w:themeColor="text1"/>
+          <w:sz w:val="28"/>
+          <w:szCs w:val="28"/>
+        </w:rPr>
+        <w:t>predict</w:t>
+      </w:r>
+      <w:r>
+        <w:rPr>
+          <w:rFonts w:ascii="Times New Roman" w:hAnsi="Times New Roman" w:cs="Times New Roman"/>
+          <w:color w:val="000000" w:themeColor="text1"/>
+          <w:sz w:val="28"/>
+          <w:szCs w:val="28"/>
+        </w:rPr>
+        <w:t xml:space="preserve">, при котором для нетерминала раскрываются все возможные продукции грамматики. При использовании сложных и рекурсивных грамматик это приводит к существенному увеличению объёма вычислений и потребления памяти. Для уменьшения числа создаваемых состояний в RENERT применяется lookahead-фильтрация продукций. Перед добавлением нового состояния система проверяет, может ли соответствующая продукция начинаться с текущего токена входной последовательности. Продукции, заведомо не подходящие для дальнейшего разбора, отбрасываются ещё до создания новых состояний парсера. Дополнительно используется механизм мемоизации предсказаний, предотвращающий повторное раскрытие одинаковых правил в пределах одной колонки </w:t>
+      </w:r>
+      <w:r>
+        <w:rPr>
+          <w:rFonts w:ascii="Times New Roman" w:hAnsi="Times New Roman" w:cs="Times New Roman"/>
+          <w:color w:val="000000" w:themeColor="text1"/>
+          <w:sz w:val="28"/>
+          <w:szCs w:val="28"/>
+        </w:rPr>
+        <w:t>в таблице состояний</w:t>
+      </w:r>
+      <w:r>
+        <w:rPr>
+          <w:rFonts w:ascii="Times New Roman" w:hAnsi="Times New Roman" w:cs="Times New Roman"/>
+          <w:color w:val="000000" w:themeColor="text1"/>
+          <w:sz w:val="28"/>
+          <w:szCs w:val="28"/>
+        </w:rPr>
+        <w:t>. Это позволяет существенно сократить количество промежуточных состояний при ра</w:t>
+      </w:r>
+      <w:r>
+        <w:rPr>
+          <w:rFonts w:ascii="Times New Roman" w:hAnsi="Times New Roman" w:cs="Times New Roman"/>
+          <w:color w:val="000000" w:themeColor="text1"/>
+          <w:sz w:val="28"/>
+          <w:szCs w:val="28"/>
+        </w:rPr>
+        <w:t>боте с грамматиками, содержащие</w:t>
+      </w:r>
+      <w:r>
+        <w:rPr>
+          <w:rFonts w:ascii="Times New Roman" w:hAnsi="Times New Roman" w:cs="Times New Roman"/>
+          <w:color w:val="000000" w:themeColor="text1"/>
+          <w:sz w:val="28"/>
+          <w:szCs w:val="28"/>
+        </w:rPr>
+        <w:t xml:space="preserve"> общие подправила и рекурсивные конструкции. </w:t>
+      </w:r>
+    </w:p>
+    <w:p>
+      <w:pPr>
+        <w:spacing w:line="360" w:lineRule="auto"/>
+        <w:ind w:firstLine="708"/>
+        <w:jc w:val="both"/>
+        <w:rPr>
+          <w:rFonts w:ascii="Times New Roman" w:hAnsi="Times New Roman" w:cs="Times New Roman"/>
+          <w:color w:val="000000" w:themeColor="text1"/>
+          <w:sz w:val="28"/>
+          <w:szCs w:val="28"/>
+        </w:rPr>
+      </w:pPr>
+      <w:r>
+        <w:rPr>
+          <w:rFonts w:ascii="Times New Roman" w:hAnsi="Times New Roman" w:cs="Times New Roman"/>
+          <w:color w:val="000000" w:themeColor="text1"/>
+          <w:sz w:val="28"/>
+          <w:szCs w:val="28"/>
+        </w:rPr>
+        <w:t xml:space="preserve">Для ускорения этапа </w:t>
+      </w:r>
+      <w:r>
+        <w:rPr>
+          <w:rFonts w:ascii="Times New Roman" w:hAnsi="Times New Roman" w:cs="Times New Roman"/>
+          <w:b/>
+          <w:color w:val="000000" w:themeColor="text1"/>
+          <w:sz w:val="28"/>
+          <w:szCs w:val="28"/>
+        </w:rPr>
+        <w:t>complete</w:t>
+      </w:r>
+      <w:r>
+        <w:rPr>
+          <w:rFonts w:ascii="Times New Roman" w:hAnsi="Times New Roman" w:cs="Times New Roman"/>
+          <w:color w:val="000000" w:themeColor="text1"/>
+          <w:sz w:val="28"/>
+          <w:szCs w:val="28"/>
+        </w:rPr>
+        <w:t xml:space="preserve"> используется индексирование родительских состояний, благодаря чему завершённый нетерминал обновляет только связанные с ним состояния, а не всю колонку чарта целиком. Такой подход снижает количество линейных проходов по структурам данных и уменьшает асимптотические затраты на завершение разбора. </w:t>
+      </w:r>
+    </w:p>
+    <w:p>
+      <w:pPr>
+        <w:spacing w:line="360" w:lineRule="auto"/>
+        <w:ind w:firstLine="708"/>
+        <w:jc w:val="both"/>
+        <w:rPr>
+          <w:rFonts w:ascii="Times New Roman" w:hAnsi="Times New Roman" w:cs="Times New Roman"/>
+          <w:color w:val="000000" w:themeColor="text1"/>
+          <w:sz w:val="28"/>
+          <w:szCs w:val="28"/>
+        </w:rPr>
+      </w:pPr>
+      <w:r>
+        <w:rPr>
+          <w:rFonts w:ascii="Times New Roman" w:hAnsi="Times New Roman" w:cs="Times New Roman"/>
+          <w:color w:val="000000" w:themeColor="text1"/>
+          <w:sz w:val="28"/>
+          <w:szCs w:val="28"/>
+        </w:rPr>
+        <w:lastRenderedPageBreak/>
+        <w:t xml:space="preserve">Дополнительно в библиотеке реализована система дедупликации состояний парсера. Каждая колонка чарта хранит хеш-индекс уже существующих состояний, что позволяет быстро обнаруживать и исключать дубликаты. При этом проверка выполняется в два этапа: сначала сравниваются хеш-значения, после чего при необходимости выполняется точная проверка эквивалентности состояний. Использование структурного sharing-а деревьев разбора позволяет </w:t>
+      </w:r>
+      <w:r>
+        <w:rPr>
+          <w:rFonts w:ascii="Times New Roman" w:hAnsi="Times New Roman" w:cs="Times New Roman"/>
+          <w:color w:val="000000" w:themeColor="text1"/>
+          <w:sz w:val="28"/>
+          <w:szCs w:val="28"/>
+        </w:rPr>
+        <w:t>снова использовать</w:t>
+      </w:r>
+      <w:r>
+        <w:rPr>
+          <w:rFonts w:ascii="Times New Roman" w:hAnsi="Times New Roman" w:cs="Times New Roman"/>
+          <w:color w:val="000000" w:themeColor="text1"/>
+          <w:sz w:val="28"/>
+          <w:szCs w:val="28"/>
+        </w:rPr>
+        <w:t xml:space="preserve"> уже построенные поддеревья между различными альтернативами грамматики без их повторного копирования. Это особенно важно при неоднозначных разборах, где одни и те же фрагменты дерева могут участвовать в нескольких вариантах синтаксического анализа. </w:t>
+      </w:r>
+    </w:p>
+    <w:p>
+      <w:pPr>
+        <w:spacing w:line="360" w:lineRule="auto"/>
+        <w:ind w:firstLine="708"/>
+        <w:jc w:val="both"/>
+        <w:rPr>
+          <w:rFonts w:ascii="Times New Roman" w:hAnsi="Times New Roman" w:cs="Times New Roman"/>
+          <w:color w:val="000000" w:themeColor="text1"/>
+          <w:sz w:val="28"/>
+          <w:szCs w:val="28"/>
+        </w:rPr>
+      </w:pPr>
+      <w:r>
+        <w:rPr>
+          <w:rFonts w:ascii="Times New Roman" w:hAnsi="Times New Roman" w:cs="Times New Roman"/>
+          <w:color w:val="000000" w:themeColor="text1"/>
+          <w:sz w:val="28"/>
+          <w:szCs w:val="28"/>
+        </w:rPr>
+        <w:t xml:space="preserve">Для ускорения морфологического анализа используется глобальный экземпляр </w:t>
+      </w:r>
+      <w:r>
+        <w:rPr>
+          <w:rFonts w:ascii="Times New Roman" w:hAnsi="Times New Roman" w:cs="Times New Roman"/>
+          <w:i/>
+          <w:color w:val="000000" w:themeColor="text1"/>
+          <w:sz w:val="28"/>
+          <w:szCs w:val="28"/>
+          <w:lang w:val="en-US"/>
+        </w:rPr>
+        <w:t>MorphTokenizer</w:t>
+      </w:r>
+      <w:r>
+        <w:rPr>
+          <w:rFonts w:ascii="Times New Roman" w:hAnsi="Times New Roman" w:cs="Times New Roman"/>
+          <w:color w:val="000000" w:themeColor="text1"/>
+          <w:sz w:val="28"/>
+          <w:szCs w:val="28"/>
+        </w:rPr>
+        <w:t xml:space="preserve">, разделяемый между всеми экземплярами парсера. Инициализация токенизатора выполняется лениво — только при первом обращении к морфологическому анализу. Дополнительно поверх анализатора реализован </w:t>
+      </w:r>
+      <w:r>
+        <w:rPr>
+          <w:rFonts w:ascii="Times New Roman" w:hAnsi="Times New Roman" w:cs="Times New Roman"/>
+          <w:color w:val="000000" w:themeColor="text1"/>
+          <w:sz w:val="28"/>
+          <w:szCs w:val="28"/>
+          <w:lang w:val="en-US"/>
+        </w:rPr>
+        <w:t>LRU</w:t>
+      </w:r>
+      <w:r>
+        <w:rPr>
+          <w:rFonts w:ascii="Times New Roman" w:hAnsi="Times New Roman" w:cs="Times New Roman"/>
+          <w:color w:val="000000" w:themeColor="text1"/>
+          <w:sz w:val="28"/>
+          <w:szCs w:val="28"/>
+        </w:rPr>
+        <w:t xml:space="preserve">-кеш, позволяющий повторно использовать результаты разбора часто встречающихся слов. Поскольку при обработке естественного языка многие словоформы повторяются большое количество раз, такой подход существенно сокращает число обращений к морфологическому </w:t>
+      </w:r>
+      <w:r>
+        <w:rPr>
+          <w:rFonts w:ascii="Times New Roman" w:hAnsi="Times New Roman" w:cs="Times New Roman"/>
+          <w:color w:val="000000" w:themeColor="text1"/>
+          <w:sz w:val="28"/>
+          <w:szCs w:val="28"/>
+        </w:rPr>
+        <w:t>токенизатору и словарю</w:t>
+      </w:r>
+      <w:r>
+        <w:rPr>
+          <w:rFonts w:ascii="Times New Roman" w:hAnsi="Times New Roman" w:cs="Times New Roman"/>
+          <w:color w:val="000000" w:themeColor="text1"/>
+          <w:sz w:val="28"/>
+          <w:szCs w:val="28"/>
+        </w:rPr>
+        <w:t>.</w:t>
+      </w:r>
+    </w:p>
+    <w:p>
+      <w:pPr>
+        <w:spacing w:line="360" w:lineRule="auto"/>
+        <w:ind w:firstLine="708"/>
+        <w:jc w:val="both"/>
+        <w:rPr>
+          <w:rFonts w:ascii="Times New Roman" w:hAnsi="Times New Roman" w:cs="Times New Roman"/>
+          <w:color w:val="000000" w:themeColor="text1"/>
+          <w:sz w:val="28"/>
+          <w:szCs w:val="28"/>
+          <w:lang w:val="en-US"/>
+        </w:rPr>
+      </w:pPr>
+      <w:r>
+        <w:rPr>
+          <w:rFonts w:ascii="Times New Roman" w:hAnsi="Times New Roman" w:cs="Times New Roman"/>
+          <w:color w:val="000000" w:themeColor="text1"/>
+          <w:sz w:val="28"/>
+          <w:szCs w:val="28"/>
+        </w:rPr>
+        <w:t xml:space="preserve">Отдельное внимание в RENERT уделяется эффективной работе с памятью. Большинство сложных структур данных, включая правила грамматики, деревья разбора и токены, используют механизм совместного владения через Arc. Это позволяет нескольким состояниям парсера переиспользовать одни и те же объекты без их копирования. При возврате нескольких совпадений исходный текст и массив токенов создаются только один раз и затем разделяются между всеми объектами результата. </w:t>
+      </w:r>
+    </w:p>
+    <w:p>
+      <w:pPr>
+        <w:spacing w:line="360" w:lineRule="auto"/>
+        <w:ind w:firstLine="708"/>
+        <w:jc w:val="both"/>
+        <w:rPr>
+          <w:rFonts w:ascii="Times New Roman" w:hAnsi="Times New Roman" w:cs="Times New Roman"/>
+          <w:color w:val="000000" w:themeColor="text1"/>
+          <w:sz w:val="28"/>
+          <w:szCs w:val="28"/>
+        </w:rPr>
+      </w:pPr>
+      <w:r>
+        <w:rPr>
+          <w:rFonts w:ascii="Times New Roman" w:hAnsi="Times New Roman" w:cs="Times New Roman"/>
+          <w:color w:val="000000" w:themeColor="text1"/>
+          <w:sz w:val="28"/>
+          <w:szCs w:val="28"/>
+        </w:rPr>
+        <w:lastRenderedPageBreak/>
+        <w:t>Для минимизации количества аллокаций токенов по возможности используйте заимствованные срезы исходной строки вместо создания новых объектов String. Компактный тип AnyTokenOwnedLite хранит только диапазоны токенов в исходном тексте и не содержит отдельных значений строкового значения. Такой подход позволяет значительно снизить потребление памяти при обработке больших объемов данных и неоднозначных разборов.</w:t>
+      </w:r>
+    </w:p>
+    <w:p>
+      <w:pPr>
+        <w:spacing w:line="360" w:lineRule="auto"/>
+        <w:ind w:firstLine="708"/>
+        <w:jc w:val="both"/>
+        <w:rPr>
+          <w:rFonts w:ascii="Times New Roman" w:hAnsi="Times New Roman" w:cs="Times New Roman"/>
+          <w:color w:val="000000" w:themeColor="text1"/>
+          <w:sz w:val="28"/>
+          <w:szCs w:val="28"/>
+          <w:lang w:val="en-US"/>
+        </w:rPr>
+      </w:pPr>
+      <w:r>
+        <w:rPr>
+          <w:rFonts w:ascii="Times New Roman" w:hAnsi="Times New Roman" w:cs="Times New Roman"/>
+          <w:color w:val="000000" w:themeColor="text1"/>
+          <w:sz w:val="28"/>
+          <w:szCs w:val="28"/>
+        </w:rPr>
+        <w:t>Дополнительные изменения применяются на этапе токенизации текста. Регулярные выражения объединяются в единый шаблон, позволяющий выполнять разбор входной строки за одну, а не последовательную проверку несколькими независимыми проходами.</w:t>
+      </w:r>
+    </w:p>
+    <w:p>
+      <w:pPr>
+        <w:spacing w:line="360" w:lineRule="auto"/>
+        <w:ind w:firstLine="708"/>
+        <w:jc w:val="both"/>
+        <w:rPr>
+          <w:rFonts w:ascii="Times New Roman" w:hAnsi="Times New Roman" w:cs="Times New Roman"/>
+          <w:color w:val="000000" w:themeColor="text1"/>
+          <w:sz w:val="28"/>
+          <w:szCs w:val="28"/>
+        </w:rPr>
+      </w:pPr>
+      <w:r>
+        <w:rPr>
+          <w:rFonts w:ascii="Times New Roman" w:hAnsi="Times New Roman" w:cs="Times New Roman"/>
+          <w:color w:val="000000" w:themeColor="text1"/>
+          <w:sz w:val="28"/>
+          <w:szCs w:val="28"/>
+        </w:rPr>
+        <w:t xml:space="preserve">В результате последовательные оптимизации позволяют повысить производительность библиотеки </w:t>
+      </w:r>
+      <w:r>
+        <w:rPr>
+          <w:rFonts w:ascii="Times New Roman" w:hAnsi="Times New Roman" w:cs="Times New Roman"/>
+          <w:color w:val="000000" w:themeColor="text1"/>
+          <w:sz w:val="28"/>
+          <w:szCs w:val="28"/>
+          <w:lang w:val="en-US"/>
+        </w:rPr>
+        <w:t>RENERT</w:t>
+      </w:r>
+      <w:r>
+        <w:rPr>
+          <w:rFonts w:ascii="Times New Roman" w:hAnsi="Times New Roman" w:cs="Times New Roman"/>
+          <w:color w:val="000000" w:themeColor="text1"/>
+          <w:sz w:val="28"/>
+          <w:szCs w:val="28"/>
+        </w:rPr>
+        <w:t xml:space="preserve"> при обработке русскоязычных текстов и сложных контекстно-свободных грамматик. Алгоритмические улучшения уменьшают количество циклов парсера Эрли, кеширование малых чисел повторных морфологических анализов, оптимизация работы с памятью и сокращение расходов при построении неоднозначных деревьев. Благодаря использованию языка </w:t>
+      </w:r>
+      <w:r>
+        <w:rPr>
+          <w:rFonts w:ascii="Times New Roman" w:hAnsi="Times New Roman" w:cs="Times New Roman"/>
+          <w:color w:val="000000" w:themeColor="text1"/>
+          <w:sz w:val="28"/>
+          <w:szCs w:val="28"/>
+          <w:lang w:val="en-US"/>
+        </w:rPr>
+        <w:t>Rust</w:t>
+      </w:r>
+      <w:r>
+        <w:rPr>
+          <w:rFonts w:ascii="Times New Roman" w:hAnsi="Times New Roman" w:cs="Times New Roman"/>
+          <w:color w:val="000000" w:themeColor="text1"/>
+          <w:sz w:val="28"/>
+          <w:szCs w:val="28"/>
+        </w:rPr>
+        <w:t xml:space="preserve"> и эффективному управлению этой библиотеки обеспечивается производительность, близкая к системным решениям на </w:t>
+      </w:r>
+      <w:r>
+        <w:rPr>
+          <w:rFonts w:ascii="Times New Roman" w:hAnsi="Times New Roman" w:cs="Times New Roman"/>
+          <w:color w:val="000000" w:themeColor="text1"/>
+          <w:sz w:val="28"/>
+          <w:szCs w:val="28"/>
+          <w:lang w:val="en-US"/>
+        </w:rPr>
+        <w:t>C</w:t>
+      </w:r>
+      <w:r>
+        <w:rPr>
+          <w:rFonts w:ascii="Times New Roman" w:hAnsi="Times New Roman" w:cs="Times New Roman"/>
+          <w:color w:val="000000" w:themeColor="text1"/>
+          <w:sz w:val="28"/>
+          <w:szCs w:val="28"/>
+        </w:rPr>
+        <w:t xml:space="preserve"> и </w:t>
+      </w:r>
+      <w:r>
+        <w:rPr>
+          <w:rFonts w:ascii="Times New Roman" w:hAnsi="Times New Roman" w:cs="Times New Roman"/>
+          <w:color w:val="000000" w:themeColor="text1"/>
+          <w:sz w:val="28"/>
+          <w:szCs w:val="28"/>
+          <w:lang w:val="en-US"/>
+        </w:rPr>
+        <w:t>C</w:t>
+      </w:r>
+      <w:r>
+        <w:rPr>
+          <w:rFonts w:ascii="Times New Roman" w:hAnsi="Times New Roman" w:cs="Times New Roman"/>
+          <w:color w:val="000000" w:themeColor="text1"/>
+          <w:sz w:val="28"/>
+          <w:szCs w:val="28"/>
+        </w:rPr>
+        <w:t>++, сохраняя при этом высокий уровень безопасности памяти и удобство разработки.</w:t>
+      </w:r>
+    </w:p>
+    <w:p>
+      <w:pPr>
+        <w:spacing w:after="0" w:line="240" w:lineRule="auto"/>
+        <w:rPr>
+          <w:rFonts w:ascii="Times New Roman" w:hAnsi="Times New Roman" w:cs="Times New Roman"/>
+          <w:color w:val="000000" w:themeColor="text1"/>
+          <w:sz w:val="28"/>
+          <w:szCs w:val="28"/>
+        </w:rPr>
+      </w:pPr>
+      <w:r>
+        <w:rPr>
+          <w:rFonts w:ascii="Times New Roman" w:hAnsi="Times New Roman" w:cs="Times New Roman"/>
+          <w:color w:val="000000" w:themeColor="text1"/>
+          <w:sz w:val="28"/>
+          <w:szCs w:val="28"/>
+        </w:rPr>
+        <w:br w:type="page"/>
+      </w:r>
+    </w:p>
+    <w:p>
+      <w:pPr>
+        <w:pStyle w:val="afa"/>
+        <w:numPr>
+          <w:ilvl w:val="0"/>
+          <w:numId w:val="13"/>
+        </w:numPr>
+        <w:spacing w:line="360" w:lineRule="auto"/>
+        <w:ind w:left="714" w:hanging="357"/>
+        <w:jc w:val="center"/>
+        <w:outlineLvl w:val="0"/>
+        <w:rPr>
+          <w:rFonts w:ascii="Times New Roman" w:hAnsi="Times New Roman" w:cs="Times New Roman"/>
+          <w:b/>
+          <w:color w:val="000000" w:themeColor="text1"/>
+          <w:sz w:val="32"/>
+          <w:szCs w:val="32"/>
+        </w:rPr>
+      </w:pPr>
+      <w:bookmarkStart w:id="14" w:name="_Toc229154737"/>
+      <w:r>
+        <w:rPr>
+          <w:rFonts w:ascii="Times New Roman" w:hAnsi="Times New Roman" w:cs="Times New Roman"/>
+          <w:b/>
+          <w:color w:val="000000" w:themeColor="text1"/>
+          <w:sz w:val="32"/>
+          <w:szCs w:val="32"/>
+        </w:rPr>
+        <w:lastRenderedPageBreak/>
+        <w:t>Вычислительный эксперимент</w:t>
+      </w:r>
+      <w:bookmarkEnd w:id="14"/>
+    </w:p>
+    <w:p>
+      <w:pPr>
+        <w:spacing w:line="360" w:lineRule="auto"/>
+        <w:ind w:left="360"/>
+        <w:jc w:val="both"/>
+        <w:rPr>
+          <w:rFonts w:ascii="Times New Roman" w:hAnsi="Times New Roman" w:cs="Times New Roman"/>
+          <w:color w:val="000000" w:themeColor="text1"/>
+          <w:sz w:val="28"/>
+          <w:szCs w:val="28"/>
+        </w:rPr>
+      </w:pPr>
+      <w:r>
+        <w:rPr>
+          <w:rFonts w:ascii="Times New Roman" w:hAnsi="Times New Roman" w:cs="Times New Roman"/>
+          <w:color w:val="000000" w:themeColor="text1"/>
+          <w:sz w:val="28"/>
+          <w:szCs w:val="28"/>
+        </w:rPr>
+        <w:t>ыаволаырвораоыловралорыолар</w:t>
       </w:r>
     </w:p>
     <w:p>
@@ -14969,7 +15961,7 @@
           <w:szCs w:val="32"/>
         </w:rPr>
       </w:pPr>
-      <w:bookmarkStart w:id="14" w:name="_Toc228996021"/>
+      <w:bookmarkStart w:id="15" w:name="_Toc229154738"/>
       <w:r>
         <w:rPr>
           <w:rFonts w:ascii="Times New Roman" w:hAnsi="Times New Roman" w:cs="Times New Roman"/>
@@ -14980,7 +15972,7 @@
         </w:rPr>
         <w:t>Список литературы</w:t>
       </w:r>
-      <w:bookmarkEnd w:id="14"/>
+      <w:bookmarkEnd w:id="15"/>
     </w:p>
     <w:p>
       <w:pPr>
@@ -15006,7 +15998,7 @@
         </w:rPr>
         <w:t xml:space="preserve">Yargy: библиотека для извлечения сущностей из текста [Электронный ресурс]. — URL: </w:t>
       </w:r>
-      <w:hyperlink r:id="rId12" w:history="1">
+      <w:hyperlink r:id="rId13" w:history="1">
         <w:r>
           <w:rPr>
             <w:rStyle w:val="a7"/>
@@ -15045,7 +16037,7 @@
         </w:rPr>
         <w:t xml:space="preserve">Jay Earley. 1970. An efficient context-free parsing algorithm. Commun. ACM 13, 2 (Feb 1970), 94–102. </w:t>
       </w:r>
-      <w:hyperlink r:id="rId13" w:history="1">
+      <w:hyperlink r:id="rId14" w:history="1">
         <w:r>
           <w:rPr>
             <w:rStyle w:val="a7"/>
@@ -15136,7 +16128,7 @@
           <w:sz w:val="28"/>
           <w:szCs w:val="28"/>
         </w:rPr>
-        <w:t xml:space="preserve">Методы и алгоритмы распознавания и связывания сущностей для построения систем автоматического извлечения информации из научных текстов : автореферат дис. ... кандидата технических наук : 05.13.17 / Бручес Елена Павловна; [Место защиты: ФГБОУ ВО «Сибирский государственный университет </w:t>
+        <w:t>Методы и алгоритмы распознавания и связывания сущностей для построения систем автоматического извлечения информации из научных текстов : автореферат дис. ... кандидата технических наук : 05.13.17 / Бручес Елена Павловна; [Место защиты: ФГБОУ ВО «Сибирский государственный университет телекоммуникаций и информатики»]</w:t>
       </w:r>
       <w:r>
         <w:rPr>
@@ -15145,22 +16137,12 @@
           <w:sz w:val="28"/>
           <w:szCs w:val="28"/>
         </w:rPr>
-        <w:lastRenderedPageBreak/>
-        <w:t>телекоммуникаций и информатики»]</w:t>
-      </w:r>
-      <w:r>
-        <w:rPr>
-          <w:rFonts w:ascii="Times New Roman" w:hAnsi="Times New Roman" w:cs="Times New Roman"/>
-          <w:bCs/>
-          <w:sz w:val="28"/>
-          <w:szCs w:val="28"/>
-        </w:rPr>
         <w:t>. — Новосибирск, 2021. — 18 с..</w:t>
       </w:r>
       <w:r>
         <w:t xml:space="preserve"> </w:t>
       </w:r>
-      <w:hyperlink r:id="rId14" w:history="1">
+      <w:hyperlink r:id="rId15" w:history="1">
         <w:r>
           <w:rPr>
             <w:rStyle w:val="a7"/>
@@ -15229,7 +16211,7 @@
         </w:rPr>
         <w:t xml:space="preserve">: электронный // </w:t>
       </w:r>
-      <w:hyperlink r:id="rId15" w:history="1">
+      <w:hyperlink r:id="rId16" w:history="1">
         <w:r>
           <w:rPr>
             <w:rStyle w:val="a7"/>
@@ -15248,7 +16230,7 @@
         </w:rPr>
         <w:t xml:space="preserve">. — URL: </w:t>
       </w:r>
-      <w:hyperlink r:id="rId16" w:history="1">
+      <w:hyperlink r:id="rId17" w:history="1">
         <w:r>
           <w:rPr>
             <w:rStyle w:val="a7"/>
@@ -15323,7 +16305,7 @@
         </w:rPr>
         <w:t> Программирование на языке Rust = Programming Rust. — </w:t>
       </w:r>
-      <w:hyperlink r:id="rId17" w:tooltip="ДМК Пресс (страница отсутствует)" w:history="1">
+      <w:hyperlink r:id="rId18" w:tooltip="ДМК Пресс (страница отсутствует)" w:history="1">
         <w:r>
           <w:rPr>
             <w:rStyle w:val="a7"/>
@@ -15333,29 +16315,7 @@
             <w:szCs w:val="28"/>
             <w:shd w:val="clear" w:color="auto" w:fill="FFFFFF"/>
           </w:rPr>
-          <w:t xml:space="preserve">ДМК </w:t>
-        </w:r>
-        <w:r>
-          <w:rPr>
-            <w:rStyle w:val="a7"/>
-            <w:rFonts w:ascii="Times New Roman" w:hAnsi="Times New Roman" w:cs="Times New Roman"/>
-            <w:color w:val="BF3C2C"/>
-            <w:sz w:val="28"/>
-            <w:szCs w:val="28"/>
-            <w:shd w:val="clear" w:color="auto" w:fill="FFFFFF"/>
-          </w:rPr>
-          <w:t>П</w:t>
-        </w:r>
-        <w:r>
-          <w:rPr>
-            <w:rStyle w:val="a7"/>
-            <w:rFonts w:ascii="Times New Roman" w:hAnsi="Times New Roman" w:cs="Times New Roman"/>
-            <w:color w:val="BF3C2C"/>
-            <w:sz w:val="28"/>
-            <w:szCs w:val="28"/>
-            <w:shd w:val="clear" w:color="auto" w:fill="FFFFFF"/>
-          </w:rPr>
-          <w:t>ресс</w:t>
+          <w:t>ДМК Пресс</w:t>
         </w:r>
       </w:hyperlink>
       <w:r>
@@ -15368,7 +16328,7 @@
         </w:rPr>
         <w:t>, 2018. — 550 с. — </w:t>
       </w:r>
-      <w:hyperlink r:id="rId18" w:history="1">
+      <w:hyperlink r:id="rId19" w:history="1">
         <w:r>
           <w:rPr>
             <w:rStyle w:val="a7"/>
@@ -15419,7 +16379,7 @@
         </w:rPr>
         <w:t> </w:t>
       </w:r>
-      <w:hyperlink r:id="rId19" w:history="1">
+      <w:hyperlink r:id="rId20" w:history="1">
         <w:r>
           <w:rPr>
             <w:rStyle w:val="a7"/>
@@ -15499,7 +16459,7 @@
       </w:r>
     </w:p>
     <w:sectPr>
-      <w:footerReference w:type="default" r:id="rId20"/>
+      <w:footerReference w:type="default" r:id="rId21"/>
       <w:pgSz w:w="11906" w:h="16838"/>
       <w:pgMar w:top="1134" w:right="851" w:bottom="1191" w:left="1701" w:header="0" w:footer="1134" w:gutter="0"/>
       <w:cols w:space="720"/>
@@ -15560,7 +16520,7 @@
             <w:rPr>
               <w:noProof/>
             </w:rPr>
-            <w:t>4</w:t>
+            <w:t>3</w:t>
           </w:r>
         </w:fldSimple>
       </w:p>
@@ -17421,7 +18381,7 @@
   <w:style w:type="paragraph" w:default="1" w:styleId="a">
     <w:name w:val="Normal"/>
     <w:qFormat/>
-    <w:rsid w:val="00A47495"/>
+    <w:rsid w:val="008C23FD"/>
     <w:pPr>
       <w:spacing w:after="160" w:line="259" w:lineRule="auto"/>
     </w:pPr>
@@ -17433,6 +18393,7 @@
   <w:style w:type="character" w:default="1" w:styleId="a0">
     <w:name w:val="Default Paragraph Font"/>
     <w:uiPriority w:val="1"/>
+    <w:semiHidden/>
     <w:unhideWhenUsed/>
   </w:style>
   <w:style w:type="table" w:default="1" w:styleId="a1">
